--- a/index.docx
+++ b/index.docx
@@ -23,7 +23,7 @@
         <w:pStyle w:val="Abstract"/>
       </w:pPr>
       <w:r>
-        <w:t xml:space="preserve">Optimal monitoring strategies should be designed to efficiently monitor all essential facets of biodiversity. Yet, species interactions are often overlooked in monitoring designs compared to spatial coverage and species richness, partly due to the inherent difficulty of sampling and monitoring interactions compared to species distributions. Here, we used simulations to test the efficiency of monitoring species interactions within Biodiversity Observations Networks (BONs). We tested several methods for designing and optimizing BONs to monitor species interactions and examined efficiency when increasing the number of monitored sites. We showed that the required sampling effort is considerably higher for interactions, especially when considering that interaction realization and detection realistically depend on species abundance. Thus, expectations to monitor a relevant proportion of interactions within a BON should be lower than expectations to monitor its species. However, from a single-species perspective, optimizing monitoring designs based on a known species range proved an efficient strategy to retrieve its interactions, outperforming designs based on total species or interaction richness. Further efficiency gains required detailed knowledge of where realized interactions occurred, highlighting the need for better knowledge of where interactions are likely to take place and integration of factors influencing interaction realization, such as species abundances. Our results were consistent even when the total species range was over- or underestimated by 10%, which shows a tolerance in the precision of the information required for optimization. Therefore, our results highlight how attainable levels of information can lead to efficiency improvements when designing BONs. With the right target and optimization strategy, available information, such as species ranges, can guide observation network designs to monitor species interactions as central biodiversity components.</w:t>
+        <w:t xml:space="preserve">Optimal monitoring strategies should be designed to efficiently monitor all essential facets of biodiversity. Yet, species interactions are often overlooked in monitoring designs compared to spatial coverage and species richness, partly due to the inherent difficulty of sampling and monitoring interactions compared to species distributions. Here, we used simulations to test the efficiency of monitoring species interactions within Biodiversity Observations Networks (BONs). We tested several methods for designing and optimizing BONs to monitor species interactions and examined efficiency when increasing the number of monitored sites. We showed that the required sampling effort is considerably higher for interactions, especially when considering that interaction realization and detection realistically depend on species abundance. Thus, expectations to monitor a relevant proportion of interactions within a BON should be lower than expectations to monitor its species. However, from a single-species perspective, optimizing monitoring designs based on a known species range proved an efficient strategy to retrieve its interactions, outperforming designs based on total species or interaction richness. Further efficiency gains required detailed knowledge of where realized interactions occurred, highlighting the need for better knowledge of where interactions are likely to take place and integration of factors influencing interaction realization, such as species abundances. Our results were consistent even when the total species range was over- or underestimated by 10%, which shows a tolerance in the precision of the information required for optimization. Therefore, our results highlight how attainable levels of information can lead to efficiency improvements when designing BONs. With the right target and optimization strategy, and readily available information, such as species ranges, we can therefore guide observation network designs to monitor species interactions as central biodiversity components.</w:t>
       </w:r>
     </w:p>
     <w:bookmarkStart w:id="9" w:name="introduction"/>
@@ -172,7 +172,7 @@
         <w:t xml:space="preserve"> </w:t>
       </w:r>
       <w:r>
-        <w:t xml:space="preserve">[@Kissling2024ModEff]</w:t>
+        <w:t xml:space="preserve">[@Kissling2026BuiBac]</w:t>
       </w:r>
       <w:r>
         <w:t xml:space="preserve"> </w:t>
@@ -291,13 +291,13 @@
         <w:t xml:space="preserve"> </w:t>
       </w:r>
       <w:r>
-        <w:t xml:space="preserve">iii) filling of spatial gaps</w:t>
-      </w:r>
-      <w:r>
-        <w:t xml:space="preserve"> </w:t>
-      </w:r>
-      <w:r>
-        <w:t xml:space="preserve">[@Kissling2024ModEff]</w:t>
+        <w:t xml:space="preserve">and iii) filling of spatial gaps</w:t>
+      </w:r>
+      <w:r>
+        <w:t xml:space="preserve"> </w:t>
+      </w:r>
+      <w:r>
+        <w:t xml:space="preserve">[@Kissling2026BuiBac]</w:t>
       </w:r>
       <w:r>
         <w:t xml:space="preserve">. Second, ecological</w:t>
@@ -348,13 +348,13 @@
         <w:t xml:space="preserve"> </w:t>
       </w:r>
       <w:r>
-        <w:t xml:space="preserve">over sampling designs. On one hand, maximizing richness can efficiently capture</w:t>
-      </w:r>
-      <w:r>
-        <w:t xml:space="preserve"> </w:t>
-      </w:r>
-      <w:r>
-        <w:t xml:space="preserve">functional and phylogenetic diversity in conservation networks</w:t>
+        <w:t xml:space="preserve">over sampling designs. Maximizing richness can efficiently capture functional</w:t>
+      </w:r>
+      <w:r>
+        <w:t xml:space="preserve"> </w:t>
+      </w:r>
+      <w:r>
+        <w:t xml:space="preserve">and phylogenetic diversity in conservation networks</w:t>
       </w:r>
       <w:r>
         <w:t xml:space="preserve"> </w:t>
@@ -363,52 +363,58 @@
         <w:t xml:space="preserve">[@Willig2023ProBio]</w:t>
       </w:r>
       <w:r>
-        <w:t xml:space="preserve">. On the other hand, the use of species richness to measure</w:t>
-      </w:r>
-      <w:r>
-        <w:t xml:space="preserve"> </w:t>
-      </w:r>
-      <w:r>
-        <w:t xml:space="preserve">biodiversity change and guide biological conservation has also been criticized,</w:t>
-      </w:r>
-      <w:r>
-        <w:t xml:space="preserve"> </w:t>
-      </w:r>
-      <w:r>
-        <w:t xml:space="preserve">mainly since trends in species richness do not properly capture local changes,</w:t>
-      </w:r>
-      <w:r>
-        <w:t xml:space="preserve"> </w:t>
-      </w:r>
-      <w:r>
-        <w:t xml:space="preserve">neglecting species identities and functional roles, and do not providing</w:t>
-      </w:r>
-      <w:r>
-        <w:t xml:space="preserve"> </w:t>
-      </w:r>
-      <w:r>
-        <w:t xml:space="preserve">information on persistence of biodiversity and ecosystem services</w:t>
-      </w:r>
-      <w:r>
-        <w:t xml:space="preserve"> </w:t>
-      </w:r>
-      <w:r>
-        <w:t xml:space="preserve">[@Hillebrand2018BioCha; @FletcherJr.2025SpeRic; @Aguiar2024UntBio]</w:t>
-      </w:r>
-      <w:r>
-        <w:t xml:space="preserve">. Thus, there</w:t>
-      </w:r>
-      <w:r>
-        <w:t xml:space="preserve"> </w:t>
-      </w:r>
-      <w:r>
-        <w:t xml:space="preserve">is a need to better adjust BON sampling designs to biodiversity facets beyond</w:t>
-      </w:r>
-      <w:r>
-        <w:t xml:space="preserve"> </w:t>
-      </w:r>
-      <w:r>
-        <w:t xml:space="preserve">species richness.</w:t>
+        <w:t xml:space="preserve">. Yet,</w:t>
+      </w:r>
+      <w:r>
+        <w:t xml:space="preserve"> </w:t>
+      </w:r>
+      <w:r>
+        <w:t xml:space="preserve">the use of species richness to measure biodiversity change and guide biological</w:t>
+      </w:r>
+      <w:r>
+        <w:t xml:space="preserve"> </w:t>
+      </w:r>
+      <w:r>
+        <w:t xml:space="preserve">conservation has also been criticized, mainly since trends in species richness</w:t>
+      </w:r>
+      <w:r>
+        <w:t xml:space="preserve"> </w:t>
+      </w:r>
+      <w:r>
+        <w:t xml:space="preserve">do not properly capture local changes – neglecting species identities and</w:t>
+      </w:r>
+      <w:r>
+        <w:t xml:space="preserve"> </w:t>
+      </w:r>
+      <w:r>
+        <w:t xml:space="preserve">functional roles – and fail to provide complete information on the persistence</w:t>
+      </w:r>
+      <w:r>
+        <w:t xml:space="preserve"> </w:t>
+      </w:r>
+      <w:r>
+        <w:t xml:space="preserve">of biodiversity and ecosystem services</w:t>
+      </w:r>
+      <w:r>
+        <w:t xml:space="preserve"> </w:t>
+      </w:r>
+      <w:r>
+        <w:t xml:space="preserve">[@Hillebrand2018BioCha;</w:t>
+      </w:r>
+      <w:r>
+        <w:t xml:space="preserve"> </w:t>
+      </w:r>
+      <w:r>
+        <w:t xml:space="preserve">@FletcherJr.2025SpeRic; @Aguiar2024UntBio]</w:t>
+      </w:r>
+      <w:r>
+        <w:t xml:space="preserve">. Thus, there is a need to better</w:t>
+      </w:r>
+      <w:r>
+        <w:t xml:space="preserve"> </w:t>
+      </w:r>
+      <w:r>
+        <w:t xml:space="preserve">adjust BON sampling designs to biodiversity facets beyond species richness.</w:t>
       </w:r>
     </w:p>
     <w:p>
@@ -431,13 +437,13 @@
         <w:t xml:space="preserve"> </w:t>
       </w:r>
       <w:r>
-        <w:t xml:space="preserve">ecosystem functioning and health, yet are undervalued in biodiversity monitoring</w:t>
-      </w:r>
-      <w:r>
-        <w:t xml:space="preserve"> </w:t>
-      </w:r>
-      <w:r>
-        <w:t xml:space="preserve">and conservation</w:t>
+        <w:t xml:space="preserve">ecosystem functioning and health, yet are underrepresented in biodiversity</w:t>
+      </w:r>
+      <w:r>
+        <w:t xml:space="preserve"> </w:t>
+      </w:r>
+      <w:r>
+        <w:t xml:space="preserve">monitoring and conservation</w:t>
       </w:r>
       <w:r>
         <w:t xml:space="preserve"> </w:t>
@@ -446,13 +452,13 @@
         <w:t xml:space="preserve">[@Jordano2016ChaEco; @Dansereau2025OveDis]</w:t>
       </w:r>
       <w:r>
-        <w:t xml:space="preserve">. Interactions</w:t>
-      </w:r>
-      <w:r>
-        <w:t xml:space="preserve"> </w:t>
-      </w:r>
-      <w:r>
-        <w:t xml:space="preserve">mediate community and ecosystem responses to change</w:t>
+        <w:t xml:space="preserve">.</w:t>
+      </w:r>
+      <w:r>
+        <w:t xml:space="preserve"> </w:t>
+      </w:r>
+      <w:r>
+        <w:t xml:space="preserve">Interactions mediate community and ecosystem responses to change</w:t>
       </w:r>
       <w:r>
         <w:t xml:space="preserve"> </w:t>
@@ -464,13 +470,13 @@
         <w:t xml:space="preserve"> </w:t>
       </w:r>
       <w:r>
-        <w:t xml:space="preserve">and can</w:t>
-      </w:r>
-      <w:r>
-        <w:t xml:space="preserve"> </w:t>
-      </w:r>
-      <w:r>
-        <w:t xml:space="preserve">improve our ability to predict responses to climate change</w:t>
+        <w:t xml:space="preserve">and can improve our ability to predict responses to climate</w:t>
+      </w:r>
+      <w:r>
+        <w:t xml:space="preserve"> </w:t>
+      </w:r>
+      <w:r>
+        <w:t xml:space="preserve">change</w:t>
       </w:r>
       <w:r>
         <w:t xml:space="preserve"> </w:t>
@@ -479,97 +485,91 @@
         <w:t xml:space="preserve">[@Abrego2021AccSpe]</w:t>
       </w:r>
       <w:r>
+        <w:t xml:space="preserve">. They have their own spatial and macro-ecological</w:t>
+      </w:r>
+      <w:r>
+        <w:t xml:space="preserve"> </w:t>
+      </w:r>
+      <w:r>
+        <w:t xml:space="preserve">dynamics</w:t>
+      </w:r>
+      <w:r>
+        <w:t xml:space="preserve"> </w:t>
+      </w:r>
+      <w:r>
+        <w:t xml:space="preserve">[@Windsor2023UsiEco; @Mestre2022DisFoo; @Baiser2019EcoRul;</w:t>
+      </w:r>
+      <w:r>
+        <w:t xml:space="preserve"> </w:t>
+      </w:r>
+      <w:r>
+        <w:t xml:space="preserve">@Dansereau2024SpaExp]</w:t>
+      </w:r>
+      <w:r>
+        <w:t xml:space="preserve">, and may be lost (or change) faster than species</w:t>
+      </w:r>
+      <w:r>
+        <w:t xml:space="preserve"> </w:t>
+      </w:r>
+      <w:r>
+        <w:t xml:space="preserve">[@Valiente-Banuet2015SpeLos; @Dore2021RelEff]</w:t>
+      </w:r>
+      <w:r>
+        <w:t xml:space="preserve">. Despite a lack of data at global</w:t>
+      </w:r>
+      <w:r>
+        <w:t xml:space="preserve"> </w:t>
+      </w:r>
+      <w:r>
+        <w:t xml:space="preserve">scales and uneven data availability across different interaction types and</w:t>
+      </w:r>
+      <w:r>
+        <w:t xml:space="preserve"> </w:t>
+      </w:r>
+      <w:r>
+        <w:t xml:space="preserve">environments</w:t>
+      </w:r>
+      <w:r>
+        <w:t xml:space="preserve"> </w:t>
+      </w:r>
+      <w:r>
+        <w:t xml:space="preserve">[@Hortal2015SevSho; @Poisot2021GloKno]</w:t>
+      </w:r>
+      <w:r>
+        <w:t xml:space="preserve">, we now have sufficient</w:t>
+      </w:r>
+      <w:r>
+        <w:t xml:space="preserve"> </w:t>
+      </w:r>
+      <w:r>
+        <w:t xml:space="preserve">conceptual tools to support the added value of species interactions in designing</w:t>
+      </w:r>
+      <w:r>
+        <w:t xml:space="preserve"> </w:t>
+      </w:r>
+      <w:r>
+        <w:t xml:space="preserve">efficient management actions</w:t>
+      </w:r>
+      <w:r>
+        <w:t xml:space="preserve"> </w:t>
+      </w:r>
+      <w:r>
+        <w:t xml:space="preserve">[@Dansereau2025OveDis; @Moracho2025RebEco]</w:t>
+      </w:r>
+      <w:r>
         <w:t xml:space="preserve">.</w:t>
       </w:r>
       <w:r>
         <w:t xml:space="preserve"> </w:t>
       </w:r>
       <w:r>
-        <w:t xml:space="preserve">They have their own spatial and macro-ecological dynamics</w:t>
-      </w:r>
-      <w:r>
-        <w:t xml:space="preserve"> </w:t>
-      </w:r>
-      <w:r>
-        <w:t xml:space="preserve">[@Windsor2023UsiEco;</w:t>
-      </w:r>
-      <w:r>
-        <w:t xml:space="preserve"> </w:t>
-      </w:r>
-      <w:r>
-        <w:t xml:space="preserve">@Mestre2022DisFoo; @Baiser2019EcoRul; @Dansereau2024SpaExp]</w:t>
-      </w:r>
-      <w:r>
-        <w:t xml:space="preserve">, and may be lost (or</w:t>
-      </w:r>
-      <w:r>
-        <w:t xml:space="preserve"> </w:t>
-      </w:r>
-      <w:r>
-        <w:t xml:space="preserve">change) faster than species</w:t>
-      </w:r>
-      <w:r>
-        <w:t xml:space="preserve"> </w:t>
-      </w:r>
-      <w:r>
-        <w:t xml:space="preserve">[@Valiente-Banuet2015SpeLos; @Dore2021RelEff]</w:t>
-      </w:r>
-      <w:r>
-        <w:t xml:space="preserve">.</w:t>
-      </w:r>
-      <w:r>
-        <w:t xml:space="preserve"> </w:t>
-      </w:r>
-      <w:r>
-        <w:t xml:space="preserve">Despite a lack of data at global scales and uneven data availability across</w:t>
-      </w:r>
-      <w:r>
-        <w:t xml:space="preserve"> </w:t>
-      </w:r>
-      <w:r>
-        <w:t xml:space="preserve">different interaction types and environments</w:t>
-      </w:r>
-      <w:r>
-        <w:t xml:space="preserve"> </w:t>
-      </w:r>
-      <w:r>
-        <w:t xml:space="preserve">[@Hortal2015SevSho;</w:t>
-      </w:r>
-      <w:r>
-        <w:t xml:space="preserve"> </w:t>
-      </w:r>
-      <w:r>
-        <w:t xml:space="preserve">@Poisot2021GloKno]</w:t>
-      </w:r>
-      <w:r>
-        <w:t xml:space="preserve">, we now have sufficient conceptual tools to support the added</w:t>
-      </w:r>
-      <w:r>
-        <w:t xml:space="preserve"> </w:t>
-      </w:r>
-      <w:r>
-        <w:t xml:space="preserve">value of species interactions in designing efficient management actions</w:t>
-      </w:r>
-      <w:r>
-        <w:t xml:space="preserve"> </w:t>
-      </w:r>
-      <w:r>
-        <w:t xml:space="preserve">[@Dansereau2025OveDis; @Moracho2025RebEco]</w:t>
-      </w:r>
-      <w:r>
-        <w:t xml:space="preserve">. Therefore, integrating species</w:t>
-      </w:r>
-      <w:r>
-        <w:t xml:space="preserve"> </w:t>
-      </w:r>
-      <w:r>
-        <w:t xml:space="preserve">interactions into existing monitoring programs, such as BONs, is something we</w:t>
-      </w:r>
-      <w:r>
-        <w:t xml:space="preserve"> </w:t>
-      </w:r>
-      <w:r>
-        <w:t xml:space="preserve">need to undertake in the near future.</w:t>
+        <w:t xml:space="preserve">Therefore, integrating species interactions into existing monitoring programs,</w:t>
+      </w:r>
+      <w:r>
+        <w:t xml:space="preserve"> </w:t>
+      </w:r>
+      <w:r>
+        <w:t xml:space="preserve">such as BONs, is something we need to undertake in the near future.</w:t>
       </w:r>
     </w:p>
     <w:p>
@@ -652,7 +652,7 @@
         <w:t xml:space="preserve"> </w:t>
       </w:r>
       <w:r>
-        <w:t xml:space="preserve">allow to know the list of interactions (and vice versa), therefore justifying</w:t>
+        <w:t xml:space="preserve">allow knowing the list of interactions (and vice versa), therefore justifying</w:t>
       </w:r>
       <w:r>
         <w:t xml:space="preserve"> </w:t>
@@ -664,7 +664,7 @@
         <w:t xml:space="preserve"> </w:t>
       </w:r>
       <w:r>
-        <w:t xml:space="preserve">challenge to do so is that the sampling effort required to document interactions</w:t>
+        <w:t xml:space="preserve">challenge to do so is that the sampling effort required to detect interactions</w:t>
       </w:r>
       <w:r>
         <w:t xml:space="preserve"> </w:t>
@@ -709,34 +709,40 @@
         <w:t xml:space="preserve">[@Jordano2016SamNet]</w:t>
       </w:r>
       <w:r>
-        <w:t xml:space="preserve">. While some</w:t>
-      </w:r>
-      <w:r>
-        <w:t xml:space="preserve"> </w:t>
-      </w:r>
-      <w:r>
-        <w:t xml:space="preserve">quantitative network properties such as connectance are less affected by</w:t>
-      </w:r>
-      <w:r>
-        <w:t xml:space="preserve"> </w:t>
-      </w:r>
-      <w:r>
-        <w:t xml:space="preserve">sampling completeness, network composition and binary measurements derived from</w:t>
-      </w:r>
-      <w:r>
-        <w:t xml:space="preserve"> </w:t>
-      </w:r>
-      <w:r>
-        <w:t xml:space="preserve">it will vary widely if interactions are missed (e.g. number of links,</w:t>
-      </w:r>
-      <w:r>
-        <w:t xml:space="preserve"> </w:t>
-      </w:r>
-      <w:r>
-        <w:t xml:space="preserve"> </w:t>
-      </w:r>
-      <w:r>
-        <w:t xml:space="preserve">).</w:t>
+        <w:t xml:space="preserve">. While some network</w:t>
+      </w:r>
+      <w:r>
+        <w:t xml:space="preserve"> </w:t>
+      </w:r>
+      <w:r>
+        <w:t xml:space="preserve">properties such as connectance can be approximated with lesser sampling effort,</w:t>
+      </w:r>
+      <w:r>
+        <w:t xml:space="preserve"> </w:t>
+      </w:r>
+      <w:r>
+        <w:t xml:space="preserve">network composition assessments regarding the number of species and links will</w:t>
+      </w:r>
+      <w:r>
+        <w:t xml:space="preserve"> </w:t>
+      </w:r>
+      <w:r>
+        <w:t xml:space="preserve">vary widely if interactions are missed</w:t>
+      </w:r>
+      <w:r>
+        <w:t xml:space="preserve"> </w:t>
+      </w:r>
+      <w:r>
+        <w:t xml:space="preserve">[@Vizentin-Bugoni2016InfSam;</w:t>
+      </w:r>
+      <w:r>
+        <w:t xml:space="preserve"> </w:t>
+      </w:r>
+      <w:r>
+        <w:t xml:space="preserve">@Poisot2012DisSpe]</w:t>
+      </w:r>
+      <w:r>
+        <w:t xml:space="preserve">.</w:t>
       </w:r>
     </w:p>
     <w:p>
@@ -750,7 +756,7 @@
         <w:t xml:space="preserve"> </w:t>
       </w:r>
       <w:r>
-        <w:t xml:space="preserve">consider variation in local sampling from an explicitly spatial perspective—that</w:t>
+        <w:t xml:space="preserve">consider variation in local sampling from a spatially-explicit perspective—that</w:t>
       </w:r>
       <w:r>
         <w:t xml:space="preserve"> </w:t>
@@ -768,40 +774,37 @@
         <w:t xml:space="preserve"> </w:t>
       </w:r>
       <w:r>
-        <w:t xml:space="preserve">evaluation of sampling effort relating to interactions were not explicitly</w:t>
-      </w:r>
-      <w:r>
-        <w:t xml:space="preserve"> </w:t>
-      </w:r>
-      <w:r>
-        <w:t xml:space="preserve">spatial in a way that directly ties to biodiversity monitoring: they</w:t>
-      </w:r>
-      <w:r>
-        <w:t xml:space="preserve"> </w:t>
-      </w:r>
-      <w:r>
-        <w:t xml:space="preserve">investigated expected variations using dataset resampling (to measure the effect</w:t>
-      </w:r>
-      <w:r>
-        <w:t xml:space="preserve"> </w:t>
-      </w:r>
-      <w:r>
-        <w:t xml:space="preserve">on network composition and properties,</w:t>
-      </w:r>
-      <w:r>
-        <w:t xml:space="preserve"> </w:t>
-      </w:r>
-      <w:r>
-        <w:t xml:space="preserve"> </w:t>
-      </w:r>
-      <w:r>
-        <w:t xml:space="preserve">), focused on the effect of scale</w:t>
-      </w:r>
-      <w:r>
-        <w:t xml:space="preserve"> </w:t>
-      </w:r>
-      <w:r>
-        <w:t xml:space="preserve">(showing that many network structure metrics are robust across spatial scales,</w:t>
+        <w:t xml:space="preserve">evaluations of sampling effort relating to interactions have used spatial data,</w:t>
+      </w:r>
+      <w:r>
+        <w:t xml:space="preserve"> </w:t>
+      </w:r>
+      <w:r>
+        <w:t xml:space="preserve">but were not tied to biodiversity monitoring efficiency in spatially-explicit</w:t>
+      </w:r>
+      <w:r>
+        <w:t xml:space="preserve"> </w:t>
+      </w:r>
+      <w:r>
+        <w:t xml:space="preserve">way: they used dataset resampling to measure the variation of network</w:t>
+      </w:r>
+      <w:r>
+        <w:t xml:space="preserve"> </w:t>
+      </w:r>
+      <w:r>
+        <w:t xml:space="preserve">composition and properties (</w:t>
+      </w:r>
+      <w:r>
+        <w:t xml:space="preserve"> </w:t>
+      </w:r>
+      <w:r>
+        <w:t xml:space="preserve">), focused on the effect of spatial scale</w:t>
+      </w:r>
+      <w:r>
+        <w:t xml:space="preserve"> </w:t>
+      </w:r>
+      <w:r>
+        <w:t xml:space="preserve">(showing that many network structure metrics are robust across scales,</w:t>
       </w:r>
       <w:r>
         <w:t xml:space="preserve"> </w:t>
@@ -819,7 +822,7 @@
         <w:t xml:space="preserve"> </w:t>
       </w:r>
       <w:r>
-        <w:t xml:space="preserve">regional metaweb properties,</w:t>
+        <w:t xml:space="preserve">regional metaweb properties</w:t>
       </w:r>
       <w:r>
         <w:t xml:space="preserve"> </w:t>
@@ -849,28 +852,28 @@
         <w:t xml:space="preserve"> </w:t>
       </w:r>
       <w:r>
-        <w:t xml:space="preserve">@Catchen2023MisLin]</w:t>
-      </w:r>
-      <w:r>
-        <w:t xml:space="preserve">, and therefore the next step is to consider how to optimize</w:t>
-      </w:r>
-      <w:r>
-        <w:t xml:space="preserve"> </w:t>
-      </w:r>
-      <w:r>
-        <w:t xml:space="preserve">monitoring for species interactions. Simulations offer opportunities to explore</w:t>
-      </w:r>
-      <w:r>
-        <w:t xml:space="preserve"> </w:t>
-      </w:r>
-      <w:r>
-        <w:t xml:space="preserve">such optimizations: for example, to anticipate sampling effects on estimated</w:t>
-      </w:r>
-      <w:r>
-        <w:t xml:space="preserve"> </w:t>
-      </w:r>
-      <w:r>
-        <w:t xml:space="preserve">network properties compared to a known reference</w:t>
+        <w:t xml:space="preserve">@Catchen2023ProFra]</w:t>
+      </w:r>
+      <w:r>
+        <w:t xml:space="preserve">; the next step is to consider how to optimize monitoring for</w:t>
+      </w:r>
+      <w:r>
+        <w:t xml:space="preserve"> </w:t>
+      </w:r>
+      <w:r>
+        <w:t xml:space="preserve">species interactions. Simulations offer opportunities to explore such</w:t>
+      </w:r>
+      <w:r>
+        <w:t xml:space="preserve"> </w:t>
+      </w:r>
+      <w:r>
+        <w:t xml:space="preserve">optimizations: for example, to anticipate sampling effects on estimated network</w:t>
+      </w:r>
+      <w:r>
+        <w:t xml:space="preserve"> </w:t>
+      </w:r>
+      <w:r>
+        <w:t xml:space="preserve">properties compared to a known reference</w:t>
       </w:r>
       <w:r>
         <w:t xml:space="preserve"> </w:t>
@@ -879,13 +882,13 @@
         <w:t xml:space="preserve">[@deAguiar2019RevBia]</w:t>
       </w:r>
       <w:r>
-        <w:t xml:space="preserve">,</w:t>
-      </w:r>
-      <w:r>
-        <w:t xml:space="preserve"> </w:t>
-      </w:r>
-      <w:r>
-        <w:t xml:space="preserve">determine optimal sampling frequency for monitoring</w:t>
+        <w:t xml:space="preserve">, to determine</w:t>
+      </w:r>
+      <w:r>
+        <w:t xml:space="preserve"> </w:t>
+      </w:r>
+      <w:r>
+        <w:t xml:space="preserve">optimal sampling frequency for monitoring</w:t>
       </w:r>
       <w:r>
         <w:t xml:space="preserve"> </w:t>
@@ -894,19 +897,19 @@
         <w:t xml:space="preserve">[@Daugaard2024DepFor]</w:t>
       </w:r>
       <w:r>
-        <w:t xml:space="preserve">, and</w:t>
-      </w:r>
-      <w:r>
-        <w:t xml:space="preserve"> </w:t>
-      </w:r>
-      <w:r>
-        <w:t xml:space="preserve">examine how monitoring efficiency and trends detection is influenced by the</w:t>
-      </w:r>
-      <w:r>
-        <w:t xml:space="preserve"> </w:t>
-      </w:r>
-      <w:r>
-        <w:t xml:space="preserve">number of monitoring sites under a range of scenarios and monitoring schemes</w:t>
+        <w:t xml:space="preserve">, and to examine</w:t>
+      </w:r>
+      <w:r>
+        <w:t xml:space="preserve"> </w:t>
+      </w:r>
+      <w:r>
+        <w:t xml:space="preserve">how monitoring efficiency and trends detection are influenced by the number of</w:t>
+      </w:r>
+      <w:r>
+        <w:t xml:space="preserve"> </w:t>
+      </w:r>
+      <w:r>
+        <w:t xml:space="preserve">monitoring sites under a range of scenarios and monitoring schemes</w:t>
       </w:r>
       <w:r>
         <w:t xml:space="preserve"> </w:t>
@@ -935,13 +938,13 @@
         <w:t xml:space="preserve"> </w:t>
       </w:r>
       <w:r>
-        <w:t xml:space="preserve">Biodiversity Observation Networks? Second, what effect does sampling design</w:t>
-      </w:r>
-      <w:r>
-        <w:t xml:space="preserve"> </w:t>
-      </w:r>
-      <w:r>
-        <w:t xml:space="preserve">strategies have on the efficiency with which we can document interactions?</w:t>
+        <w:t xml:space="preserve">Biodiversity Observation Networks? Second, what effect do sampling design</w:t>
+      </w:r>
+      <w:r>
+        <w:t xml:space="preserve"> </w:t>
+      </w:r>
+      <w:r>
+        <w:t xml:space="preserve">strategies have on the efficiency with which we can detect interactions?</w:t>
       </w:r>
       <w:r>
         <w:t xml:space="preserve"> </w:t>
@@ -967,7 +970,7 @@
         <w:pStyle w:val="BodyText"/>
       </w:pPr>
       <w:r>
-        <w:t xml:space="preserve">We use spatially explicit community simulations to test the efficiency of</w:t>
+        <w:t xml:space="preserve">We use spatially-explicit community simulations to test the efficiency of</w:t>
       </w:r>
       <w:r>
         <w:t xml:space="preserve"> </w:t>
@@ -1033,7 +1036,7 @@
         <w:t xml:space="preserve"> </w:t>
       </w:r>
       <w:r>
-        <w:t xml:space="preserve">and biodiversity observations networks (BONs) with the goal of evaluating</w:t>
+        <w:t xml:space="preserve">and Biodiversity Observation Networks (BONs) with the goal of evaluating</w:t>
       </w:r>
       <w:r>
         <w:t xml:space="preserve"> </w:t>
@@ -1086,7 +1089,7 @@
         <w:t xml:space="preserve"> </w:t>
       </w:r>
       <w:r>
-        <w:t xml:space="preserve">how precisely we need to know a species ranges to use it as a target for</w:t>
+        <w:t xml:space="preserve">how precisely we need to know a species range to use it as a target for</w:t>
       </w:r>
       <w:r>
         <w:t xml:space="preserve"> </w:t>
@@ -1179,7 +1182,7 @@
               <w:t xml:space="preserve"> </w:t>
             </w:r>
             <w:r>
-              <w:t xml:space="preserve">@Catchen2023MisLin</w:t>
+              <w:t xml:space="preserve">@Catchen2023ProFra</w:t>
             </w:r>
             <w:r>
               <w:t xml:space="preserve"> </w:t>
@@ -1215,19 +1218,85 @@
               <w:t xml:space="preserve"> </w:t>
             </w:r>
             <w:r>
-              <w:t xml:space="preserve">comparable measure (the number of sites required to document 80% of the</w:t>
+              <w:t xml:space="preserve">comparable measure (the number of sites required to detect 80% of the</w:t>
             </w:r>
             <w:r>
               <w:t xml:space="preserve"> </w:t>
             </w:r>
             <w:r>
-              <w:t xml:space="preserve">interactions) across all</w:t>
+              <w:t xml:space="preserve">interactions,</w:t>
             </w:r>
             <w:r>
               <w:t xml:space="preserve"> </w:t>
             </w:r>
-            <w:r>
-              <w:t xml:space="preserve">simulations.</w:t>
+            <m:oMath>
+              <m:sSub>
+                <m:e>
+                  <m:r>
+                    <m:t>n</m:t>
+                  </m:r>
+                </m:e>
+                <m:sub>
+                  <m:r>
+                    <m:t>0.80</m:t>
+                  </m:r>
+                </m:sub>
+              </m:sSub>
+            </m:oMath>
+            <w:r>
+              <w:t xml:space="preserve">) across all simulations. Note that</w:t>
+            </w:r>
+            <w:r>
+              <w:t xml:space="preserve"> </w:t>
+            </w:r>
+            <m:oMath>
+              <m:r>
+                <m:t>a</m:t>
+              </m:r>
+            </m:oMath>
+            <w:r>
+              <w:t xml:space="preserve"> </w:t>
+            </w:r>
+            <w:r>
+              <w:t xml:space="preserve">is a single</w:t>
+            </w:r>
+            <w:r>
+              <w:t xml:space="preserve"> </w:t>
+            </w:r>
+            <w:r>
+              <w:t xml:space="preserve">parameter describing the shape of the sampling curve and returning the best fit</w:t>
+            </w:r>
+            <w:r>
+              <w:t xml:space="preserve"> </w:t>
+            </w:r>
+            <w:r>
+              <w:t xml:space="preserve">with a simulation’s results, as described in</w:t>
+            </w:r>
+            <w:r>
+              <w:t xml:space="preserve"> </w:t>
+            </w:r>
+            <w:hyperlink w:anchor="sec-simulation-study-II">
+              <w:r>
+                <w:rPr>
+                  <w:rStyle w:val="Hyperlink"/>
+                </w:rPr>
+                <w:t xml:space="preserve">Simulation Study</w:t>
+              </w:r>
+              <w:r>
+                <w:rPr>
+                  <w:rStyle w:val="Hyperlink"/>
+                </w:rPr>
+                <w:t xml:space="preserve"> </w:t>
+              </w:r>
+              <w:r>
+                <w:rPr>
+                  <w:rStyle w:val="Hyperlink"/>
+                </w:rPr>
+                <w:t xml:space="preserve">II</w:t>
+              </w:r>
+            </w:hyperlink>
+            <w:r>
+              <w:t xml:space="preserve">.</w:t>
             </w:r>
           </w:p>
           <w:bookmarkEnd w:id="13"/>
@@ -1254,7 +1323,7 @@
         <w:t xml:space="preserve"> </w:t>
       </w:r>
       <w:r>
-        <w:t xml:space="preserve">@Catchen2023MisLin</w:t>
+        <w:t xml:space="preserve">@Catchen2023ProFra</w:t>
       </w:r>
       <w:r>
         <w:t xml:space="preserve"> </w:t>
@@ -1278,7 +1347,7 @@
         <w:t xml:space="preserve"> </w:t>
       </w:r>
       <w:r>
-        <w:t xml:space="preserve">variation in species occurrences, implemented in</w:t>
+        <w:t xml:space="preserve">variation in species occurrences – implemented in</w:t>
       </w:r>
       <w:r>
         <w:t xml:space="preserve"> </w:t>
@@ -1296,7 +1365,7 @@
         <w:t xml:space="preserve"> </w:t>
       </w:r>
       <w:r>
-        <w:t xml:space="preserve">processes involved into turning a</w:t>
+        <w:t xml:space="preserve">processes involved into turning a biologically</w:t>
       </w:r>
       <w:r>
         <w:t xml:space="preserve"> </w:t>
@@ -1306,19 +1375,13 @@
           <w:i/>
           <w:iCs/>
         </w:rPr>
-        <w:t xml:space="preserve">potential</w:t>
-      </w:r>
-      <w:r>
-        <w:t xml:space="preserve"> </w:t>
-      </w:r>
-      <w:r>
-        <w:t xml:space="preserve">interaction (i.e. a biologically</w:t>
-      </w:r>
-      <w:r>
-        <w:t xml:space="preserve"> </w:t>
-      </w:r>
-      <w:r>
-        <w:t xml:space="preserve">feasible interaction) into a</w:t>
+        <w:t xml:space="preserve">feasible</w:t>
+      </w:r>
+      <w:r>
+        <w:t xml:space="preserve"> </w:t>
+      </w:r>
+      <w:r>
+        <w:t xml:space="preserve">interaction into a</w:t>
       </w:r>
       <w:r>
         <w:t xml:space="preserve"> </w:t>
@@ -1334,13 +1397,13 @@
         <w:t xml:space="preserve"> </w:t>
       </w:r>
       <w:r>
-        <w:t xml:space="preserve">one (i.e. an interaction that took place</w:t>
-      </w:r>
-      <w:r>
-        <w:t xml:space="preserve"> </w:t>
-      </w:r>
-      <w:r>
-        <w:t xml:space="preserve">at a specified location), as outlined in</w:t>
+        <w:t xml:space="preserve">one (i.e. an interaction that took place at a specified location), as</w:t>
+      </w:r>
+      <w:r>
+        <w:t xml:space="preserve"> </w:t>
+      </w:r>
+      <w:r>
+        <w:t xml:space="preserve">outlined in</w:t>
       </w:r>
       <w:r>
         <w:t xml:space="preserve"> </w:t>
@@ -1349,25 +1412,25 @@
         <w:t xml:space="preserve">@Morales-Castilla2015InfBio</w:t>
       </w:r>
       <w:r>
-        <w:t xml:space="preserve">. To this</w:t>
-      </w:r>
-      <w:r>
-        <w:t xml:space="preserve"> </w:t>
-      </w:r>
-      <w:r>
-        <w:t xml:space="preserve">generative model, we added the design of Biodiversity Observation Networks and</w:t>
-      </w:r>
-      <w:r>
-        <w:t xml:space="preserve"> </w:t>
-      </w:r>
-      <w:r>
-        <w:t xml:space="preserve">the evaluation of sampling efficiency between and across simulations for species</w:t>
-      </w:r>
-      <w:r>
-        <w:t xml:space="preserve"> </w:t>
-      </w:r>
-      <w:r>
-        <w:t xml:space="preserve">interactions (</w:t>
+        <w:t xml:space="preserve">. To this generative model, we added the</w:t>
+      </w:r>
+      <w:r>
+        <w:t xml:space="preserve"> </w:t>
+      </w:r>
+      <w:r>
+        <w:t xml:space="preserve">design of Biodiversity Observation Networks and the evaluation of sampling</w:t>
+      </w:r>
+      <w:r>
+        <w:t xml:space="preserve"> </w:t>
+      </w:r>
+      <w:r>
+        <w:t xml:space="preserve">efficiency between and across simulations for species interactions</w:t>
+      </w:r>
+      <w:r>
+        <w:t xml:space="preserve"> </w:t>
+      </w:r>
+      <w:r>
+        <w:t xml:space="preserve">(</w:t>
       </w:r>
       <w:hyperlink w:anchor="fig-concept">
         <w:r>
@@ -1378,6 +1441,42 @@
         </w:r>
       </w:hyperlink>
       <w:r>
+        <w:t xml:space="preserve">). As implemented, our simulations most closely resemble</w:t>
+      </w:r>
+      <w:r>
+        <w:t xml:space="preserve"> </w:t>
+      </w:r>
+      <w:r>
+        <w:t xml:space="preserve">predator-prey interactions in food webs. Yet, the approach is applicable for</w:t>
+      </w:r>
+      <w:r>
+        <w:t xml:space="preserve"> </w:t>
+      </w:r>
+      <w:r>
+        <w:t xml:space="preserve">other network types (e.g. bipartite networks) provided that a metaweb of</w:t>
+      </w:r>
+      <w:r>
+        <w:t xml:space="preserve"> </w:t>
+      </w:r>
+      <w:r>
+        <w:t xml:space="preserve">interactions and species presence-absence rasters can be obtained and that</w:t>
+      </w:r>
+      <w:r>
+        <w:t xml:space="preserve"> </w:t>
+      </w:r>
+      <w:r>
+        <w:t xml:space="preserve">interaction rates can be defined based on species abundances or traits (see</w:t>
+      </w:r>
+      <w:r>
+        <w:t xml:space="preserve"> </w:t>
+      </w:r>
+      <w:r>
+        <w:t xml:space="preserve">model details in</w:t>
+      </w:r>
+      <w:r>
+        <w:t xml:space="preserve"> </w:t>
+      </w:r>
+      <w:r>
         <w:t xml:space="preserve">).</w:t>
       </w:r>
     </w:p>
@@ -1395,13 +1494,13 @@
         <w:pStyle w:val="FirstParagraph"/>
       </w:pPr>
       <w:r>
-        <w:t xml:space="preserve">First, we simulated networks with variation in species and interaction</w:t>
-      </w:r>
-      <w:r>
-        <w:t xml:space="preserve"> </w:t>
-      </w:r>
-      <w:r>
-        <w:t xml:space="preserve">composition across a simulated landscape (</w:t>
+        <w:t xml:space="preserve">We simulated networks with variation in species and interaction composition</w:t>
+      </w:r>
+      <w:r>
+        <w:t xml:space="preserve"> </w:t>
+      </w:r>
+      <w:r>
+        <w:t xml:space="preserve">across a simulated landscape (</w:t>
       </w:r>
       <w:hyperlink w:anchor="fig-concept">
         <w:r>
@@ -1412,79 +1511,145 @@
         </w:r>
       </w:hyperlink>
       <w:r>
-        <w:t xml:space="preserve">, Step 1), with the</w:t>
-      </w:r>
-      <w:r>
-        <w:t xml:space="preserve"> </w:t>
-      </w:r>
-      <w:r>
-        <w:t xml:space="preserve">intent to replicate the ecological context in which biodiversity monitoring</w:t>
-      </w:r>
-      <w:r>
-        <w:t xml:space="preserve"> </w:t>
-      </w:r>
-      <w:r>
-        <w:t xml:space="preserve">could take place. To do so, we generated species ranges representing the</w:t>
-      </w:r>
-      <w:r>
-        <w:t xml:space="preserve"> </w:t>
-      </w:r>
-      <w:r>
-        <w:t xml:space="preserve">distribution of species across the landscape using neutral landscape models</w:t>
-      </w:r>
-      <w:r>
-        <w:t xml:space="preserve"> </w:t>
-      </w:r>
-      <w:r>
-        <w:t xml:space="preserve">(NLMs,</w:t>
-      </w:r>
-      <w:r>
-        <w:t xml:space="preserve"> </w:t>
-      </w:r>
-      <w:r>
-        <w:t xml:space="preserve"> </w:t>
-      </w:r>
-      <w:r>
-        <w:t xml:space="preserve">). NLMs are used to generate landscapes</w:t>
-      </w:r>
-      <w:r>
-        <w:t xml:space="preserve"> </w:t>
-      </w:r>
-      <w:r>
-        <w:t xml:space="preserve">replicating realistic spatially-autocorrelated distributions and representing</w:t>
-      </w:r>
-      <w:r>
-        <w:t xml:space="preserve"> </w:t>
-      </w:r>
-      <w:r>
-        <w:t xml:space="preserve">useful baselines to explore ecological processes in a spatial context</w:t>
-      </w:r>
-      <w:r>
-        <w:t xml:space="preserve"> </w:t>
-      </w:r>
-      <w:r>
-        <w:t xml:space="preserve">[@Hesselbarth2024ComMet]</w:t>
-      </w:r>
-      <w:r>
-        <w:t xml:space="preserve">. NLMs have been used to generate realistic landscapes</w:t>
-      </w:r>
-      <w:r>
-        <w:t xml:space="preserve"> </w:t>
-      </w:r>
-      <w:r>
-        <w:t xml:space="preserve">in contexts relating to biodiversity distribution and preservation, for instance</w:t>
-      </w:r>
-      <w:r>
-        <w:t xml:space="preserve"> </w:t>
-      </w:r>
-      <w:r>
-        <w:t xml:space="preserve">to compare avian diversity between conservation approaches in coffee-growing</w:t>
-      </w:r>
-      <w:r>
-        <w:t xml:space="preserve"> </w:t>
-      </w:r>
-      <w:r>
-        <w:t xml:space="preserve">landscapes</w:t>
+        <w:t xml:space="preserve">, Step 1) to replicate an ecological</w:t>
+      </w:r>
+      <w:r>
+        <w:t xml:space="preserve"> </w:t>
+      </w:r>
+      <w:r>
+        <w:t xml:space="preserve">context in which biodiversity monitoring could take place. Here, our intent is</w:t>
+      </w:r>
+      <w:r>
+        <w:t xml:space="preserve"> </w:t>
+      </w:r>
+      <w:r>
+        <w:t xml:space="preserve">to represent broad-scale landscapes relevant for biodiversity monitoring where</w:t>
+      </w:r>
+      <w:r>
+        <w:t xml:space="preserve"> </w:t>
+      </w:r>
+      <w:r>
+        <w:t xml:space="preserve">metawebs have recently been projected in space at national and continental</w:t>
+      </w:r>
+      <w:r>
+        <w:t xml:space="preserve"> </w:t>
+      </w:r>
+      <w:r>
+        <w:t xml:space="preserve">scales—e.g., the spatial predictions of the Canadian mammal metaweb relevant for</w:t>
+      </w:r>
+      <w:r>
+        <w:t xml:space="preserve"> </w:t>
+      </w:r>
+      <w:r>
+        <w:t xml:space="preserve">CAN-BON</w:t>
+      </w:r>
+      <w:r>
+        <w:t xml:space="preserve"> </w:t>
+      </w:r>
+      <w:r>
+        <w:t xml:space="preserve">[@Dansereau2024SpaExp; @Gonzalez2025BioObs]</w:t>
+      </w:r>
+      <w:r>
+        <w:t xml:space="preserve">, or the spatial predictions</w:t>
+      </w:r>
+      <w:r>
+        <w:t xml:space="preserve"> </w:t>
+      </w:r>
+      <w:r>
+        <w:t xml:space="preserve">of TETRA-EU and trophiCH relevant for the European BON</w:t>
+      </w:r>
+      <w:r>
+        <w:t xml:space="preserve"> </w:t>
+      </w:r>
+      <w:r>
+        <w:t xml:space="preserve">[@Braga2019SpaAna;</w:t>
+      </w:r>
+      <w:r>
+        <w:t xml:space="preserve"> </w:t>
+      </w:r>
+      <w:r>
+        <w:t xml:space="preserve">@RejiChacko2025SpeLos; @Kissling2026BuiBac]</w:t>
+      </w:r>
+      <w:r>
+        <w:t xml:space="preserve">.</w:t>
+      </w:r>
+    </w:p>
+    <w:p>
+      <w:pPr>
+        <w:pStyle w:val="BodyText"/>
+      </w:pPr>
+      <w:r>
+        <w:t xml:space="preserve">First, we generated species ranges representing the distribution of species</w:t>
+      </w:r>
+      <w:r>
+        <w:t xml:space="preserve"> </w:t>
+      </w:r>
+      <w:r>
+        <w:t xml:space="preserve">across a virtual landscape using neutral landscape models (NLMs,</w:t>
+      </w:r>
+      <w:r>
+        <w:t xml:space="preserve"> </w:t>
+      </w:r>
+      <w:r>
+        <w:t xml:space="preserve"> </w:t>
+      </w:r>
+      <w:r>
+        <w:t xml:space="preserve">). NLMs are used to replicate</w:t>
+      </w:r>
+      <w:r>
+        <w:t xml:space="preserve"> </w:t>
+      </w:r>
+      <w:r>
+        <w:t xml:space="preserve">spatially-autocorrelated distributions similar to fragmented and patchy habitats</w:t>
+      </w:r>
+      <w:r>
+        <w:t xml:space="preserve"> </w:t>
+      </w:r>
+      <w:r>
+        <w:t xml:space="preserve">in natural landscapes without</w:t>
+      </w:r>
+      <w:r>
+        <w:t xml:space="preserve"> </w:t>
+      </w:r>
+      <w:r>
+        <w:rPr>
+          <w:i/>
+          <w:iCs/>
+        </w:rPr>
+        <w:t xml:space="preserve">a priori</w:t>
+      </w:r>
+      <w:r>
+        <w:t xml:space="preserve"> </w:t>
+      </w:r>
+      <w:r>
+        <w:t xml:space="preserve">hypotheses or natural processes</w:t>
+      </w:r>
+      <w:r>
+        <w:t xml:space="preserve"> </w:t>
+      </w:r>
+      <w:r>
+        <w:t xml:space="preserve">[@With1997AppNeu; @Wang2008NeuLan; @Hesselbarth2024ComMet]</w:t>
+      </w:r>
+      <w:r>
+        <w:t xml:space="preserve">. NLMs have been used</w:t>
+      </w:r>
+      <w:r>
+        <w:t xml:space="preserve"> </w:t>
+      </w:r>
+      <w:r>
+        <w:t xml:space="preserve">to generate realistic landscapes in contexts relating to biodiversity</w:t>
+      </w:r>
+      <w:r>
+        <w:t xml:space="preserve"> </w:t>
+      </w:r>
+      <w:r>
+        <w:t xml:space="preserve">distribution and preservation, for instance to compare avian diversity between</w:t>
+      </w:r>
+      <w:r>
+        <w:t xml:space="preserve"> </w:t>
+      </w:r>
+      <w:r>
+        <w:t xml:space="preserve">conservation approaches in coffee-growing landscapes</w:t>
       </w:r>
       <w:r>
         <w:t xml:space="preserve"> </w:t>
@@ -1496,13 +1661,13 @@
         <w:t xml:space="preserve"> </w:t>
       </w:r>
       <w:r>
-        <w:t xml:space="preserve">or to assess the potential of a suggested</w:t>
-      </w:r>
-      <w:r>
-        <w:t xml:space="preserve"> </w:t>
-      </w:r>
-      <w:r>
-        <w:t xml:space="preserve">umbrella species in an ecotone</w:t>
+        <w:t xml:space="preserve">or to</w:t>
+      </w:r>
+      <w:r>
+        <w:t xml:space="preserve"> </w:t>
+      </w:r>
+      <w:r>
+        <w:t xml:space="preserve">assess the potential of a suggested umbrella species in an ecotone</w:t>
       </w:r>
       <w:r>
         <w:t xml:space="preserve"> </w:t>
@@ -1511,19 +1676,19 @@
         <w:t xml:space="preserve">[@Duchardt2023UsiNeu]</w:t>
       </w:r>
       <w:r>
-        <w:t xml:space="preserve">. NLMs have also been used</w:t>
-      </w:r>
-      <w:r>
-        <w:t xml:space="preserve"> </w:t>
-      </w:r>
-      <w:r>
-        <w:t xml:space="preserve">with species interactions, for example to evaluate the effect of landscape</w:t>
-      </w:r>
-      <w:r>
-        <w:t xml:space="preserve"> </w:t>
-      </w:r>
-      <w:r>
-        <w:t xml:space="preserve">structure in cross-species disease transmission between interacting species</w:t>
+        <w:t xml:space="preserve">. NLMs have also been used with species interactions, for</w:t>
+      </w:r>
+      <w:r>
+        <w:t xml:space="preserve"> </w:t>
+      </w:r>
+      <w:r>
+        <w:t xml:space="preserve">example to evaluate the effect of landscape structure in cross-species disease</w:t>
+      </w:r>
+      <w:r>
+        <w:t xml:space="preserve"> </w:t>
+      </w:r>
+      <w:r>
+        <w:t xml:space="preserve">transmission between interacting species</w:t>
       </w:r>
       <w:r>
         <w:t xml:space="preserve"> </w:t>
@@ -1532,61 +1697,78 @@
         <w:t xml:space="preserve">[@Forero-Munoz2025SpaLan]</w:t>
       </w:r>
       <w:r>
-        <w:t xml:space="preserve">. Here, we generated species ranges following the</w:t>
-      </w:r>
-      <w:r>
-        <w:t xml:space="preserve"> </w:t>
-      </w:r>
-      <w:r>
-        <w:t xml:space="preserve">implementation in SpeciesInteractionSamplers.jl</w:t>
-      </w:r>
-      <w:r>
-        <w:t xml:space="preserve"> </w:t>
-      </w:r>
-      <w:r>
-        <w:t xml:space="preserve">[@Catchen2023MisLin]</w:t>
-      </w:r>
-      <w:r>
-        <w:t xml:space="preserve">, which 1)</w:t>
-      </w:r>
-      <w:r>
-        <w:t xml:space="preserve"> </w:t>
-      </w:r>
-      <w:r>
-        <w:t xml:space="preserve">uses the Diamond-Square algorithm (</w:t>
-      </w:r>
-      <w:r>
-        <w:t xml:space="preserve">; also</w:t>
-      </w:r>
-      <w:r>
-        <w:t xml:space="preserve"> </w:t>
-      </w:r>
-      <w:r>
-        <w:t xml:space="preserve">used similarly and described by</w:t>
-      </w:r>
-      <w:r>
-        <w:t xml:space="preserve"> </w:t>
-      </w:r>
-      <w:r>
-        <w:t xml:space="preserve">) to</w:t>
-      </w:r>
-      <w:r>
-        <w:t xml:space="preserve"> </w:t>
-      </w:r>
-      <w:r>
-        <w:t xml:space="preserve">generate a probabilistic spatially-autocorrelated range for a species (default</w:t>
-      </w:r>
-      <w:r>
-        <w:t xml:space="preserve"> </w:t>
-      </w:r>
-      <w:r>
-        <w:t xml:space="preserve">autocorrelation parameter h=0.85); 2) draws a threshold based on a Beta</w:t>
-      </w:r>
-      <w:r>
-        <w:t xml:space="preserve"> </w:t>
-      </w:r>
-      <w:r>
-        <w:t xml:space="preserve">distribution (default</w:t>
+        <w:t xml:space="preserve">. Here, we</w:t>
+      </w:r>
+      <w:r>
+        <w:t xml:space="preserve"> </w:t>
+      </w:r>
+      <w:r>
+        <w:t xml:space="preserve">generated species ranges following the implementation in</w:t>
+      </w:r>
+      <w:r>
+        <w:t xml:space="preserve"> </w:t>
+      </w:r>
+      <w:r>
+        <w:t xml:space="preserve">SpeciesInteractionSamplers.jl</w:t>
+      </w:r>
+      <w:r>
+        <w:t xml:space="preserve"> </w:t>
+      </w:r>
+      <w:r>
+        <w:t xml:space="preserve">[@Catchen2023ProFra]</w:t>
+      </w:r>
+      <w:r>
+        <w:t xml:space="preserve">, which 1) uses the fractal</w:t>
+      </w:r>
+      <w:r>
+        <w:t xml:space="preserve"> </w:t>
+      </w:r>
+      <w:r>
+        <w:t xml:space="preserve">NLM Diamond-Square algorithm (</w:t>
+      </w:r>
+      <w:r>
+        <w:t xml:space="preserve">, also used</w:t>
+      </w:r>
+      <w:r>
+        <w:t xml:space="preserve"> </w:t>
+      </w:r>
+      <w:r>
+        <w:t xml:space="preserve">and described by</w:t>
+      </w:r>
+      <w:r>
+        <w:t xml:space="preserve"> </w:t>
+      </w:r>
+      <w:r>
+        <w:t xml:space="preserve">) to generate a</w:t>
+      </w:r>
+      <w:r>
+        <w:t xml:space="preserve"> </w:t>
+      </w:r>
+      <w:r>
+        <w:t xml:space="preserve">probabilistic spatially-autocorrelated range for a species (default</w:t>
+      </w:r>
+      <w:r>
+        <w:t xml:space="preserve"> </w:t>
+      </w:r>
+      <w:r>
+        <w:t xml:space="preserve">autocorrelation parameter</w:t>
+      </w:r>
+      <w:r>
+        <w:t xml:space="preserve"> </w:t>
+      </w:r>
+      <m:oMath>
+        <m:r>
+          <m:t>h</m:t>
+        </m:r>
+      </m:oMath>
+      <w:r>
+        <w:t xml:space="preserve">=0.85); 2) randomly draws a threshold based on a</w:t>
+      </w:r>
+      <w:r>
+        <w:t xml:space="preserve"> </w:t>
+      </w:r>
+      <w:r>
+        <w:t xml:space="preserve">Beta distribution (default</w:t>
       </w:r>
       <w:r>
         <w:t xml:space="preserve"> </w:t>
@@ -1632,7 +1814,7 @@
         <w:t xml:space="preserve"> </w:t>
       </w:r>
       <w:r>
-        <w:t xml:space="preserve">repeating the process independently for all species (here 75 species). In the</w:t>
+        <w:t xml:space="preserve">repeates the process independently for all species (here 75 species). In the</w:t>
       </w:r>
       <w:r>
         <w:t xml:space="preserve"> </w:t>
@@ -1652,13 +1834,13 @@
         <w:pStyle w:val="BodyText"/>
       </w:pPr>
       <w:r>
-        <w:t xml:space="preserve">Next, using the spatio-temporal model presented by</w:t>
-      </w:r>
-      <w:r>
-        <w:t xml:space="preserve"> </w:t>
-      </w:r>
-      <w:r>
-        <w:t xml:space="preserve">@Catchen2023MisLin</w:t>
+        <w:t xml:space="preserve">Next, following the spatio-temporal model presented by</w:t>
+      </w:r>
+      <w:r>
+        <w:t xml:space="preserve"> </w:t>
+      </w:r>
+      <w:r>
+        <w:t xml:space="preserve">@Catchen2023ProFra</w:t>
       </w:r>
       <w:r>
         <w:t xml:space="preserve">, we</w:t>
@@ -1746,7 +1928,31 @@
         <w:t xml:space="preserve">[@Poisot2012DisSpe; @Wood2015EffSpa]</w:t>
       </w:r>
       <w:r>
-        <w:t xml:space="preserve">.</w:t>
+        <w:t xml:space="preserve">. Here, our feasible interactions should be</w:t>
+      </w:r>
+      <w:r>
+        <w:t xml:space="preserve"> </w:t>
+      </w:r>
+      <w:r>
+        <w:t xml:space="preserve">thought of as trophic interactions within food webs well-aligned with the niche</w:t>
+      </w:r>
+      <w:r>
+        <w:t xml:space="preserve"> </w:t>
+      </w:r>
+      <w:r>
+        <w:t xml:space="preserve">model, such as predator-prey interactions. Alternative generative models could</w:t>
+      </w:r>
+      <w:r>
+        <w:t xml:space="preserve"> </w:t>
+      </w:r>
+      <w:r>
+        <w:t xml:space="preserve">be used at this step to extend the methodology to other systems and interactions</w:t>
+      </w:r>
+      <w:r>
+        <w:t xml:space="preserve"> </w:t>
+      </w:r>
+      <w:r>
+        <w:t xml:space="preserve">types (e.g. bipartite networks).</w:t>
       </w:r>
     </w:p>
     <w:p>
@@ -1770,13 +1976,13 @@
           <w:b/>
           <w:bCs/>
         </w:rPr>
-        <w:t xml:space="preserve">possible interactions</w:t>
-      </w:r>
-      <w:r>
-        <w:t xml:space="preserve"> </w:t>
-      </w:r>
-      <w:r>
-        <w:t xml:space="preserve">[@Catchen2023MisLin]</w:t>
+        <w:t xml:space="preserve">potential interactions</w:t>
+      </w:r>
+      <w:r>
+        <w:t xml:space="preserve"> </w:t>
+      </w:r>
+      <w:r>
+        <w:t xml:space="preserve">[@Catchen2023ProFra]</w:t>
       </w:r>
       <w:r>
         <w:t xml:space="preserve"> </w:t>
@@ -1798,7 +2004,7 @@
         <w:t xml:space="preserve"> </w:t>
       </w:r>
       <w:r>
-        <w:t xml:space="preserve">by conditioning possible interactions to species</w:t>
+        <w:t xml:space="preserve">by conditioning potential interactions to species</w:t>
       </w:r>
       <w:r>
         <w:t xml:space="preserve"> </w:t>
@@ -1822,7 +2028,7 @@
         <w:t xml:space="preserve"> </w:t>
       </w:r>
       <w:r>
-        <w:t xml:space="preserve">[@Catchen2023MisLin;</w:t>
+        <w:t xml:space="preserve">[@Catchen2023ProFra;</w:t>
       </w:r>
       <w:r>
         <w:t xml:space="preserve"> </w:t>
@@ -1837,7 +2043,7 @@
         <w:t xml:space="preserve"> </w:t>
       </w:r>
       <w:r>
-        <w:t xml:space="preserve">@Catchen2023MisLin</w:t>
+        <w:t xml:space="preserve">@Catchen2023ProFra</w:t>
       </w:r>
       <w:r>
         <w:t xml:space="preserve"> </w:t>
@@ -1898,22 +2104,28 @@
         <w:t xml:space="preserve"> </w:t>
       </w:r>
       <w:r>
-        <w:t xml:space="preserve">Finally, they draw realized interactions from a Poisson distribution</w:t>
-      </w:r>
-      <w:r>
-        <w:t xml:space="preserve"> </w:t>
-      </w:r>
-      <w:r>
-        <w:t xml:space="preserve">parametrized on the interaction rate (see</w:t>
-      </w:r>
-      <w:r>
-        <w:t xml:space="preserve"> </w:t>
-      </w:r>
-      <w:r>
-        <w:t xml:space="preserve"> </w:t>
-      </w:r>
-      <w:r>
-        <w:t xml:space="preserve">for full details).</w:t>
+        <w:t xml:space="preserve">Finally, it draws realized interactions from a Poisson distribution parametrized</w:t>
+      </w:r>
+      <w:r>
+        <w:t xml:space="preserve"> </w:t>
+      </w:r>
+      <w:r>
+        <w:t xml:space="preserve">on the interaction rate (see</w:t>
+      </w:r>
+      <w:r>
+        <w:t xml:space="preserve"> </w:t>
+      </w:r>
+      <w:r>
+        <w:t xml:space="preserve"> </w:t>
+      </w:r>
+      <w:r>
+        <w:t xml:space="preserve">for full</w:t>
+      </w:r>
+      <w:r>
+        <w:t xml:space="preserve"> </w:t>
+      </w:r>
+      <w:r>
+        <w:t xml:space="preserve">details).</w:t>
       </w:r>
     </w:p>
     <w:p>
@@ -1921,7 +2133,7 @@
         <w:pStyle w:val="BodyText"/>
       </w:pPr>
       <w:r>
-        <w:t xml:space="preserve">Finally, we defined the set of</w:t>
+        <w:t xml:space="preserve">Lastly, we defined the set of</w:t>
       </w:r>
       <w:r>
         <w:t xml:space="preserve"> </w:t>
@@ -1937,49 +2149,55 @@
         <w:t xml:space="preserve"> </w:t>
       </w:r>
       <w:r>
-        <w:t xml:space="preserve">by also conditioning</w:t>
-      </w:r>
-      <w:r>
-        <w:t xml:space="preserve"> </w:t>
-      </w:r>
-      <w:r>
-        <w:t xml:space="preserve">the detection of realized interactions on species abundances. Even if an</w:t>
-      </w:r>
-      <w:r>
-        <w:t xml:space="preserve"> </w:t>
-      </w:r>
-      <w:r>
-        <w:t xml:space="preserve">interaction is realized in a location, sampling must occur at the moment of</w:t>
-      </w:r>
-      <w:r>
-        <w:t xml:space="preserve"> </w:t>
-      </w:r>
-      <w:r>
-        <w:t xml:space="preserve">interaction for its detection; this is again less likely for low probability</w:t>
-      </w:r>
-      <w:r>
-        <w:t xml:space="preserve"> </w:t>
-      </w:r>
-      <w:r>
-        <w:t xml:space="preserve">events, like interactions between rare occurring species.</w:t>
-      </w:r>
-      <w:r>
-        <w:t xml:space="preserve"> </w:t>
-      </w:r>
-      <w:r>
-        <w:t xml:space="preserve">@Catchen2023MisLin</w:t>
-      </w:r>
-      <w:r>
-        <w:t xml:space="preserve"> </w:t>
-      </w:r>
-      <w:r>
-        <w:t xml:space="preserve">first establish a per-species detection probability conditioned on relative</w:t>
-      </w:r>
-      <w:r>
-        <w:t xml:space="preserve"> </w:t>
-      </w:r>
-      <w:r>
-        <w:t xml:space="preserve">abundance and a fixed scaling parameter (</w:t>
+        <w:t xml:space="preserve">by also conditioning the</w:t>
+      </w:r>
+      <w:r>
+        <w:t xml:space="preserve"> </w:t>
+      </w:r>
+      <w:r>
+        <w:t xml:space="preserve">detection of realized interactions on species abundances. Even if an interaction</w:t>
+      </w:r>
+      <w:r>
+        <w:t xml:space="preserve"> </w:t>
+      </w:r>
+      <w:r>
+        <w:t xml:space="preserve">is realized in a location, sampling must occur at the moment of interaction for</w:t>
+      </w:r>
+      <w:r>
+        <w:t xml:space="preserve"> </w:t>
+      </w:r>
+      <w:r>
+        <w:t xml:space="preserve">its detection; this is again less likely for low probability events, like</w:t>
+      </w:r>
+      <w:r>
+        <w:t xml:space="preserve"> </w:t>
+      </w:r>
+      <w:r>
+        <w:t xml:space="preserve">interactions between rare species.</w:t>
+      </w:r>
+      <w:r>
+        <w:t xml:space="preserve"> </w:t>
+      </w:r>
+      <w:r>
+        <w:t xml:space="preserve">@Catchen2023ProFra</w:t>
+      </w:r>
+      <w:r>
+        <w:t xml:space="preserve"> </w:t>
+      </w:r>
+      <w:r>
+        <w:t xml:space="preserve">first establish a</w:t>
+      </w:r>
+      <w:r>
+        <w:t xml:space="preserve"> </w:t>
+      </w:r>
+      <w:r>
+        <w:t xml:space="preserve">per-species detection probability conditioned on relative abundance and a fixed</w:t>
+      </w:r>
+      <w:r>
+        <w:t xml:space="preserve"> </w:t>
+      </w:r>
+      <w:r>
+        <w:t xml:space="preserve">scaling parameter (</w:t>
       </w:r>
       <m:oMath>
         <m:r>
@@ -1987,25 +2205,25 @@
         </m:r>
       </m:oMath>
       <w:r>
-        <w:t xml:space="preserve">), compute the</w:t>
-      </w:r>
-      <w:r>
-        <w:t xml:space="preserve"> </w:t>
-      </w:r>
-      <w:r>
-        <w:t xml:space="preserve">interaction-level detection rate as the product of the per-species probability,</w:t>
-      </w:r>
-      <w:r>
-        <w:t xml:space="preserve"> </w:t>
-      </w:r>
-      <w:r>
-        <w:t xml:space="preserve">then draws the detected interactions from a Binomial distribution parametrized</w:t>
-      </w:r>
-      <w:r>
-        <w:t xml:space="preserve"> </w:t>
-      </w:r>
-      <w:r>
-        <w:t xml:space="preserve">on the number of realized interactions and the interaction detection rates.</w:t>
+        <w:t xml:space="preserve">); they then compute the interaction-level detection</w:t>
+      </w:r>
+      <w:r>
+        <w:t xml:space="preserve"> </w:t>
+      </w:r>
+      <w:r>
+        <w:t xml:space="preserve">rate as the product of the per-species probability, and finally draw the</w:t>
+      </w:r>
+      <w:r>
+        <w:t xml:space="preserve"> </w:t>
+      </w:r>
+      <w:r>
+        <w:t xml:space="preserve">detected interactions from a Binomial distribution parametrized on the number of</w:t>
+      </w:r>
+      <w:r>
+        <w:t xml:space="preserve"> </w:t>
+      </w:r>
+      <w:r>
+        <w:t xml:space="preserve">realized interactions and the interaction detection rates.</w:t>
       </w:r>
     </w:p>
     <w:p>
@@ -2123,28 +2341,28 @@
         <w:t xml:space="preserve"> </w:t>
       </w:r>
       <w:r>
-        <w:t xml:space="preserve">interactions—similar to BON examples with systematic grid designs at national</w:t>
-      </w:r>
-      <w:r>
-        <w:t xml:space="preserve"> </w:t>
-      </w:r>
-      <w:r>
-        <w:t xml:space="preserve">scales (e.g. China BON,</w:t>
-      </w:r>
-      <w:r>
-        <w:t xml:space="preserve"> </w:t>
-      </w:r>
-      <w:r>
-        <w:t xml:space="preserve"> </w:t>
-      </w:r>
-      <w:r>
-        <w:t xml:space="preserve">) and subnational ones (Québec and Alberta in</w:t>
-      </w:r>
-      <w:r>
-        <w:t xml:space="preserve"> </w:t>
-      </w:r>
-      <w:r>
-        <w:t xml:space="preserve">Canada,</w:t>
+        <w:t xml:space="preserve">interactions—similar to BON examples with grid designs at national (e.g. China</w:t>
+      </w:r>
+      <w:r>
+        <w:t xml:space="preserve"> </w:t>
+      </w:r>
+      <w:r>
+        <w:t xml:space="preserve">BON,</w:t>
+      </w:r>
+      <w:r>
+        <w:t xml:space="preserve"> </w:t>
+      </w:r>
+      <w:r>
+        <w:t xml:space="preserve"> </w:t>
+      </w:r>
+      <w:r>
+        <w:t xml:space="preserve">) and</w:t>
+      </w:r>
+      <w:r>
+        <w:t xml:space="preserve"> </w:t>
+      </w:r>
+      <w:r>
+        <w:t xml:space="preserve">subnational scales (Québec and Alberta in Canada,</w:t>
       </w:r>
       <w:r>
         <w:t xml:space="preserve"> </w:t>
@@ -2165,61 +2383,61 @@
         <w:t xml:space="preserve"> </w:t>
       </w:r>
       <w:r>
-        <w:t xml:space="preserve">presented an overview</w:t>
-      </w:r>
-      <w:r>
-        <w:t xml:space="preserve"> </w:t>
-      </w:r>
-      <w:r>
-        <w:t xml:space="preserve">of the design and site selection process accounting for ecological monitoring</w:t>
-      </w:r>
-      <w:r>
-        <w:t xml:space="preserve"> </w:t>
-      </w:r>
-      <w:r>
-        <w:t xml:space="preserve">goals. The design process uses a site selection algorithm to designate candidate</w:t>
-      </w:r>
-      <w:r>
-        <w:t xml:space="preserve"> </w:t>
-      </w:r>
-      <w:r>
-        <w:t xml:space="preserve">sites for the monitoring network. Key features of the site selection algorithms</w:t>
-      </w:r>
-      <w:r>
-        <w:t xml:space="preserve"> </w:t>
-      </w:r>
-      <w:r>
-        <w:t xml:space="preserve">include the ability to balance sites across space for equal representation (see</w:t>
-      </w:r>
-      <w:r>
-        <w:t xml:space="preserve"> </w:t>
-      </w:r>
-      <w:r>
-        <w:t xml:space="preserve"> </w:t>
-      </w:r>
-      <w:r>
-        <w:t xml:space="preserve"> </w:t>
-      </w:r>
-      <w:r>
-        <w:t xml:space="preserve">for reviews), to stratify across regions or populations, to include auxiliary</w:t>
-      </w:r>
-      <w:r>
-        <w:t xml:space="preserve"> </w:t>
-      </w:r>
-      <w:r>
-        <w:t xml:space="preserve">site information (environmental or biological) to weight inclusion probability,</w:t>
-      </w:r>
-      <w:r>
-        <w:t xml:space="preserve"> </w:t>
-      </w:r>
-      <w:r>
-        <w:t xml:space="preserve">and to produce master samples including current monitoring site or from which to</w:t>
-      </w:r>
-      <w:r>
-        <w:t xml:space="preserve"> </w:t>
-      </w:r>
-      <w:r>
-        <w:t xml:space="preserve">select a subset of sites for a specific monitoring project</w:t>
+        <w:t xml:space="preserve">presented an overview of the design and site selection process</w:t>
+      </w:r>
+      <w:r>
+        <w:t xml:space="preserve"> </w:t>
+      </w:r>
+      <w:r>
+        <w:t xml:space="preserve">accounting for ecological monitoring goals. The design process uses a site</w:t>
+      </w:r>
+      <w:r>
+        <w:t xml:space="preserve"> </w:t>
+      </w:r>
+      <w:r>
+        <w:t xml:space="preserve">selection algorithm to designate candidate sites for the monitoring network. Key</w:t>
+      </w:r>
+      <w:r>
+        <w:t xml:space="preserve"> </w:t>
+      </w:r>
+      <w:r>
+        <w:t xml:space="preserve">features of the site selection algorithms include the ability to balance sites</w:t>
+      </w:r>
+      <w:r>
+        <w:t xml:space="preserve"> </w:t>
+      </w:r>
+      <w:r>
+        <w:t xml:space="preserve">across space for equal representation (see</w:t>
+      </w:r>
+      <w:r>
+        <w:t xml:space="preserve"> </w:t>
+      </w:r>
+      <w:r>
+        <w:t xml:space="preserve"> </w:t>
+      </w:r>
+      <w:r>
+        <w:t xml:space="preserve"> </w:t>
+      </w:r>
+      <w:r>
+        <w:t xml:space="preserve">for reviews), to stratify across regions or populations, to use auxiliary site</w:t>
+      </w:r>
+      <w:r>
+        <w:t xml:space="preserve"> </w:t>
+      </w:r>
+      <w:r>
+        <w:t xml:space="preserve">information (environmental or biological) to weight inclusion probability, and</w:t>
+      </w:r>
+      <w:r>
+        <w:t xml:space="preserve"> </w:t>
+      </w:r>
+      <w:r>
+        <w:t xml:space="preserve">to produce master sampling networks that include current monitoring sites or</w:t>
+      </w:r>
+      <w:r>
+        <w:t xml:space="preserve"> </w:t>
+      </w:r>
+      <w:r>
+        <w:t xml:space="preserve">from which to select a subset of sites for a specific monitoring project</w:t>
       </w:r>
       <w:r>
         <w:t xml:space="preserve"> </w:t>
@@ -2303,13 +2521,13 @@
         <w:t xml:space="preserve"> </w:t>
       </w:r>
       <w:r>
-        <w:t xml:space="preserve">presence of realized interactions. For example, we can design BONs using the</w:t>
-      </w:r>
-      <w:r>
-        <w:t xml:space="preserve"> </w:t>
-      </w:r>
-      <w:r>
-        <w:t xml:space="preserve">Balanced Acceptance Sampling algorithm</w:t>
+        <w:t xml:space="preserve">presence of realized interactions. For example, we can use the Balanced</w:t>
+      </w:r>
+      <w:r>
+        <w:t xml:space="preserve"> </w:t>
+      </w:r>
+      <w:r>
+        <w:t xml:space="preserve">Acceptance Sampling algorithm</w:t>
       </w:r>
       <w:r>
         <w:t xml:space="preserve"> </w:t>
@@ -2321,31 +2539,25 @@
         <w:t xml:space="preserve"> </w:t>
       </w:r>
       <w:r>
-        <w:t xml:space="preserve">when the aim is to</w:t>
-      </w:r>
-      <w:r>
-        <w:t xml:space="preserve"> </w:t>
-      </w:r>
-      <w:r>
-        <w:t xml:space="preserve">balance sites across our simulated landscapes, given its computational</w:t>
-      </w:r>
-      <w:r>
-        <w:t xml:space="preserve"> </w:t>
-      </w:r>
-      <w:r>
-        <w:t xml:space="preserve">efficiency and its ability to weight site inclusion probabilities using a layer</w:t>
-      </w:r>
-      <w:r>
-        <w:t xml:space="preserve"> </w:t>
-      </w:r>
-      <w:r>
-        <w:t xml:space="preserve">of weights. On the other hand, active learning methods like the Uncertainty</w:t>
-      </w:r>
-      <w:r>
-        <w:t xml:space="preserve"> </w:t>
-      </w:r>
-      <w:r>
-        <w:t xml:space="preserve">Sampling algorithm</w:t>
+        <w:t xml:space="preserve">when aiming to balance</w:t>
+      </w:r>
+      <w:r>
+        <w:t xml:space="preserve"> </w:t>
+      </w:r>
+      <w:r>
+        <w:t xml:space="preserve">sites across the landscape, given its computational efficiency and its ability</w:t>
+      </w:r>
+      <w:r>
+        <w:t xml:space="preserve"> </w:t>
+      </w:r>
+      <w:r>
+        <w:t xml:space="preserve">to weight site inclusion probabilities using a layer of weights. On the other</w:t>
+      </w:r>
+      <w:r>
+        <w:t xml:space="preserve"> </w:t>
+      </w:r>
+      <w:r>
+        <w:t xml:space="preserve">hand, active learning methods like the Uncertainty Sampling algorithm</w:t>
       </w:r>
       <w:r>
         <w:t xml:space="preserve"> </w:t>
@@ -2357,13 +2569,13 @@
         <w:t xml:space="preserve"> </w:t>
       </w:r>
       <w:r>
-        <w:t xml:space="preserve">can be used to optimize sampling given</w:t>
-      </w:r>
-      <w:r>
-        <w:t xml:space="preserve"> </w:t>
-      </w:r>
-      <w:r>
-        <w:t xml:space="preserve">information on element uncertainty</w:t>
+        <w:t xml:space="preserve">can be used to optimize sampling given information on element</w:t>
+      </w:r>
+      <w:r>
+        <w:t xml:space="preserve"> </w:t>
+      </w:r>
+      <w:r>
+        <w:t xml:space="preserve">uncertainty</w:t>
       </w:r>
       <w:r>
         <w:t xml:space="preserve"> </w:t>
@@ -2372,19 +2584,19 @@
         <w:t xml:space="preserve">[@Settles2009ActLea]</w:t>
       </w:r>
       <w:r>
-        <w:t xml:space="preserve">. Instead of focusing on</w:t>
-      </w:r>
-      <w:r>
-        <w:t xml:space="preserve"> </w:t>
-      </w:r>
-      <w:r>
-        <w:t xml:space="preserve">uncertainty, we can apply the algorithm to target the sites that provide the</w:t>
-      </w:r>
-      <w:r>
-        <w:t xml:space="preserve"> </w:t>
-      </w:r>
-      <w:r>
-        <w:t xml:space="preserve">highest information gain for the BON, given a layer of</w:t>
+        <w:t xml:space="preserve">. Instead of focusing on uncertainty, we can</w:t>
+      </w:r>
+      <w:r>
+        <w:t xml:space="preserve"> </w:t>
+      </w:r>
+      <w:r>
+        <w:t xml:space="preserve">apply this algorithm to target the sites that provide the highest information</w:t>
+      </w:r>
+      <w:r>
+        <w:t xml:space="preserve"> </w:t>
+      </w:r>
+      <w:r>
+        <w:t xml:space="preserve">gain for the BON, given a layer of</w:t>
       </w:r>
       <w:r>
         <w:t xml:space="preserve"> </w:t>
@@ -2396,25 +2608,25 @@
         <w:t xml:space="preserve"> </w:t>
       </w:r>
       <w:r>
-        <w:t xml:space="preserve">values to</w:t>
-      </w:r>
-      <w:r>
-        <w:t xml:space="preserve"> </w:t>
-      </w:r>
-      <w:r>
-        <w:t xml:space="preserve">maximize. Examples of active learning relating to biodiversity monitoring and</w:t>
-      </w:r>
-      <w:r>
-        <w:t xml:space="preserve"> </w:t>
-      </w:r>
-      <w:r>
-        <w:t xml:space="preserve">sampling site selection include improving species range estimation from a</w:t>
-      </w:r>
-      <w:r>
-        <w:t xml:space="preserve"> </w:t>
-      </w:r>
-      <w:r>
-        <w:t xml:space="preserve">smaller number of actively selected sites</w:t>
+        <w:t xml:space="preserve">values to maximize. Examples of</w:t>
+      </w:r>
+      <w:r>
+        <w:t xml:space="preserve"> </w:t>
+      </w:r>
+      <w:r>
+        <w:t xml:space="preserve">active learning relating to biodiversity monitoring and sampling site selection</w:t>
+      </w:r>
+      <w:r>
+        <w:t xml:space="preserve"> </w:t>
+      </w:r>
+      <w:r>
+        <w:t xml:space="preserve">include improving species range estimation from a smaller number of actively</w:t>
+      </w:r>
+      <w:r>
+        <w:t xml:space="preserve"> </w:t>
+      </w:r>
+      <w:r>
+        <w:t xml:space="preserve">selected sites</w:t>
       </w:r>
       <w:r>
         <w:t xml:space="preserve"> </w:t>
@@ -2426,13 +2638,13 @@
         <w:t xml:space="preserve"> </w:t>
       </w:r>
       <w:r>
-        <w:t xml:space="preserve">and minimizing</w:t>
-      </w:r>
-      <w:r>
-        <w:t xml:space="preserve"> </w:t>
-      </w:r>
-      <w:r>
-        <w:t xml:space="preserve">field data collection costs based on distances between samples</w:t>
+        <w:t xml:space="preserve">and minimizing field data collection costs</w:t>
+      </w:r>
+      <w:r>
+        <w:t xml:space="preserve"> </w:t>
+      </w:r>
+      <w:r>
+        <w:t xml:space="preserve">based on distances between samples</w:t>
       </w:r>
       <w:r>
         <w:t xml:space="preserve"> </w:t>
@@ -2475,7 +2687,7 @@
           <w:b/>
           <w:bCs/>
         </w:rPr>
-        <w:t xml:space="preserve">proportion of interactions</w:t>
+        <w:t xml:space="preserve">proportion of realized interactions</w:t>
       </w:r>
       <w:r>
         <w:t xml:space="preserve"> </w:t>
@@ -2492,25 +2704,13 @@
         </m:r>
       </m:oMath>
       <w:r>
-        <w:t xml:space="preserve">) of</w:t>
-      </w:r>
-      <w:r>
-        <w:t xml:space="preserve"> </w:t>
-      </w:r>
-      <w:r>
-        <w:t xml:space="preserve">the focal species that can be sampled for every generated BON design (e.g. a BON</w:t>
-      </w:r>
-      <w:r>
-        <w:t xml:space="preserve"> </w:t>
-      </w:r>
-      <w:r>
-        <w:t xml:space="preserve">of 50 sites using a specific site selection algorithm). This proportion can be</w:t>
-      </w:r>
-      <w:r>
-        <w:t xml:space="preserve"> </w:t>
-      </w:r>
-      <w:r>
-        <w:t xml:space="preserve">seen as a</w:t>
+        <w:t xml:space="preserve">) that can be sampled for every generated BON design (e.g. a BON of 50 sites</w:t>
+      </w:r>
+      <w:r>
+        <w:t xml:space="preserve"> </w:t>
+      </w:r>
+      <w:r>
+        <w:t xml:space="preserve">using a specific site selection algorithm). This proportion can be seen as a</w:t>
       </w:r>
       <w:r>
         <w:t xml:space="preserve"> </w:t>
@@ -2522,19 +2722,19 @@
         <w:t xml:space="preserve"> </w:t>
       </w:r>
       <w:r>
-        <w:t xml:space="preserve">view of a given BON design’s sampling efficiency for that</w:t>
-      </w:r>
-      <w:r>
-        <w:t xml:space="preserve"> </w:t>
-      </w:r>
-      <w:r>
-        <w:t xml:space="preserve">simulated landscape. The proportion of sampled interactions should increase with</w:t>
-      </w:r>
-      <w:r>
-        <w:t xml:space="preserve"> </w:t>
-      </w:r>
-      <w:r>
-        <w:t xml:space="preserve">the number of sites in the BON (</w:t>
+        <w:t xml:space="preserve">view of a given BON design’s sampling efficiency for that simulated</w:t>
+      </w:r>
+      <w:r>
+        <w:t xml:space="preserve"> </w:t>
+      </w:r>
+      <w:r>
+        <w:t xml:space="preserve">landscape. The proportion of sampled interactions should increase with the</w:t>
+      </w:r>
+      <w:r>
+        <w:t xml:space="preserve"> </w:t>
+      </w:r>
+      <w:r>
+        <w:t xml:space="preserve">number of sites in the BON (</w:t>
       </w:r>
       <m:oMath>
         <m:r>
@@ -2556,25 +2756,25 @@
         <w:t xml:space="preserve"> </w:t>
       </w:r>
       <w:r>
-        <w:t xml:space="preserve">can</w:t>
-      </w:r>
-      <w:r>
-        <w:t xml:space="preserve"> </w:t>
-      </w:r>
-      <w:r>
-        <w:t xml:space="preserve">fluctuate given randomness in the site selection algorithm. To remove this</w:t>
-      </w:r>
-      <w:r>
-        <w:t xml:space="preserve"> </w:t>
-      </w:r>
-      <w:r>
-        <w:t xml:space="preserve">randomness and ensure a consistent comparison across independent simulations, we</w:t>
-      </w:r>
-      <w:r>
-        <w:t xml:space="preserve"> </w:t>
-      </w:r>
-      <w:r>
-        <w:t xml:space="preserve">state that the</w:t>
+        <w:t xml:space="preserve">can fluctuate</w:t>
+      </w:r>
+      <w:r>
+        <w:t xml:space="preserve"> </w:t>
+      </w:r>
+      <w:r>
+        <w:t xml:space="preserve">given randomness in the site selection algorithm. To ensure a consistent</w:t>
+      </w:r>
+      <w:r>
+        <w:t xml:space="preserve"> </w:t>
+      </w:r>
+      <w:r>
+        <w:t xml:space="preserve">comparison across independent simulations, given their stochasticity, we state</w:t>
+      </w:r>
+      <w:r>
+        <w:t xml:space="preserve"> </w:t>
+      </w:r>
+      <w:r>
+        <w:t xml:space="preserve">that the</w:t>
       </w:r>
       <w:r>
         <w:t xml:space="preserve"> </w:t>
@@ -2584,7 +2784,7 @@
           <w:b/>
           <w:bCs/>
         </w:rPr>
-        <w:t xml:space="preserve">proportion of sampled interactions for a given number of sites</w:t>
+        <w:t xml:space="preserve">proportion of realized interactions sampled for a given number of</w:t>
       </w:r>
       <w:r>
         <w:rPr>
@@ -2598,7 +2798,7 @@
           <w:b/>
           <w:bCs/>
         </w:rPr>
-        <w:t xml:space="preserve">in the BON</w:t>
+        <w:t xml:space="preserve">sites in the BON</w:t>
       </w:r>
       <w:r>
         <w:t xml:space="preserve">, noted</w:t>
@@ -2752,7 +2952,7 @@
         </m:r>
       </m:oMath>
       <w:r>
-        <w:t xml:space="preserve">, the faster we reach a high proportion of monitored</w:t>
+        <w:t xml:space="preserve">, the faster we reach a high proportion of sampled</w:t>
       </w:r>
       <w:r>
         <w:t xml:space="preserve"> </w:t>
@@ -2868,7 +3068,7 @@
           <w:b/>
           <w:bCs/>
         </w:rPr>
-        <w:t xml:space="preserve">number of sites required to sample 80% of the</w:t>
+        <w:t xml:space="preserve">number of sites required to sample X% of the</w:t>
       </w:r>
       <w:r>
         <w:rPr>
@@ -2885,7 +3085,7 @@
         <w:t xml:space="preserve">interactions</w:t>
       </w:r>
       <w:r>
-        <w:t xml:space="preserve">, which can directly be tied to sampling effort and design.</w:t>
+        <w:t xml:space="preserve">, which can be tied directly to sampling effort and design.</w:t>
       </w:r>
       <w:r>
         <w:t xml:space="preserve"> </w:t>
@@ -3120,13 +3320,31 @@
         <w:t xml:space="preserve"> </w:t>
       </w:r>
       <w:r>
-        <w:t xml:space="preserve">(80% of the interactions), an arbitrary threshold</w:t>
-      </w:r>
-      <w:r>
-        <w:t xml:space="preserve"> </w:t>
-      </w:r>
-      <w:r>
-        <w:t xml:space="preserve">representing a highly effective monitoring outcome, for which we obtain</w:t>
+        <w:t xml:space="preserve">(80% of the interactions), a threshold representing a</w:t>
+      </w:r>
+      <w:r>
+        <w:t xml:space="preserve"> </w:t>
+      </w:r>
+      <w:r>
+        <w:t xml:space="preserve">highly effective monitoring outcome (similarly used by</w:t>
+      </w:r>
+      <w:r>
+        <w:t xml:space="preserve"> </w:t>
+      </w:r>
+      <w:r>
+        <w:t xml:space="preserve">;</w:t>
+      </w:r>
+      <w:r>
+        <w:t xml:space="preserve"> </w:t>
+      </w:r>
+      <w:r>
+        <w:t xml:space="preserve">), for</w:t>
+      </w:r>
+      <w:r>
+        <w:t xml:space="preserve"> </w:t>
+      </w:r>
+      <w:r>
+        <w:t xml:space="preserve">which we obtain</w:t>
       </w:r>
       <w:r>
         <w:t xml:space="preserve"> </w:t>
@@ -3204,19 +3422,19 @@
         <w:t xml:space="preserve"> </w:t>
       </w:r>
       <w:r>
-        <w:t xml:space="preserve">measures the speed at which</w:t>
-      </w:r>
-      <w:r>
-        <w:t xml:space="preserve"> </w:t>
-      </w:r>
-      <w:r>
-        <w:t xml:space="preserve">interactions are documented, and therefore the sampling efficiency of a BON</w:t>
-      </w:r>
-      <w:r>
-        <w:t xml:space="preserve"> </w:t>
-      </w:r>
-      <w:r>
-        <w:t xml:space="preserve">design within a given landscape. We then used</w:t>
+        <w:t xml:space="preserve">measures the</w:t>
+      </w:r>
+      <w:r>
+        <w:t xml:space="preserve"> </w:t>
+      </w:r>
+      <w:r>
+        <w:t xml:space="preserve">speed at which realized interactions can be detected, and therefore the sampling</w:t>
+      </w:r>
+      <w:r>
+        <w:t xml:space="preserve"> </w:t>
+      </w:r>
+      <w:r>
+        <w:t xml:space="preserve">efficiency of a BON design within a given landscape. We then used</w:t>
       </w:r>
       <w:r>
         <w:t xml:space="preserve"> </w:t>
@@ -3239,25 +3457,19 @@
         <w:t xml:space="preserve"> </w:t>
       </w:r>
       <w:r>
-        <w:t xml:space="preserve">values to compare site</w:t>
-      </w:r>
-      <w:r>
-        <w:t xml:space="preserve"> </w:t>
-      </w:r>
-      <w:r>
-        <w:t xml:space="preserve">selection algorithms and optimization targets to identify which ones are more</w:t>
-      </w:r>
-      <w:r>
-        <w:t xml:space="preserve"> </w:t>
-      </w:r>
-      <w:r>
-        <w:t xml:space="preserve">efficient—i.e. allow reaching a high proportion of monitored interactions more</w:t>
-      </w:r>
-      <w:r>
-        <w:t xml:space="preserve"> </w:t>
-      </w:r>
-      <w:r>
-        <w:t xml:space="preserve">quickly.</w:t>
+        <w:t xml:space="preserve">values to compare site selection algorithms and optimization targets in terms of</w:t>
+      </w:r>
+      <w:r>
+        <w:t xml:space="preserve"> </w:t>
+      </w:r>
+      <w:r>
+        <w:t xml:space="preserve">their efficiency—i.e. which allow reaching a high proportion of sampled</w:t>
+      </w:r>
+      <w:r>
+        <w:t xml:space="preserve"> </w:t>
+      </w:r>
+      <w:r>
+        <w:t xml:space="preserve">interactions more quickly.</w:t>
       </w:r>
     </w:p>
     <w:bookmarkEnd w:id="18"/>
@@ -3358,28 +3570,43 @@
         <w:t xml:space="preserve">@Thompson2017DisGov</w:t>
       </w:r>
       <w:r>
-        <w:t xml:space="preserve">. We used the following parameters for the spatio-temporal</w:t>
-      </w:r>
-      <w:r>
-        <w:t xml:space="preserve"> </w:t>
-      </w:r>
-      <w:r>
-        <w:t xml:space="preserve">model implemented in SpeciesInteractionSamplers.jl</w:t>
-      </w:r>
-      <w:r>
-        <w:t xml:space="preserve"> </w:t>
-      </w:r>
-      <w:r>
-        <w:t xml:space="preserve">[@Catchen2023MisLin]</w:t>
-      </w:r>
-      <w:r>
-        <w:t xml:space="preserve">:</w:t>
-      </w:r>
-      <w:r>
-        <w:t xml:space="preserve"> </w:t>
-      </w:r>
-      <w:r>
-        <w:t xml:space="preserve">landscape autocorrelation of</w:t>
+        <w:t xml:space="preserve">. Next, we chose to keep internal parameters for the</w:t>
+      </w:r>
+      <w:r>
+        <w:t xml:space="preserve"> </w:t>
+      </w:r>
+      <w:r>
+        <w:t xml:space="preserve">spatio-temporal model implemented in SpeciesInteractionsSamplers.jl constant to</w:t>
+      </w:r>
+      <w:r>
+        <w:t xml:space="preserve"> </w:t>
+      </w:r>
+      <w:r>
+        <w:t xml:space="preserve">focus on differences between sampling strategies—ensuring that the variation in</w:t>
+      </w:r>
+      <w:r>
+        <w:t xml:space="preserve"> </w:t>
+      </w:r>
+      <w:r>
+        <w:t xml:space="preserve">monitoring outcomes would only be due to the BON designs—and refer readers to</w:t>
+      </w:r>
+      <w:r>
+        <w:t xml:space="preserve"> </w:t>
+      </w:r>
+      <w:r>
+        <w:t xml:space="preserve">@Catchen2023ProFra</w:t>
+      </w:r>
+      <w:r>
+        <w:t xml:space="preserve"> </w:t>
+      </w:r>
+      <w:r>
+        <w:t xml:space="preserve">for the detailed discussion over these parameters’ effects.</w:t>
+      </w:r>
+      <w:r>
+        <w:t xml:space="preserve"> </w:t>
+      </w:r>
+      <w:r>
+        <w:t xml:space="preserve">We used the following internal parameters: landscape autocorrelation of</w:t>
       </w:r>
       <w:r>
         <w:t xml:space="preserve"> </w:t>
@@ -3393,7 +3620,13 @@
         <w:t xml:space="preserve"> </w:t>
       </w:r>
       <w:r>
-        <w:t xml:space="preserve">= 0.85, Beta distribution with</w:t>
+        <w:t xml:space="preserve">=</w:t>
+      </w:r>
+      <w:r>
+        <w:t xml:space="preserve"> </w:t>
+      </w:r>
+      <w:r>
+        <w:t xml:space="preserve">0.85, Beta distribution with</w:t>
       </w:r>
       <w:r>
         <w:t xml:space="preserve"> </w:t>
@@ -3407,13 +3640,7 @@
         <w:t xml:space="preserve"> </w:t>
       </w:r>
       <w:r>
-        <w:t xml:space="preserve">= 10</w:t>
-      </w:r>
-      <w:r>
-        <w:t xml:space="preserve"> </w:t>
-      </w:r>
-      <w:r>
-        <w:t xml:space="preserve">and</w:t>
+        <w:t xml:space="preserve">= 10 and</w:t>
       </w:r>
       <w:r>
         <w:t xml:space="preserve"> </w:t>
@@ -3427,13 +3654,13 @@
         <w:t xml:space="preserve"> </w:t>
       </w:r>
       <w:r>
-        <w:t xml:space="preserve">= 10 to threshold landscapes, variance of log-normal distribution</w:t>
-      </w:r>
-      <w:r>
-        <w:t xml:space="preserve"> </w:t>
-      </w:r>
-      <w:r>
-        <w:t xml:space="preserve">for relative abundances</w:t>
+        <w:t xml:space="preserve">= 10 to threshold</w:t>
+      </w:r>
+      <w:r>
+        <w:t xml:space="preserve"> </w:t>
+      </w:r>
+      <w:r>
+        <w:t xml:space="preserve">landscapes, variance of log-normal distribution for relative abundances</w:t>
       </w:r>
       <w:r>
         <w:t xml:space="preserve"> </w:t>
@@ -3461,13 +3688,7 @@
         <w:t xml:space="preserve"> </w:t>
       </w:r>
       <w:r>
-        <w:t xml:space="preserve">= 50,000,</w:t>
-      </w:r>
-      <w:r>
-        <w:t xml:space="preserve"> </w:t>
-      </w:r>
-      <w:r>
-        <w:t xml:space="preserve">and detection scaling</w:t>
+        <w:t xml:space="preserve">= 50,000, and detection scaling</w:t>
       </w:r>
       <w:r>
         <w:t xml:space="preserve"> </w:t>
@@ -3481,116 +3702,13 @@
         <w:t xml:space="preserve"> </w:t>
       </w:r>
       <w:r>
-        <w:t xml:space="preserve">= 50. Exploratory simulations showed that model</w:t>
-      </w:r>
-      <w:r>
-        <w:t xml:space="preserve"> </w:t>
-      </w:r>
-      <w:r>
-        <w:t xml:space="preserve">parameters such as metaweb connectance and landscape autocorrelation did not</w:t>
-      </w:r>
-      <w:r>
-        <w:t xml:space="preserve"> </w:t>
-      </w:r>
-      <w:r>
-        <w:t xml:space="preserve">have an important effect on the proportion of sampled interactions and the</w:t>
-      </w:r>
-      <w:r>
-        <w:t xml:space="preserve"> </w:t>
-      </w:r>
-      <w:r>
-        <w:t xml:space="preserve">accumulation observed when increasing the number of sites in the BON. The</w:t>
-      </w:r>
-      <w:r>
-        <w:t xml:space="preserve"> </w:t>
-      </w:r>
-      <w:r>
-        <w:t xml:space="preserve">activation energy</w:t>
-      </w:r>
-      <w:r>
-        <w:t xml:space="preserve"> </w:t>
-      </w:r>
-      <m:oMath>
-        <m:r>
-          <m:t>ϵ</m:t>
-        </m:r>
-      </m:oMath>
-      <w:r>
-        <w:t xml:space="preserve"> </w:t>
-      </w:r>
-      <w:r>
-        <w:t xml:space="preserve">and detection scaling</w:t>
-      </w:r>
-      <w:r>
-        <w:t xml:space="preserve"> </w:t>
-      </w:r>
-      <m:oMath>
-        <m:r>
-          <m:t>α</m:t>
-        </m:r>
-      </m:oMath>
-      <w:r>
-        <w:t xml:space="preserve"> </w:t>
-      </w:r>
-      <w:r>
-        <w:t xml:space="preserve">parameters determine</w:t>
-      </w:r>
-      <w:r>
-        <w:t xml:space="preserve"> </w:t>
-      </w:r>
-      <w:r>
-        <w:t xml:space="preserve">the total number of expected and detected interactions</w:t>
-      </w:r>
-      <w:r>
-        <w:t xml:space="preserve"> </w:t>
-      </w:r>
-      <w:r>
-        <w:t xml:space="preserve">[@Catchen2023MisLin]</w:t>
-      </w:r>
-      <w:r>
-        <w:t xml:space="preserve">, and</w:t>
-      </w:r>
-      <w:r>
-        <w:t xml:space="preserve"> </w:t>
-      </w:r>
-      <w:r>
-        <w:t xml:space="preserve">therefore influenced the absolute numbers observed. Here, we chose to use a</w:t>
-      </w:r>
-      <w:r>
-        <w:t xml:space="preserve"> </w:t>
-      </w:r>
-      <w:r>
-        <w:t xml:space="preserve">single fixed value to focus on differences between sampling</w:t>
-      </w:r>
-      <w:r>
-        <w:t xml:space="preserve"> </w:t>
-      </w:r>
-      <w:r>
-        <w:t xml:space="preserve">strategies—influenced in the same way by the parameter values—and refer readers</w:t>
-      </w:r>
-      <w:r>
-        <w:t xml:space="preserve"> </w:t>
-      </w:r>
-      <w:r>
-        <w:t xml:space="preserve">to</w:t>
-      </w:r>
-      <w:r>
-        <w:t xml:space="preserve"> </w:t>
-      </w:r>
-      <w:r>
-        <w:t xml:space="preserve">@Catchen2023MisLin</w:t>
-      </w:r>
-      <w:r>
-        <w:t xml:space="preserve"> </w:t>
-      </w:r>
-      <w:r>
-        <w:t xml:space="preserve">for the detailed discussion over the parameters’ effect.</w:t>
-      </w:r>
-      <w:r>
-        <w:t xml:space="preserve"> </w:t>
-      </w:r>
-      <w:r>
-        <w:t xml:space="preserve">We implemented our simulations in</w:t>
+        <w:t xml:space="preserve">=</w:t>
+      </w:r>
+      <w:r>
+        <w:t xml:space="preserve"> </w:t>
+      </w:r>
+      <w:r>
+        <w:t xml:space="preserve">50. We implemented our simulations in</w:t>
       </w:r>
       <w:r>
         <w:t xml:space="preserve"> </w:t>
@@ -3615,19 +3733,19 @@
         <w:t xml:space="preserve">[@Bezanson2017JulFre]</w:t>
       </w:r>
       <w:r>
-        <w:t xml:space="preserve">. All the</w:t>
-      </w:r>
-      <w:r>
-        <w:t xml:space="preserve"> </w:t>
-      </w:r>
-      <w:r>
-        <w:t xml:space="preserve">code used to implement the simulations and perform the analyses is archived on</w:t>
-      </w:r>
-      <w:r>
-        <w:t xml:space="preserve"> </w:t>
-      </w:r>
-      <w:r>
-        <w:t xml:space="preserve">Zenodo</w:t>
+        <w:t xml:space="preserve">. All</w:t>
+      </w:r>
+      <w:r>
+        <w:t xml:space="preserve"> </w:t>
+      </w:r>
+      <w:r>
+        <w:t xml:space="preserve">the code used to implement the simulations and perform the analyses is archived</w:t>
+      </w:r>
+      <w:r>
+        <w:t xml:space="preserve"> </w:t>
+      </w:r>
+      <w:r>
+        <w:t xml:space="preserve">on Zenodo</w:t>
       </w:r>
       <w:r>
         <w:t xml:space="preserve"> </w:t>
@@ -3665,37 +3783,49 @@
         <w:t xml:space="preserve"> </w:t>
       </w:r>
       <w:r>
-        <w:t xml:space="preserve">interactions across space, defining expectations for how we could document a</w:t>
-      </w:r>
-      <w:r>
-        <w:t xml:space="preserve"> </w:t>
-      </w:r>
-      <w:r>
-        <w:t xml:space="preserve">metaweb of interactions using a BON. We aimed to represent the case of existing</w:t>
-      </w:r>
-      <w:r>
-        <w:t xml:space="preserve"> </w:t>
-      </w:r>
-      <w:r>
-        <w:t xml:space="preserve">BONs (e.g. Québec, China) designed to cover a wide range of taxa and</w:t>
-      </w:r>
-      <w:r>
-        <w:t xml:space="preserve"> </w:t>
-      </w:r>
-      <w:r>
-        <w:t xml:space="preserve">environmental conditions without specific considerations for species</w:t>
-      </w:r>
-      <w:r>
-        <w:t xml:space="preserve"> </w:t>
-      </w:r>
-      <w:r>
-        <w:t xml:space="preserve">interactions. We tested the case of spatially balanced BONs with evenly spread</w:t>
-      </w:r>
-      <w:r>
-        <w:t xml:space="preserve"> </w:t>
-      </w:r>
-      <w:r>
-        <w:t xml:space="preserve">sites across the landscape configurations, which is generally considered an</w:t>
+        <w:t xml:space="preserve">interactions across space, defining expectations for how we could detect</w:t>
+      </w:r>
+      <w:r>
+        <w:t xml:space="preserve"> </w:t>
+      </w:r>
+      <w:r>
+        <w:t xml:space="preserve">interactions in a metaweb using</w:t>
+      </w:r>
+      <w:r>
+        <w:t xml:space="preserve"> </w:t>
+      </w:r>
+      <w:r>
+        <w:t xml:space="preserve">“an existing”</w:t>
+      </w:r>
+      <w:r>
+        <w:t xml:space="preserve"> </w:t>
+      </w:r>
+      <w:r>
+        <w:t xml:space="preserve">BON. This is, we aimed to</w:t>
+      </w:r>
+      <w:r>
+        <w:t xml:space="preserve"> </w:t>
+      </w:r>
+      <w:r>
+        <w:t xml:space="preserve">represent the case of testing the interaction sampling efficiency of BONs</w:t>
+      </w:r>
+      <w:r>
+        <w:t xml:space="preserve"> </w:t>
+      </w:r>
+      <w:r>
+        <w:t xml:space="preserve">designed to cover a wide range of taxa and environmental conditions but not</w:t>
+      </w:r>
+      <w:r>
+        <w:t xml:space="preserve"> </w:t>
+      </w:r>
+      <w:r>
+        <w:t xml:space="preserve">necessarily species interactions (e.g. Québec, China BONs). For this, we</w:t>
+      </w:r>
+      <w:r>
+        <w:t xml:space="preserve"> </w:t>
+      </w:r>
+      <w:r>
+        <w:t xml:space="preserve">designed and tested spatially balanced BONs which is generally considered an</w:t>
       </w:r>
       <w:r>
         <w:t xml:space="preserve"> </w:t>
@@ -3734,109 +3864,115 @@
         <w:t xml:space="preserve"> </w:t>
       </w:r>
       <w:r>
-        <w:t xml:space="preserve">to generate candidate BONs with a number of sites between</w:t>
-      </w:r>
-      <w:r>
-        <w:t xml:space="preserve"> </w:t>
-      </w:r>
-      <w:r>
-        <w:t xml:space="preserve">1 and 500 at intervals of 10 sites, with 50 replicates for each number of sites,</w:t>
-      </w:r>
-      <w:r>
-        <w:t xml:space="preserve"> </w:t>
-      </w:r>
-      <w:r>
-        <w:t xml:space="preserve">yielding 2,550 BON designs in total. For every design, we used the general model</w:t>
-      </w:r>
-      <w:r>
-        <w:t xml:space="preserve"> </w:t>
-      </w:r>
-      <w:r>
-        <w:t xml:space="preserve">(Step 1) to generate an independent landscape configuration: a specific metaweb,</w:t>
-      </w:r>
-      <w:r>
-        <w:t xml:space="preserve"> </w:t>
-      </w:r>
-      <w:r>
-        <w:t xml:space="preserve">a set of species ranges, an abundance distribution for the species, and realized</w:t>
-      </w:r>
-      <w:r>
-        <w:t xml:space="preserve"> </w:t>
-      </w:r>
-      <w:r>
-        <w:t xml:space="preserve">interactions. In every one, we evaluated the sampling efficiency of the BON</w:t>
-      </w:r>
-      <w:r>
-        <w:t xml:space="preserve"> </w:t>
-      </w:r>
-      <w:r>
-        <w:t xml:space="preserve">design in terms of sampling interactions from the metaweb and in terms of</w:t>
-      </w:r>
-      <w:r>
-        <w:t xml:space="preserve"> </w:t>
-      </w:r>
-      <w:r>
-        <w:t xml:space="preserve">documenting species richness. For species richness, we assumed that all species</w:t>
-      </w:r>
-      <w:r>
-        <w:t xml:space="preserve"> </w:t>
-      </w:r>
-      <w:r>
-        <w:t xml:space="preserve">present at sites in the BON were sampled, then compared the number of species</w:t>
-      </w:r>
-      <w:r>
-        <w:t xml:space="preserve"> </w:t>
-      </w:r>
-      <w:r>
-        <w:t xml:space="preserve">sampled in the BON against the total species richness across the landscape</w:t>
-      </w:r>
-      <w:r>
-        <w:t xml:space="preserve"> </w:t>
-      </w:r>
-      <w:r>
-        <w:t xml:space="preserve">(always 75 species). For interactions, we evaluated each interaction type</w:t>
-      </w:r>
-      <w:r>
-        <w:t xml:space="preserve"> </w:t>
-      </w:r>
-      <w:r>
-        <w:t xml:space="preserve">separately (possible, realized and detected), counting the number of distinct</w:t>
-      </w:r>
-      <w:r>
-        <w:t xml:space="preserve"> </w:t>
-      </w:r>
-      <w:r>
-        <w:t xml:space="preserve">interactions sampled in the BON, then evaluated each number in proportion to the</w:t>
-      </w:r>
-      <w:r>
-        <w:t xml:space="preserve"> </w:t>
-      </w:r>
-      <w:r>
-        <w:t xml:space="preserve">metaweb (specific to the landscape configuration, but generated with the same</w:t>
-      </w:r>
-      <w:r>
-        <w:t xml:space="preserve"> </w:t>
-      </w:r>
-      <w:r>
-        <w:t xml:space="preserve">connectance of 0.2 using the niche model). As a whole, these simulations</w:t>
-      </w:r>
-      <w:r>
-        <w:t xml:space="preserve"> </w:t>
-      </w:r>
-      <w:r>
-        <w:t xml:space="preserve">compared four sampling targets (species richness, possible interactions,</w:t>
-      </w:r>
-      <w:r>
-        <w:t xml:space="preserve"> </w:t>
-      </w:r>
-      <w:r>
-        <w:t xml:space="preserve">realized interactions, and detected interactions), establishing baselines for</w:t>
-      </w:r>
-      <w:r>
-        <w:t xml:space="preserve"> </w:t>
-      </w:r>
-      <w:r>
-        <w:t xml:space="preserve">the monitoring of each.</w:t>
+        <w:t xml:space="preserve">with equal inclusion probabilities across the landscapes</w:t>
+      </w:r>
+      <w:r>
+        <w:t xml:space="preserve"> </w:t>
+      </w:r>
+      <w:r>
+        <w:t xml:space="preserve">to generate candidate BONs with a number of sites between 1 and 500 at intervals</w:t>
+      </w:r>
+      <w:r>
+        <w:t xml:space="preserve"> </w:t>
+      </w:r>
+      <w:r>
+        <w:t xml:space="preserve">of 10 sites, with 50 replicates for each number of sites, yielding 2,550 BON</w:t>
+      </w:r>
+      <w:r>
+        <w:t xml:space="preserve"> </w:t>
+      </w:r>
+      <w:r>
+        <w:t xml:space="preserve">designs in total. For every design we used the general model (Step 1) to</w:t>
+      </w:r>
+      <w:r>
+        <w:t xml:space="preserve"> </w:t>
+      </w:r>
+      <w:r>
+        <w:t xml:space="preserve">generate an independent landscape configuration: a specific metaweb, a set of</w:t>
+      </w:r>
+      <w:r>
+        <w:t xml:space="preserve"> </w:t>
+      </w:r>
+      <w:r>
+        <w:t xml:space="preserve">species ranges, an abundance distribution for the species, and realized</w:t>
+      </w:r>
+      <w:r>
+        <w:t xml:space="preserve"> </w:t>
+      </w:r>
+      <w:r>
+        <w:t xml:space="preserve">interactions. In every one, we evaluated the sampling efficiency of the</w:t>
+      </w:r>
+      <w:r>
+        <w:t xml:space="preserve"> </w:t>
+      </w:r>
+      <w:r>
+        <w:t xml:space="preserve">spatially balanced BON design in terms of sampling interactions from the metaweb</w:t>
+      </w:r>
+      <w:r>
+        <w:t xml:space="preserve"> </w:t>
+      </w:r>
+      <w:r>
+        <w:t xml:space="preserve">and in terms of recording species richness. For interactions, we evaluated each</w:t>
+      </w:r>
+      <w:r>
+        <w:t xml:space="preserve"> </w:t>
+      </w:r>
+      <w:r>
+        <w:t xml:space="preserve">interaction type separately (potential, realized and detected), counting the</w:t>
+      </w:r>
+      <w:r>
+        <w:t xml:space="preserve"> </w:t>
+      </w:r>
+      <w:r>
+        <w:t xml:space="preserve">number of distinct interactions sampled in the BON, then evaluated each with</w:t>
+      </w:r>
+      <w:r>
+        <w:t xml:space="preserve"> </w:t>
+      </w:r>
+      <w:r>
+        <w:t xml:space="preserve">regards to the total interactions in the metaweb (specific to the landscape</w:t>
+      </w:r>
+      <w:r>
+        <w:t xml:space="preserve"> </w:t>
+      </w:r>
+      <w:r>
+        <w:t xml:space="preserve">configuration, but generated with the same connectance of 0.2 using the niche</w:t>
+      </w:r>
+      <w:r>
+        <w:t xml:space="preserve"> </w:t>
+      </w:r>
+      <w:r>
+        <w:t xml:space="preserve">model). For species richness, we assumed that all species present at sites in</w:t>
+      </w:r>
+      <w:r>
+        <w:t xml:space="preserve"> </w:t>
+      </w:r>
+      <w:r>
+        <w:t xml:space="preserve">the BON were sampled, then compared the number of species sampled in the BON</w:t>
+      </w:r>
+      <w:r>
+        <w:t xml:space="preserve"> </w:t>
+      </w:r>
+      <w:r>
+        <w:t xml:space="preserve">against the total species richness across the landscape (always 75 species). As</w:t>
+      </w:r>
+      <w:r>
+        <w:t xml:space="preserve"> </w:t>
+      </w:r>
+      <w:r>
+        <w:t xml:space="preserve">a whole, these simulations compared four sampling targets (species richness,</w:t>
+      </w:r>
+      <w:r>
+        <w:t xml:space="preserve"> </w:t>
+      </w:r>
+      <w:r>
+        <w:t xml:space="preserve">potential interactions, realized interactions, and detected interactions),</w:t>
+      </w:r>
+      <w:r>
+        <w:t xml:space="preserve"> </w:t>
+      </w:r>
+      <w:r>
+        <w:t xml:space="preserve">establishing baselines for the monitoring of each.</w:t>
       </w:r>
     </w:p>
     <w:bookmarkEnd w:id="20"/>
@@ -3898,43 +4034,43 @@
         <w:t xml:space="preserve"> </w:t>
       </w:r>
       <w:r>
-        <w:t xml:space="preserve">sampling efficiency from a focal species perspective, by simulating a virtual</w:t>
-      </w:r>
-      <w:r>
-        <w:t xml:space="preserve"> </w:t>
-      </w:r>
-      <w:r>
-        <w:t xml:space="preserve">observer that would aim to sample all the interactions of a focal species (here</w:t>
-      </w:r>
-      <w:r>
-        <w:t xml:space="preserve"> </w:t>
-      </w:r>
-      <w:r>
-        <w:t xml:space="preserve">known from the metaweb), but might have different information on how to optimize</w:t>
-      </w:r>
-      <w:r>
-        <w:t xml:space="preserve"> </w:t>
-      </w:r>
-      <w:r>
-        <w:t xml:space="preserve">the sampling design. Thus, the idea of our focal sampling exploration is to</w:t>
-      </w:r>
-      <w:r>
-        <w:t xml:space="preserve"> </w:t>
-      </w:r>
-      <w:r>
-        <w:t xml:space="preserve">represent a simplified case with a clear objective (retrieving a species’</w:t>
-      </w:r>
-      <w:r>
-        <w:t xml:space="preserve"> </w:t>
-      </w:r>
-      <w:r>
-        <w:t xml:space="preserve">interactions) and where we do have prior knowledge about the system, either</w:t>
-      </w:r>
-      <w:r>
-        <w:t xml:space="preserve"> </w:t>
-      </w:r>
-      <w:r>
-        <w:t xml:space="preserve">through empirical data or model predictions, which can be used to optimize</w:t>
+        <w:t xml:space="preserve">interaction sampling efficiency from a focal species perspective, by simulating</w:t>
+      </w:r>
+      <w:r>
+        <w:t xml:space="preserve"> </w:t>
+      </w:r>
+      <w:r>
+        <w:t xml:space="preserve">a virtual observer that would aim to sample all the interactions of a given</w:t>
+      </w:r>
+      <w:r>
+        <w:t xml:space="preserve"> </w:t>
+      </w:r>
+      <w:r>
+        <w:t xml:space="preserve">species (here known from the metaweb), but who might have different information</w:t>
+      </w:r>
+      <w:r>
+        <w:t xml:space="preserve"> </w:t>
+      </w:r>
+      <w:r>
+        <w:t xml:space="preserve">on how to optimize the sampling design. Thus, the idea of this simulation study</w:t>
+      </w:r>
+      <w:r>
+        <w:t xml:space="preserve"> </w:t>
+      </w:r>
+      <w:r>
+        <w:t xml:space="preserve">is to represent a simplified case with a clear objective (retrieving a species’</w:t>
+      </w:r>
+      <w:r>
+        <w:t xml:space="preserve"> </w:t>
+      </w:r>
+      <w:r>
+        <w:t xml:space="preserve">realized interactions) and where we have prior knowledge about the system,</w:t>
+      </w:r>
+      <w:r>
+        <w:t xml:space="preserve"> </w:t>
+      </w:r>
+      <w:r>
+        <w:t xml:space="preserve">either through empirical data or model predictions, that can be used to optimize</w:t>
       </w:r>
       <w:r>
         <w:t xml:space="preserve"> </w:t>
@@ -3966,13 +4102,13 @@
         <w:t xml:space="preserve"> </w:t>
       </w:r>
       <w:r>
-        <w:t xml:space="preserve">for instance based on expert knowledge or species distribution models.</w:t>
-      </w:r>
-      <w:r>
-        <w:t xml:space="preserve"> </w:t>
-      </w:r>
-      <w:r>
-        <w:t xml:space="preserve">Therefore, we investigated the case where an observer knows the species range</w:t>
+        <w:t xml:space="preserve">for instance based on expert knowledge, atlases, or species distribution models.</w:t>
+      </w:r>
+      <w:r>
+        <w:t xml:space="preserve"> </w:t>
+      </w:r>
+      <w:r>
+        <w:t xml:space="preserve">Therefore, we investigated the case where an observer knows the species’ range</w:t>
       </w:r>
       <w:r>
         <w:t xml:space="preserve"> </w:t>
@@ -3984,7 +4120,13 @@
         <w:t xml:space="preserve"> </w:t>
       </w:r>
       <w:r>
-        <w:t xml:space="preserve">to retrieve the interactions. We tested four strategies for comparison: a</w:t>
+        <w:t xml:space="preserve">to retrieve its realized interactions. We tested four strategies for comparison:</w:t>
+      </w:r>
+      <w:r>
+        <w:t xml:space="preserve"> </w:t>
+      </w:r>
+      <w:r>
+        <w:t xml:space="preserve">a</w:t>
       </w:r>
       <w:r>
         <w:t xml:space="preserve"> </w:t>
@@ -4000,19 +4142,47 @@
         <w:t xml:space="preserve"> </w:t>
       </w:r>
       <w:r>
-        <w:t xml:space="preserve">spreading sites across the entire study area (using Balanced</w:t>
-      </w:r>
-      <w:r>
-        <w:t xml:space="preserve"> </w:t>
-      </w:r>
-      <w:r>
-        <w:t xml:space="preserve">Acceptance Sampling, hereafter BAS), a balanced sampling only within the range</w:t>
-      </w:r>
-      <w:r>
-        <w:t xml:space="preserve"> </w:t>
-      </w:r>
-      <w:r>
-        <w:t xml:space="preserve">of the focal species (hereafter called</w:t>
+        <w:t xml:space="preserve">spreading sites across the entire study area (using</w:t>
+      </w:r>
+      <w:r>
+        <w:t xml:space="preserve"> </w:t>
+      </w:r>
+      <w:r>
+        <w:t xml:space="preserve">Balanced Acceptance Sampling, hereafter BAS), a</w:t>
+      </w:r>
+      <w:r>
+        <w:t xml:space="preserve"> </w:t>
+      </w:r>
+      <w:r>
+        <w:rPr>
+          <w:i/>
+          <w:iCs/>
+        </w:rPr>
+        <w:t xml:space="preserve">Weighted Sampling</w:t>
+      </w:r>
+      <w:r>
+        <w:t xml:space="preserve"> </w:t>
+      </w:r>
+      <w:r>
+        <w:t xml:space="preserve">favouring</w:t>
+      </w:r>
+      <w:r>
+        <w:t xml:space="preserve"> </w:t>
+      </w:r>
+      <w:r>
+        <w:t xml:space="preserve">sites within the species range (adjusting the inclusion probability in BAS to</w:t>
+      </w:r>
+      <w:r>
+        <w:t xml:space="preserve"> </w:t>
+      </w:r>
+      <w:r>
+        <w:t xml:space="preserve">higher values inside the species range), a balanced sampling only within the</w:t>
+      </w:r>
+      <w:r>
+        <w:t xml:space="preserve"> </w:t>
+      </w:r>
+      <w:r>
+        <w:t xml:space="preserve">range of the focal species (hereafter called</w:t>
       </w:r>
       <w:r>
         <w:t xml:space="preserve"> </w:t>
@@ -4025,7 +4195,7 @@
         <w:t xml:space="preserve">Balanced Within Range</w:t>
       </w:r>
       <w:r>
-        <w:t xml:space="preserve">), a</w:t>
+        <w:t xml:space="preserve">) and a</w:t>
       </w:r>
       <w:r>
         <w:t xml:space="preserve"> </w:t>
@@ -4035,57 +4205,7 @@
           <w:i/>
           <w:iCs/>
         </w:rPr>
-        <w:t xml:space="preserve">Weighted</w:t>
-      </w:r>
-      <w:r>
-        <w:rPr>
-          <w:i/>
-          <w:iCs/>
-        </w:rPr>
-        <w:t xml:space="preserve"> </w:t>
-      </w:r>
-      <w:r>
-        <w:rPr>
-          <w:i/>
-          <w:iCs/>
-        </w:rPr>
-        <w:t xml:space="preserve">Sampling</w:t>
-      </w:r>
-      <w:r>
-        <w:t xml:space="preserve"> </w:t>
-      </w:r>
-      <w:r>
-        <w:t xml:space="preserve">favouring the species range in site selection among all sites in the</w:t>
-      </w:r>
-      <w:r>
-        <w:t xml:space="preserve"> </w:t>
-      </w:r>
-      <w:r>
-        <w:t xml:space="preserve">study area (adjusting the inclusion probability in BAS), and a</w:t>
-      </w:r>
-      <w:r>
-        <w:t xml:space="preserve"> </w:t>
-      </w:r>
-      <w:r>
-        <w:rPr>
-          <w:i/>
-          <w:iCs/>
-        </w:rPr>
-        <w:t xml:space="preserve">Targeted</w:t>
-      </w:r>
-      <w:r>
-        <w:rPr>
-          <w:i/>
-          <w:iCs/>
-        </w:rPr>
-        <w:t xml:space="preserve"> </w:t>
-      </w:r>
-      <w:r>
-        <w:rPr>
-          <w:i/>
-          <w:iCs/>
-        </w:rPr>
-        <w:t xml:space="preserve">Sampling</w:t>
+        <w:t xml:space="preserve">Targeted Sampling</w:t>
       </w:r>
       <w:r>
         <w:t xml:space="preserve"> </w:t>
@@ -4103,25 +4223,19 @@
         <w:t xml:space="preserve"> </w:t>
       </w:r>
       <w:r>
-        <w:t xml:space="preserve">values in the layer provided</w:t>
-      </w:r>
-      <w:r>
-        <w:t xml:space="preserve"> </w:t>
-      </w:r>
-      <w:r>
-        <w:t xml:space="preserve">(using Uncertainty Sampling). Next, we tested four information targets for</w:t>
-      </w:r>
-      <w:r>
-        <w:t xml:space="preserve"> </w:t>
-      </w:r>
-      <w:r>
-        <w:t xml:space="preserve">optimization with the Targeted Sampling strategy (all with the Uncertainty</w:t>
-      </w:r>
-      <w:r>
-        <w:t xml:space="preserve"> </w:t>
-      </w:r>
-      <w:r>
-        <w:t xml:space="preserve">Sampling algorithm): the exact</w:t>
+        <w:t xml:space="preserve">values in the</w:t>
+      </w:r>
+      <w:r>
+        <w:t xml:space="preserve"> </w:t>
+      </w:r>
+      <w:r>
+        <w:t xml:space="preserve">layer provided (using Uncertainty Sampling). Within the Targeted Sampling</w:t>
+      </w:r>
+      <w:r>
+        <w:t xml:space="preserve"> </w:t>
+      </w:r>
+      <w:r>
+        <w:t xml:space="preserve">strategy, we tested four information targets for optimization: i) the exact</w:t>
       </w:r>
       <w:r>
         <w:t xml:space="preserve"> </w:t>
@@ -4137,13 +4251,13 @@
         <w:t xml:space="preserve"> </w:t>
       </w:r>
       <w:r>
-        <w:t xml:space="preserve">(our attainable information</w:t>
-      </w:r>
-      <w:r>
-        <w:t xml:space="preserve"> </w:t>
-      </w:r>
-      <w:r>
-        <w:t xml:space="preserve">knowledge for the observer), a</w:t>
+        <w:t xml:space="preserve">(our attainable information knowledge for the observer),</w:t>
+      </w:r>
+      <w:r>
+        <w:t xml:space="preserve"> </w:t>
+      </w:r>
+      <w:r>
+        <w:t xml:space="preserve">ii) a</w:t>
       </w:r>
       <w:r>
         <w:t xml:space="preserve"> </w:t>
@@ -4159,19 +4273,13 @@
         <w:t xml:space="preserve"> </w:t>
       </w:r>
       <w:r>
-        <w:t xml:space="preserve">for the focal species</w:t>
-      </w:r>
-      <w:r>
-        <w:t xml:space="preserve"> </w:t>
-      </w:r>
-      <w:r>
-        <w:t xml:space="preserve">(representing a less-informed case, similar to the output of a species</w:t>
-      </w:r>
-      <w:r>
-        <w:t xml:space="preserve"> </w:t>
-      </w:r>
-      <w:r>
-        <w:t xml:space="preserve">distribution model),</w:t>
+        <w:t xml:space="preserve">for the focal species (representing a less-informed</w:t>
+      </w:r>
+      <w:r>
+        <w:t xml:space="preserve"> </w:t>
+      </w:r>
+      <w:r>
+        <w:t xml:space="preserve">case, similar to the output of a species distribution model), iii)</w:t>
       </w:r>
       <w:r>
         <w:t xml:space="preserve"> </w:t>
@@ -4181,59 +4289,75 @@
           <w:i/>
           <w:iCs/>
         </w:rPr>
-        <w:t xml:space="preserve">species richness</w:t>
-      </w:r>
-      <w:r>
-        <w:t xml:space="preserve"> </w:t>
-      </w:r>
-      <w:r>
-        <w:t xml:space="preserve">across the landscape (to represent a</w:t>
-      </w:r>
-      <w:r>
-        <w:t xml:space="preserve"> </w:t>
-      </w:r>
-      <w:r>
-        <w:t xml:space="preserve">holistic level of information about the system, which an observer might have</w:t>
-      </w:r>
-      <w:r>
-        <w:t xml:space="preserve"> </w:t>
-      </w:r>
-      <w:r>
-        <w:t xml:space="preserve">based on detailed knowledge about biodiversity in a region) and finally the</w:t>
-      </w:r>
-      <w:r>
-        <w:t xml:space="preserve"> </w:t>
-      </w:r>
-      <w:r>
-        <w:t xml:space="preserve">location of</w:t>
-      </w:r>
-      <w:r>
-        <w:t xml:space="preserve"> </w:t>
+        <w:t xml:space="preserve">species</w:t>
       </w:r>
       <w:r>
         <w:rPr>
           <w:i/>
           <w:iCs/>
         </w:rPr>
-        <w:t xml:space="preserve">realized interactions</w:t>
-      </w:r>
-      <w:r>
-        <w:t xml:space="preserve"> </w:t>
-      </w:r>
-      <w:r>
-        <w:t xml:space="preserve">for the focal species across the landscape</w:t>
-      </w:r>
-      <w:r>
-        <w:t xml:space="preserve"> </w:t>
-      </w:r>
-      <w:r>
-        <w:t xml:space="preserve">(to represent a best-case scenario, where an observer would know exactly the</w:t>
-      </w:r>
-      <w:r>
-        <w:t xml:space="preserve"> </w:t>
-      </w:r>
-      <w:r>
-        <w:t xml:space="preserve">right information to target).</w:t>
+        <w:t xml:space="preserve"> </w:t>
+      </w:r>
+      <w:r>
+        <w:rPr>
+          <w:i/>
+          <w:iCs/>
+        </w:rPr>
+        <w:t xml:space="preserve">richness</w:t>
+      </w:r>
+      <w:r>
+        <w:t xml:space="preserve"> </w:t>
+      </w:r>
+      <w:r>
+        <w:t xml:space="preserve">across the landscape (to represent a holistic level of information</w:t>
+      </w:r>
+      <w:r>
+        <w:t xml:space="preserve"> </w:t>
+      </w:r>
+      <w:r>
+        <w:t xml:space="preserve">about the system, which an observer might have based on detailed knowledge about</w:t>
+      </w:r>
+      <w:r>
+        <w:t xml:space="preserve"> </w:t>
+      </w:r>
+      <w:r>
+        <w:t xml:space="preserve">biodiversity in a region), and iv) the location the focal species’</w:t>
+      </w:r>
+      <w:r>
+        <w:t xml:space="preserve"> </w:t>
+      </w:r>
+      <w:r>
+        <w:rPr>
+          <w:i/>
+          <w:iCs/>
+        </w:rPr>
+        <w:t xml:space="preserve">realized</w:t>
+      </w:r>
+      <w:r>
+        <w:rPr>
+          <w:i/>
+          <w:iCs/>
+        </w:rPr>
+        <w:t xml:space="preserve"> </w:t>
+      </w:r>
+      <w:r>
+        <w:rPr>
+          <w:i/>
+          <w:iCs/>
+        </w:rPr>
+        <w:t xml:space="preserve">interactions</w:t>
+      </w:r>
+      <w:r>
+        <w:t xml:space="preserve"> </w:t>
+      </w:r>
+      <w:r>
+        <w:t xml:space="preserve">across the landscape (to represent a best-case scenario, where an</w:t>
+      </w:r>
+      <w:r>
+        <w:t xml:space="preserve"> </w:t>
+      </w:r>
+      <w:r>
+        <w:t xml:space="preserve">observer would know exactly where to sample the species’ interactions).</w:t>
       </w:r>
     </w:p>
     <w:p>
@@ -4259,13 +4383,13 @@
         <w:t xml:space="preserve"> </w:t>
       </w:r>
       <w:r>
-        <w:t xml:space="preserve">metaweb as the focal species for the simulation (as it was previously shown as</w:t>
-      </w:r>
-      <w:r>
-        <w:t xml:space="preserve"> </w:t>
-      </w:r>
-      <w:r>
-        <w:t xml:space="preserve">an efficient strategy for sampling and conservation,</w:t>
+        <w:t xml:space="preserve">metaweb as the focal species for the simulation (this has been previously shown</w:t>
+      </w:r>
+      <w:r>
+        <w:t xml:space="preserve"> </w:t>
+      </w:r>
+      <w:r>
+        <w:t xml:space="preserve">as an efficient strategy for sampling and conservation,</w:t>
       </w:r>
       <w:r>
         <w:t xml:space="preserve"> </w:t>
@@ -4292,13 +4416,13 @@
         <w:t xml:space="preserve"> </w:t>
       </w:r>
       <w:r>
-        <w:t xml:space="preserve">Weighted Sampling) and four optimization targets for the Targeted Sampling</w:t>
-      </w:r>
-      <w:r>
-        <w:t xml:space="preserve"> </w:t>
-      </w:r>
-      <w:r>
-        <w:t xml:space="preserve">strategy (focal species range, probabilistic range, species richness, realized</w:t>
+        <w:t xml:space="preserve">Weighted Sampling) and the Targeted Sampling strategy with four optimization</w:t>
+      </w:r>
+      <w:r>
+        <w:t xml:space="preserve"> </w:t>
+      </w:r>
+      <w:r>
+        <w:t xml:space="preserve">targets (focal species range, probabilistic range, species richness, realized</w:t>
       </w:r>
       <w:r>
         <w:t xml:space="preserve"> </w:t>
@@ -4310,7 +4434,23 @@
         <w:t xml:space="preserve"> </w:t>
       </w:r>
       <w:r>
-        <w:t xml:space="preserve">generated, we extracted the number of unique realized interactions sampled</w:t>
+        <w:t xml:space="preserve">generated, we extracted the number of</w:t>
+      </w:r>
+      <w:r>
+        <w:t xml:space="preserve"> </w:t>
+      </w:r>
+      <w:r>
+        <w:rPr>
+          <w:i/>
+          <w:iCs/>
+        </w:rPr>
+        <w:t xml:space="preserve">unique</w:t>
+      </w:r>
+      <w:r>
+        <w:t xml:space="preserve"> </w:t>
+      </w:r>
+      <w:r>
+        <w:t xml:space="preserve">realized interactions sampled</w:t>
       </w:r>
       <w:r>
         <w:t xml:space="preserve"> </w:t>
@@ -4356,19 +4496,158 @@
         <w:t xml:space="preserve"> </w:t>
       </w:r>
       <w:r>
-        <w:t xml:space="preserve">with the best fit to the simulation’s results. To do so, we extracted the median</w:t>
-      </w:r>
-      <w:r>
-        <w:t xml:space="preserve"> </w:t>
-      </w:r>
-      <w:r>
-        <w:t xml:space="preserve">result (proportion of sampled interactions) across replicates for every number</w:t>
-      </w:r>
-      <w:r>
-        <w:t xml:space="preserve"> </w:t>
-      </w:r>
-      <w:r>
-        <w:t xml:space="preserve">of sites in the BONs. We then evaluated 10,000 evenly spaced values for</w:t>
+        <w:t xml:space="preserve">with the best fit to the simulation’s results. To do so, we evaluated 10,000</w:t>
+      </w:r>
+      <w:r>
+        <w:t xml:space="preserve"> </w:t>
+      </w:r>
+      <w:r>
+        <w:t xml:space="preserve">evenly spaced values for</w:t>
+      </w:r>
+      <w:r>
+        <w:t xml:space="preserve"> </w:t>
+      </w:r>
+      <m:oMath>
+        <m:r>
+          <m:t>a</m:t>
+        </m:r>
+      </m:oMath>
+      <w:r>
+        <w:t xml:space="preserve"> </w:t>
+      </w:r>
+      <w:r>
+        <w:t xml:space="preserve">in</w:t>
+      </w:r>
+      <w:r>
+        <w:t xml:space="preserve"> </w:t>
+      </w:r>
+      <w:hyperlink w:anchor="eq-eff">
+        <w:r>
+          <w:rPr>
+            <w:rStyle w:val="Hyperlink"/>
+          </w:rPr>
+          <w:t xml:space="preserve">Equation 1</w:t>
+        </w:r>
+      </w:hyperlink>
+      <w:r>
+        <w:t xml:space="preserve">, varying</w:t>
+      </w:r>
+      <w:r>
+        <w:t xml:space="preserve"> </w:t>
+      </w:r>
+      <m:oMath>
+        <m:r>
+          <m:t>n</m:t>
+        </m:r>
+      </m:oMath>
+      <w:r>
+        <w:t xml:space="preserve"> </w:t>
+      </w:r>
+      <w:r>
+        <w:t xml:space="preserve">between 1 and 500 (by</w:t>
+      </w:r>
+      <w:r>
+        <w:t xml:space="preserve"> </w:t>
+      </w:r>
+      <w:r>
+        <w:t xml:space="preserve">increments of 10), hence obtaining one curve of</w:t>
+      </w:r>
+      <w:r>
+        <w:t xml:space="preserve"> </w:t>
+      </w:r>
+      <m:oMath>
+        <m:r>
+          <m:t>p</m:t>
+        </m:r>
+        <m:r>
+          <m:rPr>
+            <m:sty m:val="p"/>
+          </m:rPr>
+          <m:t>∼</m:t>
+        </m:r>
+        <m:r>
+          <m:t>n</m:t>
+        </m:r>
+      </m:oMath>
+      <w:r>
+        <w:t xml:space="preserve"> </w:t>
+      </w:r>
+      <w:r>
+        <w:t xml:space="preserve">per</w:t>
+      </w:r>
+      <w:r>
+        <w:t xml:space="preserve"> </w:t>
+      </w:r>
+      <m:oMath>
+        <m:r>
+          <m:t>a</m:t>
+        </m:r>
+      </m:oMath>
+      <w:r>
+        <w:t xml:space="preserve"> </w:t>
+      </w:r>
+      <w:r>
+        <w:t xml:space="preserve">value. We</w:t>
+      </w:r>
+      <w:r>
+        <w:t xml:space="preserve"> </w:t>
+      </w:r>
+      <w:r>
+        <w:t xml:space="preserve">defined our simulation reference results by extracting the median proportion of</w:t>
+      </w:r>
+      <w:r>
+        <w:t xml:space="preserve"> </w:t>
+      </w:r>
+      <w:r>
+        <w:t xml:space="preserve">sampled interactions (</w:t>
+      </w:r>
+      <m:oMath>
+        <m:r>
+          <m:t>p</m:t>
+        </m:r>
+      </m:oMath>
+      <w:r>
+        <w:t xml:space="preserve">) across replicates for every number of sites in the</w:t>
+      </w:r>
+      <w:r>
+        <w:t xml:space="preserve"> </w:t>
+      </w:r>
+      <w:r>
+        <w:t xml:space="preserve">BONs (</w:t>
+      </w:r>
+      <m:oMath>
+        <m:r>
+          <m:t>n</m:t>
+        </m:r>
+      </m:oMath>
+      <w:r>
+        <w:t xml:space="preserve">). We then selected the</w:t>
+      </w:r>
+      <w:r>
+        <w:t xml:space="preserve"> </w:t>
+      </w:r>
+      <m:oMath>
+        <m:r>
+          <m:t>a</m:t>
+        </m:r>
+      </m:oMath>
+      <w:r>
+        <w:t xml:space="preserve"> </w:t>
+      </w:r>
+      <w:r>
+        <w:t xml:space="preserve">value yielding the curve that minimized the</w:t>
+      </w:r>
+      <w:r>
+        <w:t xml:space="preserve"> </w:t>
+      </w:r>
+      <w:r>
+        <w:t xml:space="preserve">sum of squared errors with respect to the median results. We searched for values</w:t>
+      </w:r>
+      <w:r>
+        <w:t xml:space="preserve"> </w:t>
+      </w:r>
+      <w:r>
+        <w:t xml:space="preserve">of</w:t>
       </w:r>
       <w:r>
         <w:t xml:space="preserve"> </w:t>
@@ -4431,22 +4710,25 @@
         </m:sSup>
       </m:oMath>
       <w:r>
-        <w:t xml:space="preserve"> </w:t>
-      </w:r>
-      <w:r>
-        <w:t xml:space="preserve">and selected the value yielding the curve</w:t>
-      </w:r>
-      <w:r>
-        <w:t xml:space="preserve"> </w:t>
-      </w:r>
-      <w:r>
-        <w:t xml:space="preserve">minimizing the sum of squared errors to the simulation results. We searched for</w:t>
-      </w:r>
-      <w:r>
-        <w:t xml:space="preserve"> </w:t>
-      </w:r>
-      <w:r>
-        <w:t xml:space="preserve">values of</w:t>
+        <w:t xml:space="preserve">, thus on an exponential scale, as it</w:t>
+      </w:r>
+      <w:r>
+        <w:t xml:space="preserve"> </w:t>
+      </w:r>
+      <w:r>
+        <w:t xml:space="preserve">allowed for more gradual control over the curve shape and adjusted the limits to</w:t>
+      </w:r>
+      <w:r>
+        <w:t xml:space="preserve"> </w:t>
+      </w:r>
+      <w:r>
+        <w:t xml:space="preserve">ensure they went beyond the fitted values on both the lower and higher side.</w:t>
+      </w:r>
+      <w:r>
+        <w:t xml:space="preserve"> </w:t>
+      </w:r>
+      <w:r>
+        <w:t xml:space="preserve">After selecting the best-fit value for</w:t>
       </w:r>
       <w:r>
         <w:t xml:space="preserve"> </w:t>
@@ -4457,39 +4739,13 @@
         </m:r>
       </m:oMath>
       <w:r>
-        <w:t xml:space="preserve"> </w:t>
-      </w:r>
-      <w:r>
-        <w:t xml:space="preserve">on an exponential scale as it allowed for more gradual control</w:t>
-      </w:r>
-      <w:r>
-        <w:t xml:space="preserve"> </w:t>
-      </w:r>
-      <w:r>
-        <w:t xml:space="preserve">over the curve shape and adjusted the limits to ensure they went beyond the</w:t>
-      </w:r>
-      <w:r>
-        <w:t xml:space="preserve"> </w:t>
-      </w:r>
-      <w:r>
-        <w:t xml:space="preserve">fitted values on both the lower and higher side. After selecting the best-fit</w:t>
-      </w:r>
-      <w:r>
-        <w:t xml:space="preserve"> </w:t>
-      </w:r>
-      <w:r>
-        <w:t xml:space="preserve">value for</w:t>
-      </w:r>
-      <w:r>
-        <w:t xml:space="preserve"> </w:t>
-      </w:r>
-      <m:oMath>
-        <m:r>
-          <m:t>a</m:t>
-        </m:r>
-      </m:oMath>
-      <w:r>
-        <w:t xml:space="preserve">, we evaluated the sampling efficiency for the simulation using the</w:t>
+        <w:t xml:space="preserve">, we evaluated the sampling efficiency</w:t>
+      </w:r>
+      <w:r>
+        <w:t xml:space="preserve"> </w:t>
+      </w:r>
+      <w:r>
+        <w:t xml:space="preserve">for the simulation using the</w:t>
       </w:r>
       <w:r>
         <w:t xml:space="preserve"> </w:t>
@@ -4512,13 +4768,13 @@
         <w:t xml:space="preserve"> </w:t>
       </w:r>
       <w:r>
-        <w:t xml:space="preserve">measurement described in Step 3 (number of sites required to document</w:t>
-      </w:r>
-      <w:r>
-        <w:t xml:space="preserve"> </w:t>
-      </w:r>
-      <w:r>
-        <w:t xml:space="preserve">80% of the interactions).</w:t>
+        <w:t xml:space="preserve">measurement described in Step 3 (number</w:t>
+      </w:r>
+      <w:r>
+        <w:t xml:space="preserve"> </w:t>
+      </w:r>
+      <w:r>
+        <w:t xml:space="preserve">of sites required to detect 80% of the realized interactions).</w:t>
       </w:r>
     </w:p>
     <w:p>
@@ -4569,7 +4825,7 @@
         <w:t xml:space="preserve"> </w:t>
       </w:r>
       <w:r>
-        <w:t xml:space="preserve">is based on the median result across</w:t>
+        <w:t xml:space="preserve">depends on the median result across</w:t>
       </w:r>
       <w:r>
         <w:t xml:space="preserve"> </w:t>
@@ -4721,25 +4977,25 @@
         <w:t xml:space="preserve"> </w:t>
       </w:r>
       <w:r>
-        <w:t xml:space="preserve">target were equal and which were more efficient (thus quickly reaching a high</w:t>
-      </w:r>
-      <w:r>
-        <w:t xml:space="preserve"> </w:t>
-      </w:r>
-      <w:r>
-        <w:t xml:space="preserve">proportion of monitored interactions), while also quantifying the magnitude the</w:t>
-      </w:r>
-      <w:r>
-        <w:t xml:space="preserve"> </w:t>
-      </w:r>
-      <w:r>
-        <w:t xml:space="preserve">difference between strategies in a comparable way between independent</w:t>
-      </w:r>
-      <w:r>
-        <w:t xml:space="preserve"> </w:t>
-      </w:r>
-      <w:r>
-        <w:t xml:space="preserve">simulations.</w:t>
+        <w:t xml:space="preserve">target were more, less or equally efficient (with faster rates to reaching high</w:t>
+      </w:r>
+      <w:r>
+        <w:t xml:space="preserve"> </w:t>
+      </w:r>
+      <w:r>
+        <w:t xml:space="preserve">proportions of sampled interactions indicating higher efficiency), while also</w:t>
+      </w:r>
+      <w:r>
+        <w:t xml:space="preserve"> </w:t>
+      </w:r>
+      <w:r>
+        <w:t xml:space="preserve">quantifying the difference between strategies in a comparable way between</w:t>
+      </w:r>
+      <w:r>
+        <w:t xml:space="preserve"> </w:t>
+      </w:r>
+      <w:r>
+        <w:t xml:space="preserve">independent simulations.</w:t>
       </w:r>
     </w:p>
     <w:bookmarkEnd w:id="22"/>
@@ -4855,13 +5111,25 @@
         <w:t xml:space="preserve"> </w:t>
       </w:r>
       <w:r>
-        <w:t xml:space="preserve">offset ranges (again with 50 replicates at all number of sites) and measured the</w:t>
-      </w:r>
-      <w:r>
-        <w:t xml:space="preserve"> </w:t>
-      </w:r>
-      <w:r>
-        <w:t xml:space="preserve">efficiency at documenting interactions. We then compared the</w:t>
+        <w:t xml:space="preserve">offset ranges (again with 50 replicates at all number of sites), randomly</w:t>
+      </w:r>
+      <w:r>
+        <w:t xml:space="preserve"> </w:t>
+      </w:r>
+      <w:r>
+        <w:t xml:space="preserve">re-assigning the BON sites across the adjusted ranges independently from the</w:t>
+      </w:r>
+      <w:r>
+        <w:t xml:space="preserve"> </w:t>
+      </w:r>
+      <w:r>
+        <w:t xml:space="preserve">original one, and measured the efficiency at detecting interactions. We then</w:t>
+      </w:r>
+      <w:r>
+        <w:t xml:space="preserve"> </w:t>
+      </w:r>
+      <w:r>
+        <w:t xml:space="preserve">compared the</w:t>
       </w:r>
       <w:r>
         <w:t xml:space="preserve"> </w:t>
@@ -4884,13 +5152,7 @@
         <w:t xml:space="preserve"> </w:t>
       </w:r>
       <w:r>
-        <w:t xml:space="preserve">values</w:t>
-      </w:r>
-      <w:r>
-        <w:t xml:space="preserve"> </w:t>
-      </w:r>
-      <w:r>
-        <w:t xml:space="preserve">of each estimation offset range to the</w:t>
+        <w:t xml:space="preserve">values of each estimation offset range to the</w:t>
       </w:r>
       <w:r>
         <w:t xml:space="preserve"> </w:t>
@@ -4913,19 +5175,19 @@
         <w:t xml:space="preserve"> </w:t>
       </w:r>
       <w:r>
-        <w:t xml:space="preserve">for the true species range,</w:t>
-      </w:r>
-      <w:r>
-        <w:t xml:space="preserve"> </w:t>
-      </w:r>
-      <w:r>
-        <w:t xml:space="preserve">which we expected would be the most efficient, and used the confidence intervals</w:t>
-      </w:r>
-      <w:r>
-        <w:t xml:space="preserve"> </w:t>
-      </w:r>
-      <w:r>
-        <w:t xml:space="preserve">to determine which estimation offsets differed from the true range.</w:t>
+        <w:t xml:space="preserve">for the true species range, which we expected would be the most efficient, and</w:t>
+      </w:r>
+      <w:r>
+        <w:t xml:space="preserve"> </w:t>
+      </w:r>
+      <w:r>
+        <w:t xml:space="preserve">used the confidence intervals to determine which estimation offsets differed</w:t>
+      </w:r>
+      <w:r>
+        <w:t xml:space="preserve"> </w:t>
+      </w:r>
+      <w:r>
+        <w:t xml:space="preserve">from the true range.</w:t>
       </w:r>
     </w:p>
     <w:bookmarkEnd w:id="23"/>
@@ -4960,13 +5222,13 @@
         <w:t xml:space="preserve"> </w:t>
       </w:r>
       <w:r>
-        <w:t xml:space="preserve">marked difference between the proportions of sampled species and interactions</w:t>
-      </w:r>
-      <w:r>
-        <w:t xml:space="preserve"> </w:t>
-      </w:r>
-      <w:r>
-        <w:t xml:space="preserve">(</w:t>
+        <w:t xml:space="preserve">marked difference between the proportions of sampled species and feasible</w:t>
+      </w:r>
+      <w:r>
+        <w:t xml:space="preserve"> </w:t>
+      </w:r>
+      <w:r>
+        <w:t xml:space="preserve">interactions (</w:t>
       </w:r>
       <w:hyperlink w:anchor="fig-nbons">
         <w:r>
@@ -4977,61 +5239,67 @@
         </w:r>
       </w:hyperlink>
       <w:r>
-        <w:t xml:space="preserve">). Sampled species saturated very quickly, with all species sampled</w:t>
-      </w:r>
-      <w:r>
-        <w:t xml:space="preserve"> </w:t>
-      </w:r>
-      <w:r>
-        <w:t xml:space="preserve">with less than 25 sites in a BON across the landscape. Possible interactions,</w:t>
-      </w:r>
-      <w:r>
-        <w:t xml:space="preserve"> </w:t>
-      </w:r>
-      <w:r>
-        <w:t xml:space="preserve">which only depend on co-occurrence of species with a feasible interaction in the</w:t>
-      </w:r>
-      <w:r>
-        <w:t xml:space="preserve"> </w:t>
-      </w:r>
-      <w:r>
-        <w:t xml:space="preserve">metaweb, also saturated quickly reaching over 90% of interactions in the metaweb</w:t>
-      </w:r>
-      <w:r>
-        <w:t xml:space="preserve"> </w:t>
-      </w:r>
-      <w:r>
-        <w:t xml:space="preserve">with 25 sites and increased asymptotically afterwards. In contrast, realized and</w:t>
-      </w:r>
-      <w:r>
-        <w:t xml:space="preserve"> </w:t>
-      </w:r>
-      <w:r>
-        <w:t xml:space="preserve">detected interactions, which account for the impact of species abundances on</w:t>
-      </w:r>
-      <w:r>
-        <w:t xml:space="preserve"> </w:t>
-      </w:r>
-      <w:r>
-        <w:t xml:space="preserve">interaction realization and detectability, reached much lower proportions, both</w:t>
-      </w:r>
-      <w:r>
-        <w:t xml:space="preserve"> </w:t>
-      </w:r>
-      <w:r>
-        <w:t xml:space="preserve">remaining under 25% of the all metaweb interactions at 100 sampling sites and</w:t>
-      </w:r>
-      <w:r>
-        <w:t xml:space="preserve"> </w:t>
-      </w:r>
-      <w:r>
-        <w:t xml:space="preserve">under 50% at 500 sites. While the proportion of sampled realized and detected</w:t>
-      </w:r>
-      <w:r>
-        <w:t xml:space="preserve"> </w:t>
-      </w:r>
-      <w:r>
-        <w:t xml:space="preserve">interactions would keep increasing with a higher number of sites (</w:t>
+        <w:t xml:space="preserve">). Sampled species saturated very quickly, with all</w:t>
+      </w:r>
+      <w:r>
+        <w:t xml:space="preserve"> </w:t>
+      </w:r>
+      <w:r>
+        <w:t xml:space="preserve">species sampled within less than 25 sites in a BON across the landscape.</w:t>
+      </w:r>
+      <w:r>
+        <w:t xml:space="preserve"> </w:t>
+      </w:r>
+      <w:r>
+        <w:t xml:space="preserve">Potential interactions, which only depend on co-occurrence of species with a</w:t>
+      </w:r>
+      <w:r>
+        <w:t xml:space="preserve"> </w:t>
+      </w:r>
+      <w:r>
+        <w:t xml:space="preserve">feasible interaction in the metaweb, also saturated quickly, reaching over 90%</w:t>
+      </w:r>
+      <w:r>
+        <w:t xml:space="preserve"> </w:t>
+      </w:r>
+      <w:r>
+        <w:t xml:space="preserve">of the feasible interactions in the metaweb within 25 sites and increasing</w:t>
+      </w:r>
+      <w:r>
+        <w:t xml:space="preserve"> </w:t>
+      </w:r>
+      <w:r>
+        <w:t xml:space="preserve">asymptotically afterwards. In contrast, realized and detected interactions,</w:t>
+      </w:r>
+      <w:r>
+        <w:t xml:space="preserve"> </w:t>
+      </w:r>
+      <w:r>
+        <w:t xml:space="preserve">which account for the impact of species abundances on interaction realization</w:t>
+      </w:r>
+      <w:r>
+        <w:t xml:space="preserve"> </w:t>
+      </w:r>
+      <w:r>
+        <w:t xml:space="preserve">and detectability, both remained under 25% of all feasible interactions in the</w:t>
+      </w:r>
+      <w:r>
+        <w:t xml:space="preserve"> </w:t>
+      </w:r>
+      <w:r>
+        <w:t xml:space="preserve">metaweb at 100 sampling sites and under 50% at 500 sites. While realized and</w:t>
+      </w:r>
+      <w:r>
+        <w:t xml:space="preserve"> </w:t>
+      </w:r>
+      <w:r>
+        <w:t xml:space="preserve">detected interactions would keep increasing with a higher number of sites</w:t>
+      </w:r>
+      <w:r>
+        <w:t xml:space="preserve"> </w:t>
+      </w:r>
+      <w:r>
+        <w:t xml:space="preserve">(</w:t>
       </w:r>
       <m:oMath>
         <m:sSub>
@@ -5051,25 +5319,25 @@
         <w:t xml:space="preserve"> </w:t>
       </w:r>
       <w:r>
-        <w:t xml:space="preserve">around 2100 and 7300, respectively), the speed at which they accumulate is</w:t>
-      </w:r>
-      <w:r>
-        <w:t xml:space="preserve"> </w:t>
-      </w:r>
-      <w:r>
-        <w:t xml:space="preserve">notably lower than for species richness or possible interactions, highlighting</w:t>
-      </w:r>
-      <w:r>
-        <w:t xml:space="preserve"> </w:t>
-      </w:r>
-      <w:r>
-        <w:t xml:space="preserve">the need for a much higher sampling effort for interactions within</w:t>
-      </w:r>
-      <w:r>
-        <w:t xml:space="preserve"> </w:t>
-      </w:r>
-      <w:r>
-        <w:t xml:space="preserve">spatially-balanced BONs.</w:t>
+        <w:t xml:space="preserve">around 2100 and 7300, respectively), the speed at which they</w:t>
+      </w:r>
+      <w:r>
+        <w:t xml:space="preserve"> </w:t>
+      </w:r>
+      <w:r>
+        <w:t xml:space="preserve">accumulate feasible interactions is notably lower than for species richness or</w:t>
+      </w:r>
+      <w:r>
+        <w:t xml:space="preserve"> </w:t>
+      </w:r>
+      <w:r>
+        <w:t xml:space="preserve">potential interactions, highlighting the need for a much higher sampling effort</w:t>
+      </w:r>
+      <w:r>
+        <w:t xml:space="preserve"> </w:t>
+      </w:r>
+      <w:r>
+        <w:t xml:space="preserve">for interactions within spatially-balanced BONs.</w:t>
       </w:r>
     </w:p>
     <w:tbl>
@@ -5156,25 +5424,43 @@
               <w:t xml:space="preserve"> </w:t>
             </w:r>
             <w:r>
-              <w:t xml:space="preserve">simulated landscape (Simulation Study I). Proportions were calculated with</w:t>
+              <w:t xml:space="preserve">simulated landscapes (Simulation Study I). We counted the number of distinct</w:t>
             </w:r>
             <w:r>
               <w:t xml:space="preserve"> </w:t>
             </w:r>
             <w:r>
-              <w:t xml:space="preserve">respect to the total species richness and the total number of interactions in</w:t>
+              <w:t xml:space="preserve">species and interactions (separately per interaction type) that can be sampled</w:t>
             </w:r>
             <w:r>
               <w:t xml:space="preserve"> </w:t>
             </w:r>
             <w:r>
-              <w:t xml:space="preserve">the metaweb. Lines indicate the median proportion for a given number of sites,</w:t>
+              <w:t xml:space="preserve">in every generated BON. Proportions were calculated with respect to the total</w:t>
             </w:r>
             <w:r>
               <w:t xml:space="preserve"> </w:t>
             </w:r>
             <w:r>
-              <w:t xml:space="preserve">while the shaded bands delimit the 5th and 95th percentiles across replicates</w:t>
+              <w:t xml:space="preserve">species richness and the total number of interactions in the metaweb (</w:t>
+            </w:r>
+            <w:r>
+              <w:t xml:space="preserve">‘feasible</w:t>
+            </w:r>
+            <w:r>
+              <w:t xml:space="preserve"> </w:t>
+            </w:r>
+            <w:r>
+              <w:t xml:space="preserve">interactions’</w:t>
+            </w:r>
+            <w:r>
+              <w:t xml:space="preserve">). Lines indicate the median proportion for a given number of</w:t>
+            </w:r>
+            <w:r>
+              <w:t xml:space="preserve"> </w:t>
+            </w:r>
+            <w:r>
+              <w:t xml:space="preserve">sites, while the shading delimits the 5th and 95th percentiles across replicates</w:t>
             </w:r>
             <w:r>
               <w:t xml:space="preserve"> </w:t>
@@ -5214,57 +5500,16 @@
         <w:t xml:space="preserve"> </w:t>
       </w:r>
       <w:r>
-        <w:t xml:space="preserve">results for a representative landscape configuration (metaweb, species ranges,</w:t>
-      </w:r>
-      <w:r>
-        <w:t xml:space="preserve"> </w:t>
-      </w:r>
-      <w:r>
-        <w:t xml:space="preserve">realized interactions). The conclusions for this landscape configuration are</w:t>
-      </w:r>
-      <w:r>
-        <w:t xml:space="preserve"> </w:t>
-      </w:r>
-      <w:r>
-        <w:t xml:space="preserve">consistent with the most common results across all simulations (200 independent</w:t>
-      </w:r>
-      <w:r>
-        <w:t xml:space="preserve"> </w:t>
-      </w:r>
-      <w:r>
-        <w:t xml:space="preserve">simulations with different landscape configurations), which we summarize right</w:t>
-      </w:r>
-      <w:r>
-        <w:t xml:space="preserve"> </w:t>
-      </w:r>
-      <w:r>
-        <w:t xml:space="preserve">after the showcased one.</w:t>
-      </w:r>
-    </w:p>
-    <w:p>
-      <w:pPr>
-        <w:pStyle w:val="BodyText"/>
-      </w:pPr>
-      <w:r>
-        <w:t xml:space="preserve">Our focal sampling experiment showed the Balanced Within Range and Targeted</w:t>
-      </w:r>
-      <w:r>
-        <w:t xml:space="preserve"> </w:t>
-      </w:r>
-      <w:r>
-        <w:t xml:space="preserve">Sampling strategy to be most efficient at optimizing BON-design based on a known</w:t>
-      </w:r>
-      <w:r>
-        <w:t xml:space="preserve"> </w:t>
-      </w:r>
-      <w:r>
-        <w:t xml:space="preserve">species range and while aiming to maximize the sampling of interactions of a</w:t>
-      </w:r>
-      <w:r>
-        <w:t xml:space="preserve"> </w:t>
-      </w:r>
-      <w:r>
-        <w:t xml:space="preserve">single focal species (</w:t>
+        <w:t xml:space="preserve">results for a representative landscape configuration (a unique set of metaweb,</w:t>
+      </w:r>
+      <w:r>
+        <w:t xml:space="preserve"> </w:t>
+      </w:r>
+      <w:r>
+        <w:t xml:space="preserve">species ranges and realized interactions) on</w:t>
+      </w:r>
+      <w:r>
+        <w:t xml:space="preserve"> </w:t>
       </w:r>
       <w:hyperlink w:anchor="fig-samplers">
         <w:r>
@@ -5275,43 +5520,126 @@
         </w:r>
       </w:hyperlink>
       <w:r>
-        <w:t xml:space="preserve">). Balanced sampling, representing a</w:t>
-      </w:r>
-      <w:r>
-        <w:t xml:space="preserve"> </w:t>
-      </w:r>
-      <w:r>
-        <w:t xml:space="preserve">spatially balanced design across space unrelated to the focal species (similar</w:t>
-      </w:r>
-      <w:r>
-        <w:t xml:space="preserve"> </w:t>
-      </w:r>
-      <w:r>
-        <w:t xml:space="preserve">to the baseline in Simulation Study I), performed the worst among the algorithms</w:t>
-      </w:r>
-      <w:r>
-        <w:t xml:space="preserve"> </w:t>
-      </w:r>
-      <w:r>
-        <w:t xml:space="preserve">tested. Weighted Sampling maintained a better spatial balance across the</w:t>
-      </w:r>
-      <w:r>
-        <w:t xml:space="preserve"> </w:t>
-      </w:r>
-      <w:r>
-        <w:t xml:space="preserve">landscape but performed notably worse than Targeted Sampling and Balanced Within</w:t>
-      </w:r>
-      <w:r>
-        <w:t xml:space="preserve"> </w:t>
-      </w:r>
-      <w:r>
-        <w:t xml:space="preserve">Range at maximizing the efficiency for the focal species. Targeted Sampling and</w:t>
-      </w:r>
-      <w:r>
-        <w:t xml:space="preserve"> </w:t>
-      </w:r>
-      <w:r>
-        <w:t xml:space="preserve">Balanced Within Range performed similarly.</w:t>
+        <w:t xml:space="preserve">;</w:t>
+      </w:r>
+      <w:r>
+        <w:t xml:space="preserve"> </w:t>
+      </w:r>
+      <w:hyperlink w:anchor="fig-layers">
+        <w:r>
+          <w:rPr>
+            <w:rStyle w:val="Hyperlink"/>
+          </w:rPr>
+          <w:t xml:space="preserve">Figure 4</w:t>
+        </w:r>
+      </w:hyperlink>
+      <w:r>
+        <w:t xml:space="preserve">. The</w:t>
+      </w:r>
+      <w:r>
+        <w:t xml:space="preserve"> </w:t>
+      </w:r>
+      <w:r>
+        <w:t xml:space="preserve">conclusions for this landscape configuration are consistent across most</w:t>
+      </w:r>
+      <w:r>
+        <w:t xml:space="preserve"> </w:t>
+      </w:r>
+      <w:r>
+        <w:t xml:space="preserve">simulations (200 independent simulations with different landscape</w:t>
+      </w:r>
+      <w:r>
+        <w:t xml:space="preserve"> </w:t>
+      </w:r>
+      <w:r>
+        <w:t xml:space="preserve">configurations), as we highlight on</w:t>
+      </w:r>
+      <w:r>
+        <w:t xml:space="preserve"> </w:t>
+      </w:r>
+      <w:hyperlink w:anchor="fig-eff-comp">
+        <w:r>
+          <w:rPr>
+            <w:rStyle w:val="Hyperlink"/>
+          </w:rPr>
+          <w:t xml:space="preserve">Figure 5</w:t>
+        </w:r>
+      </w:hyperlink>
+      <w:r>
+        <w:t xml:space="preserve">.</w:t>
+      </w:r>
+    </w:p>
+    <w:p>
+      <w:pPr>
+        <w:pStyle w:val="BodyText"/>
+      </w:pPr>
+      <w:r>
+        <w:t xml:space="preserve">Our focal sampling experiment (which aimed to maximize the sampling of realized</w:t>
+      </w:r>
+      <w:r>
+        <w:t xml:space="preserve"> </w:t>
+      </w:r>
+      <w:r>
+        <w:t xml:space="preserve">interactions of a single focal species) showed the Balanced Within Range and</w:t>
+      </w:r>
+      <w:r>
+        <w:t xml:space="preserve"> </w:t>
+      </w:r>
+      <w:r>
+        <w:t xml:space="preserve">Targeted Sampling strategies to be most efficient at optimizing BON-design based</w:t>
+      </w:r>
+      <w:r>
+        <w:t xml:space="preserve"> </w:t>
+      </w:r>
+      <w:r>
+        <w:t xml:space="preserve">on a known species range (</w:t>
+      </w:r>
+      <w:hyperlink w:anchor="fig-samplers">
+        <w:r>
+          <w:rPr>
+            <w:rStyle w:val="Hyperlink"/>
+          </w:rPr>
+          <w:t xml:space="preserve">Figure 3</w:t>
+        </w:r>
+      </w:hyperlink>
+      <w:r>
+        <w:t xml:space="preserve">). Balanced sampling— i.e. a spatially</w:t>
+      </w:r>
+      <w:r>
+        <w:t xml:space="preserve"> </w:t>
+      </w:r>
+      <w:r>
+        <w:t xml:space="preserve">balanced design unrelated to the focal species, similar to the baseline in</w:t>
+      </w:r>
+      <w:r>
+        <w:t xml:space="preserve"> </w:t>
+      </w:r>
+      <w:r>
+        <w:t xml:space="preserve">Simulation Study I— performed the worst among the algorithms tested. Weighted</w:t>
+      </w:r>
+      <w:r>
+        <w:t xml:space="preserve"> </w:t>
+      </w:r>
+      <w:r>
+        <w:t xml:space="preserve">Sampling maintained a better spatial balance across the landscape, but was</w:t>
+      </w:r>
+      <w:r>
+        <w:t xml:space="preserve"> </w:t>
+      </w:r>
+      <w:r>
+        <w:t xml:space="preserve">notably worse than Targeted Sampling and Balanced Within Range at maximizing the</w:t>
+      </w:r>
+      <w:r>
+        <w:t xml:space="preserve"> </w:t>
+      </w:r>
+      <w:r>
+        <w:t xml:space="preserve">efficiency for the focal species. Targeted Sampling and Balanced Within Range</w:t>
+      </w:r>
+      <w:r>
+        <w:t xml:space="preserve"> </w:t>
+      </w:r>
+      <w:r>
+        <w:t xml:space="preserve">performed similarly.</w:t>
       </w:r>
     </w:p>
     <w:tbl>
@@ -5398,67 +5726,67 @@
               <w:t xml:space="preserve"> </w:t>
             </w:r>
             <w:r>
-              <w:t xml:space="preserve">figure compares four sampling strategies: three balanced strategies (across the</w:t>
+              <w:t xml:space="preserve">figure displays a representative example comparing four sampling strategies:</w:t>
             </w:r>
             <w:r>
               <w:t xml:space="preserve"> </w:t>
             </w:r>
             <w:r>
-              <w:t xml:space="preserve">entire area, across the focal species range only, and using weights to favour</w:t>
+              <w:t xml:space="preserve">three balanced strategies (across the entire area, across the focal species</w:t>
             </w:r>
             <w:r>
               <w:t xml:space="preserve"> </w:t>
             </w:r>
             <w:r>
-              <w:t xml:space="preserve">the species range) and a targeted strategy using the species ranges as a fixed</w:t>
+              <w:t xml:space="preserve">range only, and using weights to favour the species range) and a targeted</w:t>
             </w:r>
             <w:r>
               <w:t xml:space="preserve"> </w:t>
             </w:r>
             <w:r>
-              <w:t xml:space="preserve">optimization target (the species range). Solid lines indicate the median</w:t>
+              <w:t xml:space="preserve">strategy using the species ranges as a fixed optimization target (the species</w:t>
             </w:r>
             <w:r>
               <w:t xml:space="preserve"> </w:t>
             </w:r>
             <w:r>
-              <w:t xml:space="preserve">proportion for a given number of sites (50 replicates per number of sites),</w:t>
+              <w:t xml:space="preserve">range). Solid lines indicate the median proportion for a given number of sites</w:t>
             </w:r>
             <w:r>
               <w:t xml:space="preserve"> </w:t>
             </w:r>
             <w:r>
-              <w:t xml:space="preserve">while the shaded bands delimit the 5th and 95th percentile across replicates.</w:t>
+              <w:t xml:space="preserve">(50 replicates per number of sites), while the shaded bands delimit the 5th and</w:t>
             </w:r>
             <w:r>
               <w:t xml:space="preserve"> </w:t>
             </w:r>
             <w:r>
-              <w:t xml:space="preserve">The panels on the right illustrate examples of BONs with 50 sites (coloured</w:t>
+              <w:t xml:space="preserve">95th percentile across replicates. The panels on the right illustrate examples</w:t>
             </w:r>
             <w:r>
               <w:t xml:space="preserve"> </w:t>
             </w:r>
             <w:r>
-              <w:t xml:space="preserve">points) generated by each strategy over the same landscape (species presences in</w:t>
+              <w:t xml:space="preserve">of BONs with 50 sites (coloured points) generated by each strategy over the same</w:t>
             </w:r>
             <w:r>
               <w:t xml:space="preserve"> </w:t>
             </w:r>
             <w:r>
-              <w:t xml:space="preserve">yellow, absence in purple, masked area in white). This showcased example is</w:t>
+              <w:t xml:space="preserve">landscape (species presences in yellow, absence in purple, masked area in</w:t>
             </w:r>
             <w:r>
               <w:t xml:space="preserve"> </w:t>
             </w:r>
             <w:r>
-              <w:t xml:space="preserve">representative of the most common results across independent</w:t>
+              <w:t xml:space="preserve">white). This showcased example is representative of the most common results</w:t>
             </w:r>
             <w:r>
               <w:t xml:space="preserve"> </w:t>
             </w:r>
             <w:r>
-              <w:t xml:space="preserve">simulations.</w:t>
+              <w:t xml:space="preserve">across independent simulations.</w:t>
             </w:r>
           </w:p>
           <w:bookmarkEnd w:id="34"/>
@@ -5494,7 +5822,7 @@
         <w:t xml:space="preserve"> </w:t>
       </w:r>
       <w:r>
-        <w:t xml:space="preserve">species’ interactions (</w:t>
+        <w:t xml:space="preserve">species’ realized interactions (</w:t>
       </w:r>
       <w:hyperlink w:anchor="fig-layers">
         <w:r>
@@ -5505,25 +5833,25 @@
         </w:r>
       </w:hyperlink>
       <w:r>
-        <w:t xml:space="preserve">). In contrast, optimization based on the</w:t>
-      </w:r>
-      <w:r>
-        <w:t xml:space="preserve"> </w:t>
-      </w:r>
-      <w:r>
-        <w:t xml:space="preserve">location of realized interactions (our best-case scenario requiring a higher</w:t>
-      </w:r>
-      <w:r>
-        <w:t xml:space="preserve"> </w:t>
-      </w:r>
-      <w:r>
-        <w:t xml:space="preserve">level information) expectedly performed better, retrieving most of the species’</w:t>
-      </w:r>
-      <w:r>
-        <w:t xml:space="preserve"> </w:t>
-      </w:r>
-      <w:r>
-        <w:t xml:space="preserve">interactions.</w:t>
+        <w:t xml:space="preserve">). In contrast, optimization based</w:t>
+      </w:r>
+      <w:r>
+        <w:t xml:space="preserve"> </w:t>
+      </w:r>
+      <w:r>
+        <w:t xml:space="preserve">on the location of realized interactions (our best-case scenario requiring a</w:t>
+      </w:r>
+      <w:r>
+        <w:t xml:space="preserve"> </w:t>
+      </w:r>
+      <w:r>
+        <w:t xml:space="preserve">higher level information) expectedly performed better, retrieving most of the</w:t>
+      </w:r>
+      <w:r>
+        <w:t xml:space="preserve"> </w:t>
+      </w:r>
+      <w:r>
+        <w:t xml:space="preserve">species’ realized interactions.</w:t>
       </w:r>
     </w:p>
     <w:tbl>
@@ -5610,49 +5938,49 @@
               <w:t xml:space="preserve"> </w:t>
             </w:r>
             <w:r>
-              <w:t xml:space="preserve">compares four optimization targets with a fixed targeted sampler (Uncertainty</w:t>
+              <w:t xml:space="preserve">displays a representative example comparing four optimization targets with a</w:t>
             </w:r>
             <w:r>
               <w:t xml:space="preserve"> </w:t>
             </w:r>
             <w:r>
-              <w:t xml:space="preserve">Sampling). Solid lines indicate the median proportion for a given number of</w:t>
+              <w:t xml:space="preserve">fixed targeted sampler (Uncertainty Sampling). Solid lines indicate the median</w:t>
             </w:r>
             <w:r>
               <w:t xml:space="preserve"> </w:t>
             </w:r>
             <w:r>
-              <w:t xml:space="preserve">sites, while the shaded bands delimit the 5th and 95th percentile across</w:t>
+              <w:t xml:space="preserve">proportion for a given number of sites, while the shaded bands delimit the 5th</w:t>
             </w:r>
             <w:r>
               <w:t xml:space="preserve"> </w:t>
             </w:r>
             <w:r>
-              <w:t xml:space="preserve">replicates. The panels on the right illustrate examples of BONs with 50 sites</w:t>
+              <w:t xml:space="preserve">and 95th percentile across replicates. The panels on the right illustrate</w:t>
             </w:r>
             <w:r>
               <w:t xml:space="preserve"> </w:t>
             </w:r>
             <w:r>
-              <w:t xml:space="preserve">(coloured points) generated by each strategy over the target landscape (areas in</w:t>
+              <w:t xml:space="preserve">examples of BONs with 50 sites (coloured points) generated by each strategy over</w:t>
             </w:r>
             <w:r>
               <w:t xml:space="preserve"> </w:t>
             </w:r>
             <w:r>
-              <w:t xml:space="preserve">yellow indicate a higher value for targeting, e.g. presence or richness, while</w:t>
+              <w:t xml:space="preserve">the target landscape (areas in yellow indicate a higher targetting probability,</w:t>
             </w:r>
             <w:r>
               <w:t xml:space="preserve"> </w:t>
             </w:r>
             <w:r>
-              <w:t xml:space="preserve">areas in purple indicate a lower</w:t>
+              <w:t xml:space="preserve">e.g. species presence or richness, while areas in purple indicate a lower</w:t>
             </w:r>
             <w:r>
               <w:t xml:space="preserve"> </w:t>
             </w:r>
             <w:r>
-              <w:t xml:space="preserve">value).</w:t>
+              <w:t xml:space="preserve">probability).</w:t>
             </w:r>
           </w:p>
           <w:bookmarkEnd w:id="38"/>
@@ -5664,13 +5992,13 @@
         <w:pStyle w:val="BodyText"/>
       </w:pPr>
       <w:r>
-        <w:t xml:space="preserve">Comparing optimization options by simulation clearly highlighted a consistently</w:t>
-      </w:r>
-      <w:r>
-        <w:t xml:space="preserve"> </w:t>
-      </w:r>
-      <w:r>
-        <w:t xml:space="preserve">more efficient approach across landscape and metaweb contexts (</w:t>
+        <w:t xml:space="preserve">Comparing optimization options clearly highlighted a consistently more efficient</w:t>
+      </w:r>
+      <w:r>
+        <w:t xml:space="preserve"> </w:t>
+      </w:r>
+      <w:r>
+        <w:t xml:space="preserve">approach across landscape and metaweb contexts (</w:t>
       </w:r>
       <w:hyperlink w:anchor="fig-eff-comp">
         <w:r>
@@ -5681,19 +6009,19 @@
         </w:r>
       </w:hyperlink>
       <w:r>
-        <w:t xml:space="preserve">;</w:t>
-      </w:r>
-      <w:r>
-        <w:t xml:space="preserve"> </w:t>
-      </w:r>
-      <w:r>
-        <w:t xml:space="preserve">see also Supp. Mat. for all pair-by-pair comparisons), consistent with the</w:t>
-      </w:r>
-      <w:r>
-        <w:t xml:space="preserve"> </w:t>
-      </w:r>
-      <w:r>
-        <w:t xml:space="preserve">showcased single-simulation example (</w:t>
+        <w:t xml:space="preserve">; see also Supp.</w:t>
+      </w:r>
+      <w:r>
+        <w:t xml:space="preserve"> </w:t>
+      </w:r>
+      <w:r>
+        <w:t xml:space="preserve">Mat. for all pairwise comparisons), in line with with the single-simulation</w:t>
+      </w:r>
+      <w:r>
+        <w:t xml:space="preserve"> </w:t>
+      </w:r>
+      <w:r>
+        <w:t xml:space="preserve">example (</w:t>
       </w:r>
       <w:hyperlink w:anchor="fig-samplers">
         <w:r>
@@ -5715,19 +6043,13 @@
         </w:r>
       </w:hyperlink>
       <w:r>
-        <w:t xml:space="preserve">). Targeted</w:t>
-      </w:r>
-      <w:r>
-        <w:t xml:space="preserve"> </w:t>
-      </w:r>
-      <w:r>
-        <w:t xml:space="preserve">Sampling was more efficient than Weighted Sampling in 63% of simulations (lower</w:t>
-      </w:r>
-      <w:r>
-        <w:t xml:space="preserve"> </w:t>
-      </w:r>
-      <w:r>
-        <w:t xml:space="preserve">value for</w:t>
+        <w:t xml:space="preserve">). Targeted Sampling was more efficient</w:t>
+      </w:r>
+      <w:r>
+        <w:t xml:space="preserve"> </w:t>
+      </w:r>
+      <w:r>
+        <w:t xml:space="preserve">than Weighted Sampling in 63% of simulations (lower value for</w:t>
       </w:r>
       <w:r>
         <w:t xml:space="preserve"> </w:t>
@@ -5747,19 +6069,19 @@
         </m:sSub>
       </m:oMath>
       <w:r>
-        <w:t xml:space="preserve">, indicating a faster documentation of interactions), and</w:t>
-      </w:r>
-      <w:r>
-        <w:t xml:space="preserve"> </w:t>
-      </w:r>
-      <w:r>
-        <w:t xml:space="preserve">both were more efficient than Balanced Acceptance in all simulations</w:t>
-      </w:r>
-      <w:r>
-        <w:t xml:space="preserve"> </w:t>
-      </w:r>
-      <w:r>
-        <w:t xml:space="preserve">(</w:t>
+        <w:t xml:space="preserve">,</w:t>
+      </w:r>
+      <w:r>
+        <w:t xml:space="preserve"> </w:t>
+      </w:r>
+      <w:r>
+        <w:t xml:space="preserve">indicating a faster detection of realized interactions), and both were more</w:t>
+      </w:r>
+      <w:r>
+        <w:t xml:space="preserve"> </w:t>
+      </w:r>
+      <w:r>
+        <w:t xml:space="preserve">efficient than Balanced Acceptance in all simulations (</w:t>
       </w:r>
       <w:hyperlink w:anchor="fig-eff-comp">
         <w:r>
@@ -5770,19 +6092,19 @@
         </w:r>
       </w:hyperlink>
       <w:r>
-        <w:t xml:space="preserve">A). Targeted Sampling and Balanced Within Range were equally</w:t>
-      </w:r>
-      <w:r>
-        <w:t xml:space="preserve"> </w:t>
-      </w:r>
-      <w:r>
-        <w:t xml:space="preserve">efficient in all cases. Among optimization targets used with Targeted Sampling</w:t>
-      </w:r>
-      <w:r>
-        <w:t xml:space="preserve"> </w:t>
-      </w:r>
-      <w:r>
-        <w:t xml:space="preserve">(</w:t>
+        <w:t xml:space="preserve">A).</w:t>
+      </w:r>
+      <w:r>
+        <w:t xml:space="preserve"> </w:t>
+      </w:r>
+      <w:r>
+        <w:t xml:space="preserve">Targeted Sampling and Balanced Within Range were equally efficient in all cases.</w:t>
+      </w:r>
+      <w:r>
+        <w:t xml:space="preserve"> </w:t>
+      </w:r>
+      <w:r>
+        <w:t xml:space="preserve">Among optimization targets used with Targeted Sampling (</w:t>
       </w:r>
       <w:hyperlink w:anchor="fig-eff-comp">
         <w:r>
@@ -5793,25 +6115,25 @@
         </w:r>
       </w:hyperlink>
       <w:r>
-        <w:t xml:space="preserve">B), optimizing on the focal species range was more efficient</w:t>
-      </w:r>
-      <w:r>
-        <w:t xml:space="preserve"> </w:t>
-      </w:r>
-      <w:r>
-        <w:t xml:space="preserve">than on the probabilistic range or on species richness (78% and 90%,</w:t>
-      </w:r>
-      <w:r>
-        <w:t xml:space="preserve"> </w:t>
-      </w:r>
-      <w:r>
-        <w:t xml:space="preserve">respectively), but always less efficient than optimizing on realized</w:t>
-      </w:r>
-      <w:r>
-        <w:t xml:space="preserve"> </w:t>
-      </w:r>
-      <w:r>
-        <w:t xml:space="preserve">interactions.</w:t>
+        <w:t xml:space="preserve">B),</w:t>
+      </w:r>
+      <w:r>
+        <w:t xml:space="preserve"> </w:t>
+      </w:r>
+      <w:r>
+        <w:t xml:space="preserve">optimizing on the focal species range was more efficient than on the</w:t>
+      </w:r>
+      <w:r>
+        <w:t xml:space="preserve"> </w:t>
+      </w:r>
+      <w:r>
+        <w:t xml:space="preserve">probabilistic range or on species richness (78% and 90%, respectively), but</w:t>
+      </w:r>
+      <w:r>
+        <w:t xml:space="preserve"> </w:t>
+      </w:r>
+      <w:r>
+        <w:t xml:space="preserve">always less efficient than optimizing on realized interactions.</w:t>
       </w:r>
     </w:p>
     <w:tbl>
@@ -5898,13 +6220,10 @@
               <w:t xml:space="preserve"> </w:t>
             </w:r>
             <w:r>
-              <w:t xml:space="preserve">is based on the number of sites required to document 80% of the focal species’</w:t>
+              <w:t xml:space="preserve">(x-axis) is the difference between the</w:t>
             </w:r>
             <w:r>
               <w:t xml:space="preserve"> </w:t>
-            </w:r>
-            <w:r>
-              <w:t xml:space="preserve">interactions (</w:t>
             </w:r>
             <m:oMath>
               <m:sSub>
@@ -5921,7 +6240,16 @@
               </m:sSub>
             </m:oMath>
             <w:r>
-              <w:t xml:space="preserve">), described in</w:t>
+              <w:t xml:space="preserve"> </w:t>
+            </w:r>
+            <w:r>
+              <w:t xml:space="preserve">(number of sites required to</w:t>
+            </w:r>
+            <w:r>
+              <w:t xml:space="preserve"> </w:t>
+            </w:r>
+            <w:r>
+              <w:t xml:space="preserve">detect 80% of the focal species’ realized interactions; see</w:t>
             </w:r>
             <w:r>
               <w:t xml:space="preserve"> </w:t>
@@ -5935,49 +6263,119 @@
               </w:r>
             </w:hyperlink>
             <w:r>
-              <w:t xml:space="preserve">. Negative values (in orange)</w:t>
+              <w:t xml:space="preserve">) for a</w:t>
             </w:r>
             <w:r>
               <w:t xml:space="preserve"> </w:t>
             </w:r>
             <w:r>
-              <w:t xml:space="preserve">indicate that the compared option led to a more efficient sampling than its</w:t>
+              <w:t xml:space="preserve">given strategy (A) or target (B) and the</w:t>
             </w:r>
             <w:r>
               <w:t xml:space="preserve"> </w:t>
             </w:r>
-            <w:r>
-              <w:t xml:space="preserve">reference (faster documentation of interactions), while positive values (in</w:t>
-            </w:r>
+            <m:oMath>
+              <m:sSub>
+                <m:e>
+                  <m:r>
+                    <m:t>n</m:t>
+                  </m:r>
+                </m:e>
+                <m:sub>
+                  <m:r>
+                    <m:t>0.80</m:t>
+                  </m:r>
+                </m:sub>
+              </m:sSub>
+            </m:oMath>
             <w:r>
               <w:t xml:space="preserve"> </w:t>
             </w:r>
             <w:r>
-              <w:t xml:space="preserve">green) indicate it required a higher sampling effort. Equal values (in pink)</w:t>
+              <w:t xml:space="preserve">of the reference</w:t>
             </w:r>
             <w:r>
               <w:t xml:space="preserve"> </w:t>
             </w:r>
             <w:r>
-              <w:t xml:space="preserve">have overlapping confidence intervals. The reference is the same on the two</w:t>
+              <w:t xml:space="preserve">strategy/target (in parenthesis). Positive values indicate a higher sampling</w:t>
             </w:r>
             <w:r>
               <w:t xml:space="preserve"> </w:t>
             </w:r>
             <w:r>
-              <w:t xml:space="preserve">subpanels (Targeted Sampling using the focal species range) and was chosen to</w:t>
+              <w:t xml:space="preserve">effort than the reference, while negative values indicate a lower effort and</w:t>
             </w:r>
             <w:r>
               <w:t xml:space="preserve"> </w:t>
             </w:r>
             <w:r>
-              <w:t xml:space="preserve">simplify the number of comparisons displayed. All one-by-one comparisons are</w:t>
+              <w:t xml:space="preserve">more efficient sampling (faster detection of interactions). Overlapping</w:t>
             </w:r>
             <w:r>
               <w:t xml:space="preserve"> </w:t>
             </w:r>
-            <w:r>
-              <w:t xml:space="preserve">available in Supp. Mat.</w:t>
+            <m:oMath>
+              <m:sSub>
+                <m:e>
+                  <m:r>
+                    <m:t>n</m:t>
+                  </m:r>
+                </m:e>
+                <m:sub>
+                  <m:r>
+                    <m:t>80</m:t>
+                  </m:r>
+                </m:sub>
+              </m:sSub>
+            </m:oMath>
+            <w:r>
+              <w:t xml:space="preserve"> </w:t>
+            </w:r>
+            <w:r>
+              <w:t xml:space="preserve">confidence intervals indicated no difference between compared options (Equal,</w:t>
+            </w:r>
+            <w:r>
+              <w:t xml:space="preserve"> </w:t>
+            </w:r>
+            <w:r>
+              <w:t xml:space="preserve">green), whereas non-overlapping confidence intervals indicated positive (Higher,</w:t>
+            </w:r>
+            <w:r>
+              <w:t xml:space="preserve"> </w:t>
+            </w:r>
+            <w:r>
+              <w:t xml:space="preserve">pink) or negative (Lower, orange) differences. The right-side summary panels</w:t>
+            </w:r>
+            <w:r>
+              <w:t xml:space="preserve"> </w:t>
+            </w:r>
+            <w:r>
+              <w:t xml:space="preserve">display the percentage of simulations falling into each comparison category.</w:t>
+            </w:r>
+            <w:r>
+              <w:t xml:space="preserve"> </w:t>
+            </w:r>
+            <w:r>
+              <w:t xml:space="preserve">Panels A and B use the same reference strategy and target (Targeted Sampling</w:t>
+            </w:r>
+            <w:r>
+              <w:t xml:space="preserve"> </w:t>
+            </w:r>
+            <w:r>
+              <w:t xml:space="preserve">using the focal species range) to simplify the number of comparisons displayed.</w:t>
+            </w:r>
+            <w:r>
+              <w:t xml:space="preserve"> </w:t>
+            </w:r>
+            <w:r>
+              <w:t xml:space="preserve">All pairwise comparisons are available in Supp.</w:t>
+            </w:r>
+            <w:r>
+              <w:t xml:space="preserve"> </w:t>
+            </w:r>
+            <w:r>
+              <w:t xml:space="preserve">Mat.</w:t>
             </w:r>
           </w:p>
           <w:bookmarkEnd w:id="42"/>
@@ -5985,13 +6383,13 @@
       </w:tr>
     </w:tbl>
     <w:bookmarkEnd w:id="43"/>
-    <w:bookmarkStart w:id="48" w:name="X0fa8ab7ed2d004419ce95c2002cb70fb68b8b67"/>
+    <w:bookmarkStart w:id="48" w:name="X44a0721a2837b16fe35ec143bfaf28082d7042d"/>
     <w:p>
       <w:pPr>
         <w:pStyle w:val="Heading3"/>
       </w:pPr>
       <w:r>
-        <w:t xml:space="preserve">Simulation Study III: Tolerance to 10% over- and underestimation of the focal species range</w:t>
+        <w:t xml:space="preserve">Simulation Study III: Tolerance to over- and underestimation of the focal species range</w:t>
       </w:r>
     </w:p>
     <w:p>
@@ -5999,19 +6397,19 @@
         <w:pStyle w:val="FirstParagraph"/>
       </w:pPr>
       <w:r>
-        <w:t xml:space="preserve">Our results highlight a tolerance in the precision of the species range</w:t>
-      </w:r>
-      <w:r>
-        <w:t xml:space="preserve"> </w:t>
-      </w:r>
-      <w:r>
-        <w:t xml:space="preserve">estimation required for the Balanced Within Range strategy. Overestimating the</w:t>
-      </w:r>
-      <w:r>
-        <w:t xml:space="preserve"> </w:t>
-      </w:r>
-      <w:r>
-        <w:t xml:space="preserve">range size from 0 to 50% led to a linear increase in the value of</w:t>
+        <w:t xml:space="preserve">Our results reveal some tolerance of the Balanced Within Range strategy to range</w:t>
+      </w:r>
+      <w:r>
+        <w:t xml:space="preserve"> </w:t>
+      </w:r>
+      <w:r>
+        <w:t xml:space="preserve">over- and under estimation. Overestimating the range size up to 50% led to a</w:t>
+      </w:r>
+      <w:r>
+        <w:t xml:space="preserve"> </w:t>
+      </w:r>
+      <w:r>
+        <w:t xml:space="preserve">linear increase in the value of</w:t>
       </w:r>
       <w:r>
         <w:t xml:space="preserve"> </w:t>
@@ -6057,13 +6455,13 @@
         <w:t xml:space="preserve"> </w:t>
       </w:r>
       <w:r>
-        <w:t xml:space="preserve">value obtained using the Balanced Within Range</w:t>
-      </w:r>
-      <w:r>
-        <w:t xml:space="preserve"> </w:t>
-      </w:r>
-      <w:r>
-        <w:t xml:space="preserve">strategy on the exact species range (</w:t>
+        <w:t xml:space="preserve">value</w:t>
+      </w:r>
+      <w:r>
+        <w:t xml:space="preserve"> </w:t>
+      </w:r>
+      <w:r>
+        <w:t xml:space="preserve">obtained using the exact species range (</w:t>
       </w:r>
       <w:hyperlink w:anchor="fig-estimations">
         <w:r>
@@ -6097,36 +6495,13 @@
         <w:t xml:space="preserve"> </w:t>
       </w:r>
       <w:r>
-        <w:t xml:space="preserve">was equal to the true range until a 10% overestimation offset (based</w:t>
-      </w:r>
-      <w:r>
-        <w:t xml:space="preserve"> </w:t>
-      </w:r>
-      <w:r>
-        <w:t xml:space="preserve">on overlapping confidence intervals), at which point it started to be higher</w:t>
-      </w:r>
-      <w:r>
-        <w:t xml:space="preserve"> </w:t>
-      </w:r>
-      <w:r>
-        <w:t xml:space="preserve">across all simulations, indicating a lesser efficiency (</w:t>
-      </w:r>
-      <w:hyperlink w:anchor="fig-estimations">
-        <w:r>
-          <w:rPr>
-            <w:rStyle w:val="Hyperlink"/>
-          </w:rPr>
-          <w:t xml:space="preserve">Figure 6</w:t>
-        </w:r>
-      </w:hyperlink>
-      <w:r>
-        <w:t xml:space="preserve">B). In</w:t>
-      </w:r>
-      <w:r>
-        <w:t xml:space="preserve"> </w:t>
-      </w:r>
-      <w:r>
-        <w:t xml:space="preserve">contrast, underestimating the species range showed a lesser increase of</w:t>
+        <w:t xml:space="preserve">was similar to the true range up to 10% range overestimation (based</w:t>
+      </w:r>
+      <w:r>
+        <w:t xml:space="preserve"> </w:t>
+      </w:r>
+      <w:r>
+        <w:t xml:space="preserve">on overlapping confidence intervals); from thereon</w:t>
       </w:r>
       <w:r>
         <w:t xml:space="preserve"> </w:t>
@@ -6149,13 +6524,22 @@
         <w:t xml:space="preserve"> </w:t>
       </w:r>
       <w:r>
-        <w:t xml:space="preserve">from 0 to -50% based on the median result across simulations, with a</w:t>
-      </w:r>
-      <w:r>
-        <w:t xml:space="preserve"> </w:t>
-      </w:r>
-      <w:r>
-        <w:t xml:space="preserve">wider range of possible outcomes (</w:t>
+        <w:t xml:space="preserve">increased across</w:t>
+      </w:r>
+      <w:r>
+        <w:t xml:space="preserve"> </w:t>
+      </w:r>
+      <w:r>
+        <w:t xml:space="preserve">all simulations, indicating lower sampling efficiency (notice the abrupt shift</w:t>
+      </w:r>
+      <w:r>
+        <w:t xml:space="preserve"> </w:t>
+      </w:r>
+      <w:r>
+        <w:t xml:space="preserve">in proportions on</w:t>
+      </w:r>
+      <w:r>
+        <w:t xml:space="preserve"> </w:t>
       </w:r>
       <w:hyperlink w:anchor="fig-estimations">
         <w:r>
@@ -6166,13 +6550,13 @@
         </w:r>
       </w:hyperlink>
       <w:r>
-        <w:t xml:space="preserve">A, left side). Importantly,</w:t>
-      </w:r>
-      <w:r>
-        <w:t xml:space="preserve"> </w:t>
-      </w:r>
-      <w:r>
-        <w:t xml:space="preserve">while the</w:t>
+        <w:t xml:space="preserve">B). In contrast, underestimating the species</w:t>
+      </w:r>
+      <w:r>
+        <w:t xml:space="preserve"> </w:t>
+      </w:r>
+      <w:r>
+        <w:t xml:space="preserve">range caused smaller departures in the median</w:t>
       </w:r>
       <w:r>
         <w:t xml:space="preserve"> </w:t>
@@ -6195,19 +6579,13 @@
         <w:t xml:space="preserve"> </w:t>
       </w:r>
       <w:r>
-        <w:t xml:space="preserve">was also equal until a -10% offset and started to decrease</w:t>
-      </w:r>
-      <w:r>
-        <w:t xml:space="preserve"> </w:t>
-      </w:r>
-      <w:r>
-        <w:t xml:space="preserve">beyond, it stayed equal in the majority of simulations (&gt; 70%) even for</w:t>
-      </w:r>
-      <w:r>
-        <w:t xml:space="preserve"> </w:t>
-      </w:r>
-      <w:r>
-        <w:t xml:space="preserve">underestimation of -50% (</w:t>
+        <w:t xml:space="preserve">up to -50%, but a</w:t>
+      </w:r>
+      <w:r>
+        <w:t xml:space="preserve"> </w:t>
+      </w:r>
+      <w:r>
+        <w:t xml:space="preserve">larger variance across simulations (</w:t>
       </w:r>
       <w:hyperlink w:anchor="fig-estimations">
         <w:r>
@@ -6218,13 +6596,7 @@
         </w:r>
       </w:hyperlink>
       <w:r>
-        <w:t xml:space="preserve">B). In the remaining simulations (&lt;</w:t>
-      </w:r>
-      <w:r>
-        <w:t xml:space="preserve"> </w:t>
-      </w:r>
-      <w:r>
-        <w:t xml:space="preserve">30%), the</w:t>
+        <w:t xml:space="preserve">A, left side). While the</w:t>
       </w:r>
       <w:r>
         <w:t xml:space="preserve"> </w:t>
@@ -6247,13 +6619,94 @@
         <w:t xml:space="preserve"> </w:t>
       </w:r>
       <w:r>
-        <w:t xml:space="preserve">was higher than for the true range (less efficient), except</w:t>
-      </w:r>
-      <w:r>
-        <w:t xml:space="preserve"> </w:t>
-      </w:r>
-      <w:r>
-        <w:t xml:space="preserve">for a few cases where it was lower (more efficient).</w:t>
+        <w:t xml:space="preserve">was stable until a -10% offset and from there progressively</w:t>
+      </w:r>
+      <w:r>
+        <w:t xml:space="preserve"> </w:t>
+      </w:r>
+      <w:r>
+        <w:t xml:space="preserve">increased, in the majority of simulations (&gt; 70%) this change did not lead to</w:t>
+      </w:r>
+      <w:r>
+        <w:t xml:space="preserve"> </w:t>
+      </w:r>
+      <w:r>
+        <w:t xml:space="preserve">significant departures even when ranges where underestimated by -50%</w:t>
+      </w:r>
+      <w:r>
+        <w:t xml:space="preserve"> </w:t>
+      </w:r>
+      <w:r>
+        <w:t xml:space="preserve">(</w:t>
+      </w:r>
+      <w:hyperlink w:anchor="fig-estimations">
+        <w:r>
+          <w:rPr>
+            <w:rStyle w:val="Hyperlink"/>
+          </w:rPr>
+          <w:t xml:space="preserve">Figure 6</w:t>
+        </w:r>
+      </w:hyperlink>
+      <w:r>
+        <w:t xml:space="preserve">B)—i.e.,</w:t>
+      </w:r>
+      <w:r>
+        <w:t xml:space="preserve"> </w:t>
+      </w:r>
+      <m:oMath>
+        <m:sSub>
+          <m:e>
+            <m:r>
+              <m:t>n</m:t>
+            </m:r>
+          </m:e>
+          <m:sub>
+            <m:r>
+              <m:t>0.80</m:t>
+            </m:r>
+          </m:sub>
+        </m:sSub>
+      </m:oMath>
+      <w:r>
+        <w:t xml:space="preserve"> </w:t>
+      </w:r>
+      <w:r>
+        <w:t xml:space="preserve">confidence intervals continued to</w:t>
+      </w:r>
+      <w:r>
+        <w:t xml:space="preserve"> </w:t>
+      </w:r>
+      <w:r>
+        <w:t xml:space="preserve">overlap. In the remaining simulations (&lt; 30%), the</w:t>
+      </w:r>
+      <w:r>
+        <w:t xml:space="preserve"> </w:t>
+      </w:r>
+      <m:oMath>
+        <m:sSub>
+          <m:e>
+            <m:r>
+              <m:t>n</m:t>
+            </m:r>
+          </m:e>
+          <m:sub>
+            <m:r>
+              <m:t>0.80</m:t>
+            </m:r>
+          </m:sub>
+        </m:sSub>
+      </m:oMath>
+      <w:r>
+        <w:t xml:space="preserve"> </w:t>
+      </w:r>
+      <w:r>
+        <w:t xml:space="preserve">was almost always</w:t>
+      </w:r>
+      <w:r>
+        <w:t xml:space="preserve"> </w:t>
+      </w:r>
+      <w:r>
+        <w:t xml:space="preserve">higher (less efficient) than for the true range.</w:t>
       </w:r>
     </w:p>
     <w:tbl>
@@ -6421,13 +6874,13 @@
               <w:t xml:space="preserve"> </w:t>
             </w:r>
             <w:r>
-              <w:t xml:space="preserve">(y axis) given the range estimation offset (x axis) to highlight the linear</w:t>
+              <w:t xml:space="preserve">(y-axis) given the range estimation offset (x-axis) to highlight the linear</w:t>
             </w:r>
             <w:r>
               <w:t xml:space="preserve"> </w:t>
             </w:r>
             <w:r>
-              <w:t xml:space="preserve">trend and association with the offset percentage for overestimation. The dotted</w:t>
+              <w:t xml:space="preserve">trend and association with the offset percentage for overestimation. The dashed</w:t>
             </w:r>
             <w:r>
               <w:t xml:space="preserve"> </w:t>
@@ -6453,43 +6906,49 @@
               </m:sSub>
             </m:oMath>
             <w:r>
-              <w:t xml:space="preserve">. In panel B, we summarize</w:t>
+              <w:t xml:space="preserve">. Markers are presented at 10%</w:t>
             </w:r>
             <w:r>
               <w:t xml:space="preserve"> </w:t>
             </w:r>
             <w:r>
-              <w:t xml:space="preserve">comparisons across all simulations to display the proportion of each comparison</w:t>
+              <w:t xml:space="preserve">increments to showcase the variation across simulations. In panel B, we</w:t>
             </w:r>
             <w:r>
               <w:t xml:space="preserve"> </w:t>
             </w:r>
             <w:r>
-              <w:t xml:space="preserve">outcome (equal, higher, lower). The solid line represents the actual proportion</w:t>
+              <w:t xml:space="preserve">summarize comparisons across all simulations to display the proportion of each</w:t>
             </w:r>
             <w:r>
               <w:t xml:space="preserve"> </w:t>
             </w:r>
             <w:r>
-              <w:t xml:space="preserve">value, while the shaded bands delimit the 90% confidence intervals for the</w:t>
+              <w:t xml:space="preserve">comparison outcome (equal, higher, lower) at 2% increment intervals. The solid</w:t>
             </w:r>
             <w:r>
               <w:t xml:space="preserve"> </w:t>
             </w:r>
             <w:r>
-              <w:t xml:space="preserve">proportion calculated using the Wilson interval method</w:t>
+              <w:t xml:space="preserve">line represents the actual proportion value, while the shaded bands delimit the</w:t>
             </w:r>
             <w:r>
               <w:t xml:space="preserve"> </w:t>
             </w:r>
             <w:r>
-              <w:t xml:space="preserve">[@Brown2001IntEst</w:t>
+              <w:t xml:space="preserve">90% confidence intervals for the proportion calculated using the Wilson interval</w:t>
             </w:r>
             <w:r>
               <w:t xml:space="preserve"> </w:t>
             </w:r>
             <w:r>
-              <w:t xml:space="preserve">implemented in</w:t>
+              <w:t xml:space="preserve">method</w:t>
+            </w:r>
+            <w:r>
+              <w:t xml:space="preserve"> </w:t>
+            </w:r>
+            <w:r>
+              <w:t xml:space="preserve">[@Brown2001IntEst implemented in</w:t>
             </w:r>
             <w:r>
               <w:t xml:space="preserve"> </w:t>
@@ -6559,48 +7018,31 @@
         <w:t xml:space="preserve"> </w:t>
       </w:r>
       <w:r>
-        <w:t xml:space="preserve">species richness, especially when considering that interaction realization and</w:t>
-      </w:r>
-      <w:r>
-        <w:t xml:space="preserve"> </w:t>
-      </w:r>
-      <w:r>
-        <w:t xml:space="preserve">detection both depend on species abundance (</w:t>
-      </w:r>
-      <w:hyperlink w:anchor="fig-nbons">
-        <w:r>
-          <w:rPr>
-            <w:rStyle w:val="Hyperlink"/>
-          </w:rPr>
-          <w:t xml:space="preserve">Figure 2</w:t>
-        </w:r>
-      </w:hyperlink>
-      <w:r>
-        <w:t xml:space="preserve">). In other words, we can</w:t>
-      </w:r>
-      <w:r>
-        <w:t xml:space="preserve"> </w:t>
-      </w:r>
-      <w:r>
-        <w:t xml:space="preserve">expect the monitoring of species interactions within a BON to require a (much)</w:t>
-      </w:r>
-      <w:r>
-        <w:t xml:space="preserve"> </w:t>
-      </w:r>
-      <w:r>
-        <w:t xml:space="preserve">higher monitoring effort across space than the one required for monitoring</w:t>
-      </w:r>
-      <w:r>
-        <w:t xml:space="preserve"> </w:t>
-      </w:r>
-      <w:r>
-        <w:t xml:space="preserve">species and community composition. Our observations are consistent with previous</w:t>
-      </w:r>
-      <w:r>
-        <w:t xml:space="preserve"> </w:t>
-      </w:r>
-      <w:r>
-        <w:t xml:space="preserve">ones regarding higher sampling effort required to document pollinator networks</w:t>
+        <w:t xml:space="preserve">species and community composition. When interaction realization and detection</w:t>
+      </w:r>
+      <w:r>
+        <w:t xml:space="preserve"> </w:t>
+      </w:r>
+      <w:r>
+        <w:t xml:space="preserve">are conditioned on species abundances, we need (much) higher monitoring efforts</w:t>
+      </w:r>
+      <w:r>
+        <w:t xml:space="preserve"> </w:t>
+      </w:r>
+      <w:r>
+        <w:t xml:space="preserve">to detect interactions, especially rare interactions involving less-abundant</w:t>
+      </w:r>
+      <w:r>
+        <w:t xml:space="preserve"> </w:t>
+      </w:r>
+      <w:r>
+        <w:t xml:space="preserve">species. Our observations are consistent with previous ones regarding higher</w:t>
+      </w:r>
+      <w:r>
+        <w:t xml:space="preserve"> </w:t>
+      </w:r>
+      <w:r>
+        <w:t xml:space="preserve">sampling effort required to detect interactions in pollinator networks</w:t>
       </w:r>
       <w:r>
         <w:t xml:space="preserve"> </w:t>
@@ -6627,7 +7069,19 @@
         <w:t xml:space="preserve"> </w:t>
       </w:r>
       <w:r>
-        <w:t xml:space="preserve">existing monitoring networks.</w:t>
+        <w:t xml:space="preserve">existing monitoring networks, and for recognizing them as a gap to fill in</w:t>
+      </w:r>
+      <w:r>
+        <w:t xml:space="preserve"> </w:t>
+      </w:r>
+      <w:r>
+        <w:t xml:space="preserve">developing monitoring programs (e.g. European BON,</w:t>
+      </w:r>
+      <w:r>
+        <w:t xml:space="preserve"> </w:t>
+      </w:r>
+      <w:r>
+        <w:t xml:space="preserve">).</w:t>
       </w:r>
     </w:p>
     <w:p>
@@ -6659,27 +7113,173 @@
         <w:t xml:space="preserve"> </w:t>
       </w:r>
       <w:r>
-        <w:t xml:space="preserve">) can yield</w:t>
-      </w:r>
-      <w:r>
-        <w:t xml:space="preserve"> </w:t>
-      </w:r>
-      <w:r>
-        <w:t xml:space="preserve">relevant results while relying on attainable levels of information (Figures</w:t>
-      </w:r>
-      <w:r>
-        <w:t xml:space="preserve"> </w:t>
-      </w:r>
-      <w:hyperlink w:anchor="fig-samplers">
-        <w:r>
-          <w:rPr>
-            <w:rStyle w:val="Hyperlink"/>
-          </w:rPr>
-          <w:t xml:space="preserve">3</w:t>
-        </w:r>
-      </w:hyperlink>
-      <w:r>
-        <w:t xml:space="preserve">, </w:t>
+        <w:t xml:space="preserve"> </w:t>
+      </w:r>
+      <w:r>
+        <w:t xml:space="preserve">) can yield relevant results while relying</w:t>
+      </w:r>
+      <w:r>
+        <w:t xml:space="preserve"> </w:t>
+      </w:r>
+      <w:r>
+        <w:t xml:space="preserve">on attainable levels of information. For example, the Targeted Sampling and</w:t>
+      </w:r>
+      <w:r>
+        <w:t xml:space="preserve"> </w:t>
+      </w:r>
+      <w:r>
+        <w:t xml:space="preserve">Balanced Within Range strategies can outperform spatially-balanced designs to</w:t>
+      </w:r>
+      <w:r>
+        <w:t xml:space="preserve"> </w:t>
+      </w:r>
+      <w:r>
+        <w:t xml:space="preserve">monitor interactions for a focal species, while only relying on a known species</w:t>
+      </w:r>
+      <w:r>
+        <w:t xml:space="preserve"> </w:t>
+      </w:r>
+      <w:r>
+        <w:t xml:space="preserve">range. While these strategies diverge from spatially-balanced designs, they are</w:t>
+      </w:r>
+      <w:r>
+        <w:t xml:space="preserve"> </w:t>
+      </w:r>
+      <w:r>
+        <w:t xml:space="preserve">similar in intent to targeted design approaches taken by implemented BONs to</w:t>
+      </w:r>
+      <w:r>
+        <w:t xml:space="preserve"> </w:t>
+      </w:r>
+      <w:r>
+        <w:t xml:space="preserve">improve community monitoring (e.g., complementarity-based site selection,</w:t>
+      </w:r>
+      <w:r>
+        <w:t xml:space="preserve"> </w:t>
+      </w:r>
+      <w:r>
+        <w:t xml:space="preserve">; dynamic off-grid monitoring,</w:t>
+      </w:r>
+      <w:r>
+        <w:t xml:space="preserve"> </w:t>
+      </w:r>
+      <w:r>
+        <w:t xml:space="preserve">) and are compatible with BONs focused on</w:t>
+      </w:r>
+      <w:r>
+        <w:t xml:space="preserve"> </w:t>
+      </w:r>
+      <w:r>
+        <w:t xml:space="preserve">assembling information from several sources in a bottom-up approach (e.g.</w:t>
+      </w:r>
+      <w:r>
+        <w:t xml:space="preserve"> </w:t>
+      </w:r>
+      <w:r>
+        <w:t xml:space="preserve">CAN-BON,</w:t>
+      </w:r>
+      <w:r>
+        <w:t xml:space="preserve"> </w:t>
+      </w:r>
+      <w:r>
+        <w:t xml:space="preserve">).</w:t>
+      </w:r>
+    </w:p>
+    <w:p>
+      <w:pPr>
+        <w:pStyle w:val="BodyText"/>
+      </w:pPr>
+      <w:r>
+        <w:rPr>
+          <w:i/>
+          <w:iCs/>
+        </w:rPr>
+        <w:t xml:space="preserve">What strategies and available information are most efficient to optimize</w:t>
+      </w:r>
+      <w:r>
+        <w:rPr>
+          <w:i/>
+          <w:iCs/>
+        </w:rPr>
+        <w:t xml:space="preserve"> </w:t>
+      </w:r>
+      <w:r>
+        <w:rPr>
+          <w:i/>
+          <w:iCs/>
+        </w:rPr>
+        <w:t xml:space="preserve">monitoring for species interactions?</w:t>
+      </w:r>
+    </w:p>
+    <w:p>
+      <w:pPr>
+        <w:pStyle w:val="BodyText"/>
+      </w:pPr>
+      <w:r>
+        <w:t xml:space="preserve">Ecologically-relevant metrics are required to evaluate the performance of</w:t>
+      </w:r>
+      <w:r>
+        <w:t xml:space="preserve"> </w:t>
+      </w:r>
+      <w:r>
+        <w:t xml:space="preserve">monitoring designs, beyond spatial balance</w:t>
+      </w:r>
+      <w:r>
+        <w:t xml:space="preserve"> </w:t>
+      </w:r>
+      <w:r>
+        <w:t xml:space="preserve">[@Norman2025SitSel]</w:t>
+      </w:r>
+      <w:r>
+        <w:t xml:space="preserve">. While many</w:t>
+      </w:r>
+      <w:r>
+        <w:t xml:space="preserve"> </w:t>
+      </w:r>
+      <w:r>
+        <w:t xml:space="preserve">sampling algorithms can perform similarly for biodiversity monitoring in certain</w:t>
+      </w:r>
+      <w:r>
+        <w:t xml:space="preserve"> </w:t>
+      </w:r>
+      <w:r>
+        <w:t xml:space="preserve">contexts</w:t>
+      </w:r>
+      <w:r>
+        <w:t xml:space="preserve"> </w:t>
+      </w:r>
+      <w:r>
+        <w:t xml:space="preserve">[@Norman2025SitSel]</w:t>
+      </w:r>
+      <w:r>
+        <w:t xml:space="preserve">, our results highlighted better options when we can</w:t>
+      </w:r>
+      <w:r>
+        <w:t xml:space="preserve"> </w:t>
+      </w:r>
+      <w:r>
+        <w:t xml:space="preserve">define a specific target for monitoring, such as a focal species. Optimizing on</w:t>
+      </w:r>
+      <w:r>
+        <w:t xml:space="preserve"> </w:t>
+      </w:r>
+      <w:r>
+        <w:t xml:space="preserve">a known species range proved an efficient strategy to retrieve its realized</w:t>
+      </w:r>
+      <w:r>
+        <w:t xml:space="preserve"> </w:t>
+      </w:r>
+      <w:r>
+        <w:t xml:space="preserve">interactions that was better than optimizing based on more holistic,</w:t>
+      </w:r>
+      <w:r>
+        <w:t xml:space="preserve"> </w:t>
+      </w:r>
+      <w:r>
+        <w:t xml:space="preserve">community-level information such as species richness (Figures</w:t>
+      </w:r>
+      <w:r>
+        <w:t xml:space="preserve"> </w:t>
       </w:r>
       <w:hyperlink w:anchor="fig-layers">
         <w:r>
@@ -6701,69 +7301,46 @@
         </w:r>
       </w:hyperlink>
       <w:r>
-        <w:t xml:space="preserve">). Through our representative</w:t>
-      </w:r>
-      <w:r>
-        <w:t xml:space="preserve"> </w:t>
-      </w:r>
-      <w:r>
-        <w:t xml:space="preserve">example in</w:t>
-      </w:r>
-      <w:r>
-        <w:t xml:space="preserve"> </w:t>
-      </w:r>
-      <w:hyperlink w:anchor="fig-samplers">
-        <w:r>
-          <w:rPr>
-            <w:rStyle w:val="Hyperlink"/>
-          </w:rPr>
-          <w:t xml:space="preserve">Figure 3</w:t>
-        </w:r>
-      </w:hyperlink>
-      <w:r>
-        <w:t xml:space="preserve">, we showed how Targeted Sampling and Balanced Within</w:t>
-      </w:r>
-      <w:r>
-        <w:t xml:space="preserve"> </w:t>
-      </w:r>
-      <w:r>
-        <w:t xml:space="preserve">Range outperform spatially-balanced designs to monitor interactions for a focal</w:t>
-      </w:r>
-      <w:r>
-        <w:t xml:space="preserve"> </w:t>
-      </w:r>
-      <w:r>
-        <w:t xml:space="preserve">species, while only relying on an attainable level of information (the species</w:t>
-      </w:r>
-      <w:r>
-        <w:t xml:space="preserve"> </w:t>
-      </w:r>
-      <w:r>
-        <w:t xml:space="preserve">range). Two emerging questions that follow up on this result are: 1) what</w:t>
-      </w:r>
-      <w:r>
-        <w:t xml:space="preserve"> </w:t>
-      </w:r>
-      <w:r>
-        <w:t xml:space="preserve">information is most efficient to target sites in sampling designs; and 2) how</w:t>
-      </w:r>
-      <w:r>
-        <w:t xml:space="preserve"> </w:t>
-      </w:r>
-      <w:r>
-        <w:t xml:space="preserve">precisely do we need to estimate such information to expect efficiency</w:t>
-      </w:r>
-      <w:r>
-        <w:t xml:space="preserve"> </w:t>
-      </w:r>
-      <w:r>
-        <w:t xml:space="preserve">improvements? Our simulation studies offer insights into both, as we detail next</w:t>
-      </w:r>
-      <w:r>
-        <w:t xml:space="preserve"> </w:t>
-      </w:r>
-      <w:r>
-        <w:t xml:space="preserve">before concluding with recommendations for monitoring.</w:t>
+        <w:t xml:space="preserve">) . This contrasts with earlier accounts where designs based on</w:t>
+      </w:r>
+      <w:r>
+        <w:t xml:space="preserve"> </w:t>
+      </w:r>
+      <w:r>
+        <w:t xml:space="preserve">maximising species richness also proved efficient to conserve multiple</w:t>
+      </w:r>
+      <w:r>
+        <w:t xml:space="preserve"> </w:t>
+      </w:r>
+      <w:r>
+        <w:t xml:space="preserve">biodiversity facets</w:t>
+      </w:r>
+      <w:r>
+        <w:t xml:space="preserve"> </w:t>
+      </w:r>
+      <w:r>
+        <w:t xml:space="preserve">[@Willig2023ProBio]</w:t>
+      </w:r>
+      <w:r>
+        <w:t xml:space="preserve">. Instead, our results highlight that</w:t>
+      </w:r>
+      <w:r>
+        <w:t xml:space="preserve"> </w:t>
+      </w:r>
+      <w:r>
+        <w:t xml:space="preserve">more information about an entire system does not always lead to more efficient</w:t>
+      </w:r>
+      <w:r>
+        <w:t xml:space="preserve"> </w:t>
+      </w:r>
+      <w:r>
+        <w:t xml:space="preserve">monitoring, and that efforts could instead be put towards identifying relevant</w:t>
+      </w:r>
+      <w:r>
+        <w:t xml:space="preserve"> </w:t>
+      </w:r>
+      <w:r>
+        <w:t xml:space="preserve">targets with available information to guide monitoring design.</w:t>
       </w:r>
     </w:p>
     <w:p>
@@ -6771,104 +7348,13 @@
         <w:pStyle w:val="BodyText"/>
       </w:pPr>
       <w:r>
-        <w:rPr>
-          <w:i/>
-          <w:iCs/>
-        </w:rPr>
-        <w:t xml:space="preserve">What strategies and available information are most efficient to optimize</w:t>
-      </w:r>
-      <w:r>
-        <w:rPr>
-          <w:i/>
-          <w:iCs/>
-        </w:rPr>
-        <w:t xml:space="preserve"> </w:t>
-      </w:r>
-      <w:r>
-        <w:rPr>
-          <w:i/>
-          <w:iCs/>
-        </w:rPr>
-        <w:t xml:space="preserve">monitoring for species interactions?</w:t>
-      </w:r>
-    </w:p>
-    <w:p>
-      <w:pPr>
-        <w:pStyle w:val="BodyText"/>
-      </w:pPr>
-      <w:r>
-        <w:t xml:space="preserve">Ecologically-relevant metrics are required to evaluate the performance of</w:t>
-      </w:r>
-      <w:r>
-        <w:t xml:space="preserve"> </w:t>
-      </w:r>
-      <w:r>
-        <w:t xml:space="preserve">monitoring designs, beyond spatial balance</w:t>
-      </w:r>
-      <w:r>
-        <w:t xml:space="preserve"> </w:t>
-      </w:r>
-      <w:r>
-        <w:t xml:space="preserve">[@Norman2025SitSel]</w:t>
-      </w:r>
-      <w:r>
-        <w:t xml:space="preserve">. While many</w:t>
-      </w:r>
-      <w:r>
-        <w:t xml:space="preserve"> </w:t>
-      </w:r>
-      <w:r>
-        <w:t xml:space="preserve">sampling algorithms can perform similarly for biodiversity monitoring in certain</w:t>
-      </w:r>
-      <w:r>
-        <w:t xml:space="preserve"> </w:t>
-      </w:r>
-      <w:r>
-        <w:t xml:space="preserve">contexts</w:t>
-      </w:r>
-      <w:r>
-        <w:t xml:space="preserve"> </w:t>
-      </w:r>
-      <w:r>
-        <w:t xml:space="preserve">[@Norman2025SitSel]</w:t>
-      </w:r>
-      <w:r>
-        <w:t xml:space="preserve">, our results highlighted better options when we can</w:t>
-      </w:r>
-      <w:r>
-        <w:t xml:space="preserve"> </w:t>
-      </w:r>
-      <w:r>
-        <w:t xml:space="preserve">define a specific target for monitoring (</w:t>
-      </w:r>
-      <w:hyperlink w:anchor="fig-eff-comp">
-        <w:r>
-          <w:rPr>
-            <w:rStyle w:val="Hyperlink"/>
-          </w:rPr>
-          <w:t xml:space="preserve">Figure 5</w:t>
-        </w:r>
-      </w:hyperlink>
-      <w:r>
-        <w:t xml:space="preserve">). Optimizing on a known</w:t>
-      </w:r>
-      <w:r>
-        <w:t xml:space="preserve"> </w:t>
-      </w:r>
-      <w:r>
-        <w:t xml:space="preserve">species range proved an efficient strategy to retrieve its interactions that was</w:t>
-      </w:r>
-      <w:r>
-        <w:t xml:space="preserve"> </w:t>
-      </w:r>
-      <w:r>
-        <w:t xml:space="preserve">better than optimizing based on more holistic, community-level information such</w:t>
-      </w:r>
-      <w:r>
-        <w:t xml:space="preserve"> </w:t>
-      </w:r>
-      <w:r>
-        <w:t xml:space="preserve">as species richness (Figures</w:t>
+        <w:t xml:space="preserve">Optimizing based on the location of the realized interactions was, as expected,</w:t>
+      </w:r>
+      <w:r>
+        <w:t xml:space="preserve"> </w:t>
+      </w:r>
+      <w:r>
+        <w:t xml:space="preserve">even more efficient than targeting the species range (Figures</w:t>
       </w:r>
       <w:r>
         <w:t xml:space="preserve"> </w:t>
@@ -6893,90 +7379,6 @@
         </w:r>
       </w:hyperlink>
       <w:r>
-        <w:t xml:space="preserve">) . This contrasts</w:t>
-      </w:r>
-      <w:r>
-        <w:t xml:space="preserve"> </w:t>
-      </w:r>
-      <w:r>
-        <w:t xml:space="preserve">with earlier accounts where designs based on maximising species richness also</w:t>
-      </w:r>
-      <w:r>
-        <w:t xml:space="preserve"> </w:t>
-      </w:r>
-      <w:r>
-        <w:t xml:space="preserve">proved efficient to conserve multiple biodiversity facets</w:t>
-      </w:r>
-      <w:r>
-        <w:t xml:space="preserve"> </w:t>
-      </w:r>
-      <w:r>
-        <w:t xml:space="preserve">[@Willig2023ProBio]</w:t>
-      </w:r>
-      <w:r>
-        <w:t xml:space="preserve">.</w:t>
-      </w:r>
-      <w:r>
-        <w:t xml:space="preserve"> </w:t>
-      </w:r>
-      <w:r>
-        <w:t xml:space="preserve">Instead, our results highlight that more information about an entire system does</w:t>
-      </w:r>
-      <w:r>
-        <w:t xml:space="preserve"> </w:t>
-      </w:r>
-      <w:r>
-        <w:t xml:space="preserve">not always lead to more efficient monitoring, and that efforts could instead be</w:t>
-      </w:r>
-      <w:r>
-        <w:t xml:space="preserve"> </w:t>
-      </w:r>
-      <w:r>
-        <w:t xml:space="preserve">put towards identifying relevant targets with available information to guide</w:t>
-      </w:r>
-      <w:r>
-        <w:t xml:space="preserve"> </w:t>
-      </w:r>
-      <w:r>
-        <w:t xml:space="preserve">monitoring design.</w:t>
-      </w:r>
-    </w:p>
-    <w:p>
-      <w:pPr>
-        <w:pStyle w:val="BodyText"/>
-      </w:pPr>
-      <w:r>
-        <w:t xml:space="preserve">Optimizing based on the location of the realized interactions was, as expected,</w:t>
-      </w:r>
-      <w:r>
-        <w:t xml:space="preserve"> </w:t>
-      </w:r>
-      <w:r>
-        <w:t xml:space="preserve">even more efficient than targeting the species range (Figures</w:t>
-      </w:r>
-      <w:r>
-        <w:t xml:space="preserve"> </w:t>
-      </w:r>
-      <w:hyperlink w:anchor="fig-layers">
-        <w:r>
-          <w:rPr>
-            <w:rStyle w:val="Hyperlink"/>
-          </w:rPr>
-          <w:t xml:space="preserve">4</w:t>
-        </w:r>
-      </w:hyperlink>
-      <w:r>
-        <w:t xml:space="preserve">, </w:t>
-      </w:r>
-      <w:hyperlink w:anchor="fig-eff-comp">
-        <w:r>
-          <w:rPr>
-            <w:rStyle w:val="Hyperlink"/>
-          </w:rPr>
-          <w:t xml:space="preserve">5</w:t>
-        </w:r>
-      </w:hyperlink>
-      <w:r>
         <w:t xml:space="preserve">). Yet, this represents a best case scenario that is likely</w:t>
       </w:r>
       <w:r>
@@ -7031,38 +7433,13 @@
         <w:t xml:space="preserve"> </w:t>
       </w:r>
       <w:r>
-        <w:t xml:space="preserve">knowledge or reducing uncertainty over species ranges (Figures</w:t>
-      </w:r>
-      <w:r>
-        <w:t xml:space="preserve"> </w:t>
-      </w:r>
-      <w:hyperlink w:anchor="fig-layers">
-        <w:r>
-          <w:rPr>
-            <w:rStyle w:val="Hyperlink"/>
-          </w:rPr>
-          <w:t xml:space="preserve">4</w:t>
-        </w:r>
-      </w:hyperlink>
-      <w:r>
-        <w:t xml:space="preserve">, </w:t>
-      </w:r>
-      <w:hyperlink w:anchor="fig-eff-comp">
-        <w:r>
-          <w:rPr>
-            <w:rStyle w:val="Hyperlink"/>
-          </w:rPr>
-          <w:t xml:space="preserve">5</w:t>
-        </w:r>
-      </w:hyperlink>
-      <w:r>
-        <w:t xml:space="preserve">). Integrating abundances into network evaluations could be based</w:t>
-      </w:r>
-      <w:r>
-        <w:t xml:space="preserve"> </w:t>
-      </w:r>
-      <w:r>
-        <w:t xml:space="preserve">on species regional abundances</w:t>
+        <w:t xml:space="preserve">knowledge or reducing uncertainty over species ranges. Integrating abundances</w:t>
+      </w:r>
+      <w:r>
+        <w:t xml:space="preserve"> </w:t>
+      </w:r>
+      <w:r>
+        <w:t xml:space="preserve">into network evaluations could be based on species regional abundances</w:t>
       </w:r>
       <w:r>
         <w:t xml:space="preserve"> </w:t>
@@ -7074,91 +7451,94 @@
         <w:t xml:space="preserve"> </w:t>
       </w:r>
       <w:r>
-        <w:t xml:space="preserve">and would echo similar</w:t>
-      </w:r>
-      <w:r>
-        <w:t xml:space="preserve"> </w:t>
-      </w:r>
-      <w:r>
-        <w:t xml:space="preserve">calls for integration of abundances and processes into conservation</w:t>
-      </w:r>
-      <w:r>
-        <w:t xml:space="preserve"> </w:t>
-      </w:r>
-      <w:r>
-        <w:t xml:space="preserve">[@FletcherJr.2025SpeRic; @Dornelas2023LooBac; @Tobias2025BioCon]</w:t>
-      </w:r>
-      <w:r>
-        <w:t xml:space="preserve">. On the other</w:t>
-      </w:r>
-      <w:r>
-        <w:t xml:space="preserve"> </w:t>
-      </w:r>
-      <w:r>
-        <w:t xml:space="preserve">hand, our result also suggest that monitoring will become more efficient over</w:t>
-      </w:r>
-      <w:r>
-        <w:t xml:space="preserve"> </w:t>
-      </w:r>
-      <w:r>
-        <w:t xml:space="preserve">time as we keep gathering knowledge on interactions, especially if local</w:t>
-      </w:r>
-      <w:r>
-        <w:t xml:space="preserve"> </w:t>
-      </w:r>
-      <w:r>
-        <w:t xml:space="preserve">knowledge of the system and species under focus is incorporated. Such</w:t>
-      </w:r>
-      <w:r>
-        <w:t xml:space="preserve"> </w:t>
-      </w:r>
-      <w:r>
-        <w:t xml:space="preserve">opportunities should emerge in recent BON initiatives integrating Indigenous and</w:t>
-      </w:r>
-      <w:r>
-        <w:t xml:space="preserve"> </w:t>
-      </w:r>
-      <w:r>
-        <w:t xml:space="preserve">local community knowledge for an inclusive view of biodiversity change and</w:t>
-      </w:r>
-      <w:r>
-        <w:t xml:space="preserve"> </w:t>
-      </w:r>
-      <w:r>
-        <w:t xml:space="preserve">recognizing multiple ways of knowing</w:t>
-      </w:r>
-      <w:r>
-        <w:t xml:space="preserve"> </w:t>
-      </w:r>
-      <w:r>
-        <w:t xml:space="preserve">[e.g. CAN BON, @Gonzalez2025BioObs]</w:t>
-      </w:r>
-      <w:r>
-        <w:t xml:space="preserve">.</w:t>
-      </w:r>
-      <w:r>
-        <w:t xml:space="preserve"> </w:t>
-      </w:r>
-      <w:r>
-        <w:t xml:space="preserve">Overall, we should not wait for perfect knowledge: establishing operational</w:t>
-      </w:r>
-      <w:r>
-        <w:t xml:space="preserve"> </w:t>
-      </w:r>
-      <w:r>
-        <w:t xml:space="preserve">monitoring frameworks to inform biodiversity conservation and management is</w:t>
-      </w:r>
-      <w:r>
-        <w:t xml:space="preserve"> </w:t>
-      </w:r>
-      <w:r>
-        <w:t xml:space="preserve">possible as we keep gathering new information, and better ensures we translate</w:t>
-      </w:r>
-      <w:r>
-        <w:t xml:space="preserve"> </w:t>
-      </w:r>
-      <w:r>
-        <w:t xml:space="preserve">knowledge into action</w:t>
+        <w:t xml:space="preserve">and would echo similar calls for integration of</w:t>
+      </w:r>
+      <w:r>
+        <w:t xml:space="preserve"> </w:t>
+      </w:r>
+      <w:r>
+        <w:t xml:space="preserve">abundances and processes into conservation</w:t>
+      </w:r>
+      <w:r>
+        <w:t xml:space="preserve"> </w:t>
+      </w:r>
+      <w:r>
+        <w:t xml:space="preserve">[@FletcherJr.2025SpeRic;</w:t>
+      </w:r>
+      <w:r>
+        <w:t xml:space="preserve"> </w:t>
+      </w:r>
+      <w:r>
+        <w:t xml:space="preserve">@Dornelas2023LooBac; @Tobias2025BioCon]</w:t>
+      </w:r>
+      <w:r>
+        <w:t xml:space="preserve">. On the other hand, our result also</w:t>
+      </w:r>
+      <w:r>
+        <w:t xml:space="preserve"> </w:t>
+      </w:r>
+      <w:r>
+        <w:t xml:space="preserve">suggest that monitoring will become more efficient over time as we keep</w:t>
+      </w:r>
+      <w:r>
+        <w:t xml:space="preserve"> </w:t>
+      </w:r>
+      <w:r>
+        <w:t xml:space="preserve">gathering knowledge on interactions, especially if local knowledge of the system</w:t>
+      </w:r>
+      <w:r>
+        <w:t xml:space="preserve"> </w:t>
+      </w:r>
+      <w:r>
+        <w:t xml:space="preserve">and species under focus is incorporated. Such opportunities should emerge in</w:t>
+      </w:r>
+      <w:r>
+        <w:t xml:space="preserve"> </w:t>
+      </w:r>
+      <w:r>
+        <w:t xml:space="preserve">recent BON initiatives integrating Indigenous and local community knowledge for</w:t>
+      </w:r>
+      <w:r>
+        <w:t xml:space="preserve"> </w:t>
+      </w:r>
+      <w:r>
+        <w:t xml:space="preserve">an inclusive view of biodiversity change and recognizing multiple ways of</w:t>
+      </w:r>
+      <w:r>
+        <w:t xml:space="preserve"> </w:t>
+      </w:r>
+      <w:r>
+        <w:t xml:space="preserve">knowing (e.g. CAN BON,</w:t>
+      </w:r>
+      <w:r>
+        <w:t xml:space="preserve"> </w:t>
+      </w:r>
+      <w:r>
+        <w:t xml:space="preserve">). Overall, we</w:t>
+      </w:r>
+      <w:r>
+        <w:t xml:space="preserve"> </w:t>
+      </w:r>
+      <w:r>
+        <w:t xml:space="preserve">should not wait for perfect knowledge: establishing operational monitoring</w:t>
+      </w:r>
+      <w:r>
+        <w:t xml:space="preserve"> </w:t>
+      </w:r>
+      <w:r>
+        <w:t xml:space="preserve">frameworks to inform biodiversity conservation and management is possible as we</w:t>
+      </w:r>
+      <w:r>
+        <w:t xml:space="preserve"> </w:t>
+      </w:r>
+      <w:r>
+        <w:t xml:space="preserve">keep gathering new information, and better ensures we translate knowledge into</w:t>
+      </w:r>
+      <w:r>
+        <w:t xml:space="preserve"> </w:t>
+      </w:r>
+      <w:r>
+        <w:t xml:space="preserve">action</w:t>
       </w:r>
       <w:r>
         <w:t xml:space="preserve"> </w:t>
@@ -7248,55 +7628,121 @@
         <w:t xml:space="preserve"> </w:t>
       </w:r>
       <w:r>
-        <w:t xml:space="preserve">range size offers an important margin that changes the information we can use to</w:t>
-      </w:r>
-      <w:r>
-        <w:t xml:space="preserve"> </w:t>
-      </w:r>
-      <w:r>
-        <w:t xml:space="preserve">guide BON design. For instance, our test case of underestimating a species range</w:t>
-      </w:r>
-      <w:r>
-        <w:t xml:space="preserve"> </w:t>
-      </w:r>
-      <w:r>
-        <w:t xml:space="preserve">highlights that we could focus mainly on the most certain parts of a species</w:t>
-      </w:r>
-      <w:r>
-        <w:t xml:space="preserve"> </w:t>
-      </w:r>
-      <w:r>
-        <w:t xml:space="preserve">range prediction (e.g. using conformal predictions along with species</w:t>
-      </w:r>
-      <w:r>
-        <w:t xml:space="preserve"> </w:t>
-      </w:r>
-      <w:r>
-        <w:t xml:space="preserve">distribution models,</w:t>
-      </w:r>
-      <w:r>
-        <w:t xml:space="preserve"> </w:t>
-      </w:r>
-      <w:r>
-        <w:t xml:space="preserve">) and expect similar</w:t>
-      </w:r>
-      <w:r>
-        <w:t xml:space="preserve"> </w:t>
-      </w:r>
-      <w:r>
-        <w:t xml:space="preserve">monitoring efficiency. On the opposite side, in terms of range size, our</w:t>
-      </w:r>
-      <w:r>
-        <w:t xml:space="preserve"> </w:t>
-      </w:r>
-      <w:r>
-        <w:t xml:space="preserve">overestimation test case is more analogous to a model focusing on the potential</w:t>
-      </w:r>
-      <w:r>
-        <w:t xml:space="preserve"> </w:t>
-      </w:r>
-      <w:r>
-        <w:t xml:space="preserve">distribution rather than the realized distribution.</w:t>
+        <w:t xml:space="preserve">range size offers an important margin that changes the completeness of</w:t>
+      </w:r>
+      <w:r>
+        <w:t xml:space="preserve"> </w:t>
+      </w:r>
+      <w:r>
+        <w:t xml:space="preserve">information needed to guide BON design. For instance, our test case of</w:t>
+      </w:r>
+      <w:r>
+        <w:t xml:space="preserve"> </w:t>
+      </w:r>
+      <w:r>
+        <w:t xml:space="preserve">underestimating a species range highlights that we could focus mainly on the</w:t>
+      </w:r>
+      <w:r>
+        <w:t xml:space="preserve"> </w:t>
+      </w:r>
+      <w:r>
+        <w:t xml:space="preserve">most certain parts of a predicted species range (e.g. using conformal prediction</w:t>
+      </w:r>
+      <w:r>
+        <w:t xml:space="preserve"> </w:t>
+      </w:r>
+      <w:r>
+        <w:t xml:space="preserve">and credible presence outcomes along with species distribution models,</w:t>
+      </w:r>
+      <w:r>
+        <w:t xml:space="preserve"> </w:t>
+      </w:r>
+      <w:r>
+        <w:t xml:space="preserve">) and expect similar monitoring efficiency.</w:t>
+      </w:r>
+      <w:r>
+        <w:t xml:space="preserve"> </w:t>
+      </w:r>
+      <w:r>
+        <w:t xml:space="preserve">In certain cases, efficiency could be maintained even with highly restricted</w:t>
+      </w:r>
+      <w:r>
+        <w:t xml:space="preserve"> </w:t>
+      </w:r>
+      <w:r>
+        <w:t xml:space="preserve">ranges (up to 50% estimation offsets), although such strategies would warrant</w:t>
+      </w:r>
+      <w:r>
+        <w:t xml:space="preserve"> </w:t>
+      </w:r>
+      <w:r>
+        <w:t xml:space="preserve">further investigation before implementation given the high variance and wider</w:t>
+      </w:r>
+      <w:r>
+        <w:t xml:space="preserve"> </w:t>
+      </w:r>
+      <w:r>
+        <w:t xml:space="preserve">range of possible outcomes we observed. On the opposite side, our range</w:t>
+      </w:r>
+      <w:r>
+        <w:t xml:space="preserve"> </w:t>
+      </w:r>
+      <w:r>
+        <w:t xml:space="preserve">overestimation test case is more analogous to an approach focusing on the</w:t>
+      </w:r>
+      <w:r>
+        <w:t xml:space="preserve"> </w:t>
+      </w:r>
+      <w:r>
+        <w:t xml:space="preserve">potential distribution rather than the realized distribution. While the 10%</w:t>
+      </w:r>
+      <w:r>
+        <w:t xml:space="preserve"> </w:t>
+      </w:r>
+      <w:r>
+        <w:t xml:space="preserve">tolerance zone confirms some flexibility regarding overestimation, our results</w:t>
+      </w:r>
+      <w:r>
+        <w:t xml:space="preserve"> </w:t>
+      </w:r>
+      <w:r>
+        <w:t xml:space="preserve">highlight that linear decreases in efficiency should be expected as</w:t>
+      </w:r>
+      <w:r>
+        <w:t xml:space="preserve"> </w:t>
+      </w:r>
+      <w:r>
+        <w:t xml:space="preserve">non-informative sites (regarding the monitoring objective) are added to the BON.</w:t>
+      </w:r>
+      <w:r>
+        <w:t xml:space="preserve"> </w:t>
+      </w:r>
+      <w:r>
+        <w:t xml:space="preserve">Yet, as this linear trend is predictable and showed lesser variance, losses in</w:t>
+      </w:r>
+      <w:r>
+        <w:t xml:space="preserve"> </w:t>
+      </w:r>
+      <w:r>
+        <w:t xml:space="preserve">efficiency can be controlled for during the planning phase to balance</w:t>
+      </w:r>
+      <w:r>
+        <w:t xml:space="preserve"> </w:t>
+      </w:r>
+      <w:r>
+        <w:t xml:space="preserve">exploration of potential areas of interest and exploitation of more certain ones</w:t>
+      </w:r>
+      <w:r>
+        <w:t xml:space="preserve"> </w:t>
+      </w:r>
+      <w:r>
+        <w:t xml:space="preserve">(tying in with existing work on adaptive sampling, e.g.</w:t>
+      </w:r>
+      <w:r>
+        <w:t xml:space="preserve"> </w:t>
+      </w:r>
+      <w:r>
+        <w:t xml:space="preserve">).</w:t>
       </w:r>
     </w:p>
     <w:p>
@@ -7308,7 +7754,7 @@
           <w:i/>
           <w:iCs/>
         </w:rPr>
-        <w:t xml:space="preserve">Recommendations for monitoring</w:t>
+        <w:t xml:space="preserve">Results and model applicability</w:t>
       </w:r>
     </w:p>
     <w:p>
@@ -7316,61 +7762,297 @@
         <w:pStyle w:val="BodyText"/>
       </w:pPr>
       <w:r>
-        <w:t xml:space="preserve">Documenting species interactions extensively requires higher sampling efforts</w:t>
-      </w:r>
-      <w:r>
-        <w:t xml:space="preserve"> </w:t>
-      </w:r>
-      <w:r>
-        <w:t xml:space="preserve">than required to document species ranges. While spatially balanced designs are</w:t>
-      </w:r>
-      <w:r>
-        <w:t xml:space="preserve"> </w:t>
-      </w:r>
-      <w:r>
-        <w:t xml:space="preserve">efficient in general purpose biodiversity monitoring, species interactions may</w:t>
-      </w:r>
-      <w:r>
-        <w:t xml:space="preserve"> </w:t>
-      </w:r>
-      <w:r>
-        <w:t xml:space="preserve">be better served by specifically-optimized monitoring designs. To do so, we show</w:t>
-      </w:r>
-      <w:r>
-        <w:t xml:space="preserve"> </w:t>
-      </w:r>
-      <w:r>
-        <w:t xml:space="preserve">the importance of selecting a appropriate target (e.g. a focal species’</w:t>
-      </w:r>
-      <w:r>
-        <w:t xml:space="preserve"> </w:t>
-      </w:r>
-      <w:r>
-        <w:t xml:space="preserve">interaction) and using attainable information restricting the phenomenon (here</w:t>
-      </w:r>
-      <w:r>
-        <w:t xml:space="preserve"> </w:t>
-      </w:r>
-      <w:r>
-        <w:t xml:space="preserve">the species range) to optimize monitoring designs efficiently. There is a degree</w:t>
-      </w:r>
-      <w:r>
-        <w:t xml:space="preserve"> </w:t>
-      </w:r>
-      <w:r>
-        <w:t xml:space="preserve">of tolerance in the level of exact information needed (similar to range over-</w:t>
-      </w:r>
-      <w:r>
-        <w:t xml:space="preserve"> </w:t>
-      </w:r>
-      <w:r>
-        <w:t xml:space="preserve">and underestimation), therefore available information should be used as soon as</w:t>
-      </w:r>
-      <w:r>
-        <w:t xml:space="preserve"> </w:t>
-      </w:r>
-      <w:r>
-        <w:t xml:space="preserve">possible to guide monitoring.</w:t>
+        <w:t xml:space="preserve">We developed our results using the niche model, which aligns well with food webs</w:t>
+      </w:r>
+      <w:r>
+        <w:t xml:space="preserve"> </w:t>
+      </w:r>
+      <w:r>
+        <w:t xml:space="preserve">of predator-prey interactions, yet our simulation approach could be extended to</w:t>
+      </w:r>
+      <w:r>
+        <w:t xml:space="preserve"> </w:t>
+      </w:r>
+      <w:r>
+        <w:t xml:space="preserve">other systems. The niche model performs well at reproducing food web structure</w:t>
+      </w:r>
+      <w:r>
+        <w:t xml:space="preserve"> </w:t>
+      </w:r>
+      <w:r>
+        <w:t xml:space="preserve">within the range of parameters we used here</w:t>
+      </w:r>
+      <w:r>
+        <w:t xml:space="preserve"> </w:t>
+      </w:r>
+      <w:r>
+        <w:t xml:space="preserve">[@Williams2000SimRul;</w:t>
+      </w:r>
+      <w:r>
+        <w:t xml:space="preserve"> </w:t>
+      </w:r>
+      <w:r>
+        <w:t xml:space="preserve">@Williams2008SucIts]</w:t>
+      </w:r>
+      <w:r>
+        <w:t xml:space="preserve">; therefore, we expect our site-selection strategies and</w:t>
+      </w:r>
+      <w:r>
+        <w:t xml:space="preserve"> </w:t>
+      </w:r>
+      <w:r>
+        <w:t xml:space="preserve">optimization test results to hold in similar systems. In contrast, the niche</w:t>
+      </w:r>
+      <w:r>
+        <w:t xml:space="preserve"> </w:t>
+      </w:r>
+      <w:r>
+        <w:t xml:space="preserve">model tends to underestimate the proportion of herbivores and can perform worse</w:t>
+      </w:r>
+      <w:r>
+        <w:t xml:space="preserve"> </w:t>
+      </w:r>
+      <w:r>
+        <w:t xml:space="preserve">at high species richness, poorly matching extremely rich and highly resolved</w:t>
+      </w:r>
+      <w:r>
+        <w:t xml:space="preserve"> </w:t>
+      </w:r>
+      <w:r>
+        <w:t xml:space="preserve">food webs</w:t>
+      </w:r>
+      <w:r>
+        <w:t xml:space="preserve"> </w:t>
+      </w:r>
+      <w:r>
+        <w:t xml:space="preserve">[@Williams2008SucIts; @Hale2024HigRes]</w:t>
+      </w:r>
+      <w:r>
+        <w:t xml:space="preserve">. Our conclusions were not</w:t>
+      </w:r>
+      <w:r>
+        <w:t xml:space="preserve"> </w:t>
+      </w:r>
+      <w:r>
+        <w:t xml:space="preserve">tested in such systems, where identifying target species for focal monitoring</w:t>
+      </w:r>
+      <w:r>
+        <w:t xml:space="preserve"> </w:t>
+      </w:r>
+      <w:r>
+        <w:t xml:space="preserve">may in any case be challenging. In these cases, spatially balanced monitoring</w:t>
+      </w:r>
+      <w:r>
+        <w:t xml:space="preserve"> </w:t>
+      </w:r>
+      <w:r>
+        <w:t xml:space="preserve">plans may be more effective. Nonetheless, our simulation approach is compatible</w:t>
+      </w:r>
+      <w:r>
+        <w:t xml:space="preserve"> </w:t>
+      </w:r>
+      <w:r>
+        <w:t xml:space="preserve">with other network generators, including variations over the classical niche</w:t>
+      </w:r>
+      <w:r>
+        <w:t xml:space="preserve"> </w:t>
+      </w:r>
+      <w:r>
+        <w:t xml:space="preserve">model or generators for different network types (e.g. bipartite and</w:t>
+      </w:r>
+      <w:r>
+        <w:t xml:space="preserve"> </w:t>
+      </w:r>
+      <w:r>
+        <w:t xml:space="preserve">plant-pollinator,</w:t>
+      </w:r>
+      <w:r>
+        <w:t xml:space="preserve"> </w:t>
+      </w:r>
+      <w:r>
+        <w:t xml:space="preserve"> </w:t>
+      </w:r>
+      <w:r>
+        <w:t xml:space="preserve">), as well as documented or predicted</w:t>
+      </w:r>
+      <w:r>
+        <w:t xml:space="preserve"> </w:t>
+      </w:r>
+      <w:r>
+        <w:t xml:space="preserve">metawebs. For instance, the niche model could be parameterized for specific,</w:t>
+      </w:r>
+      <w:r>
+        <w:t xml:space="preserve"> </w:t>
+      </w:r>
+      <w:r>
+        <w:t xml:space="preserve">size-structured empirical systems</w:t>
+      </w:r>
+      <w:r>
+        <w:t xml:space="preserve"> </w:t>
+      </w:r>
+      <w:r>
+        <w:t xml:space="preserve">[@Gravel2013InfFoo]</w:t>
+      </w:r>
+      <w:r>
+        <w:t xml:space="preserve">, while herbivory</w:t>
+      </w:r>
+      <w:r>
+        <w:t xml:space="preserve"> </w:t>
+      </w:r>
+      <w:r>
+        <w:t xml:space="preserve">interactions could be included using documented food webs in place of a</w:t>
+      </w:r>
+      <w:r>
+        <w:t xml:space="preserve"> </w:t>
+      </w:r>
+      <w:r>
+        <w:t xml:space="preserve">simulated metaweb</w:t>
+      </w:r>
+      <w:r>
+        <w:t xml:space="preserve"> </w:t>
+      </w:r>
+      <w:r>
+        <w:t xml:space="preserve">[@Hale2024HigRes]</w:t>
+      </w:r>
+      <w:r>
+        <w:t xml:space="preserve">. Future studies could explore multilayer</w:t>
+      </w:r>
+      <w:r>
+        <w:t xml:space="preserve"> </w:t>
+      </w:r>
+      <w:r>
+        <w:t xml:space="preserve">networks with high potential to inform conservation and management by</w:t>
+      </w:r>
+      <w:r>
+        <w:t xml:space="preserve"> </w:t>
+      </w:r>
+      <w:r>
+        <w:t xml:space="preserve">integrating several interaction types, information across levels of biological</w:t>
+      </w:r>
+      <w:r>
+        <w:t xml:space="preserve"> </w:t>
+      </w:r>
+      <w:r>
+        <w:t xml:space="preserve">organization, as well as socio-ecological considerations into monitoring designs</w:t>
+      </w:r>
+      <w:r>
+        <w:t xml:space="preserve"> </w:t>
+      </w:r>
+      <w:r>
+        <w:t xml:space="preserve">[@Madeira2024MulBio; @deJuan2023UndSoc]</w:t>
+      </w:r>
+      <w:r>
+        <w:t xml:space="preserve">.</w:t>
+      </w:r>
+    </w:p>
+    <w:p>
+      <w:pPr>
+        <w:pStyle w:val="BodyText"/>
+      </w:pPr>
+      <w:r>
+        <w:rPr>
+          <w:i/>
+          <w:iCs/>
+        </w:rPr>
+        <w:t xml:space="preserve">Recommendations for monitoring</w:t>
+      </w:r>
+    </w:p>
+    <w:p>
+      <w:pPr>
+        <w:pStyle w:val="BodyText"/>
+      </w:pPr>
+      <w:r>
+        <w:t xml:space="preserve">Species interactions are costly enough to sample that targeted approaches making</w:t>
+      </w:r>
+      <w:r>
+        <w:t xml:space="preserve"> </w:t>
+      </w:r>
+      <w:r>
+        <w:t xml:space="preserve">use of available natural history information (e.g. species ranges or preferred</w:t>
+      </w:r>
+      <w:r>
+        <w:t xml:space="preserve"> </w:t>
+      </w:r>
+      <w:r>
+        <w:t xml:space="preserve">habitats) might be crucial to integrate them into developing monitoring</w:t>
+      </w:r>
+      <w:r>
+        <w:t xml:space="preserve"> </w:t>
+      </w:r>
+      <w:r>
+        <w:t xml:space="preserve">programs, where they are currently lacking (e.g. European BON and CAN BON,</w:t>
+      </w:r>
+      <w:r>
+        <w:t xml:space="preserve"> </w:t>
+      </w:r>
+      <w:r>
+        <w:t xml:space="preserve">;</w:t>
+      </w:r>
+      <w:r>
+        <w:t xml:space="preserve"> </w:t>
+      </w:r>
+      <w:r>
+        <w:t xml:space="preserve">).</w:t>
+      </w:r>
+      <w:r>
+        <w:t xml:space="preserve"> </w:t>
+      </w:r>
+      <w:r>
+        <w:t xml:space="preserve">While spatially balanced designs are efficient for more generic biodiversity</w:t>
+      </w:r>
+      <w:r>
+        <w:t xml:space="preserve"> </w:t>
+      </w:r>
+      <w:r>
+        <w:t xml:space="preserve">monitoring purposes, species interactions may be better sampled using optimized</w:t>
+      </w:r>
+      <w:r>
+        <w:t xml:space="preserve"> </w:t>
+      </w:r>
+      <w:r>
+        <w:t xml:space="preserve">monitoring designs targeting focal species, or locations where species are known</w:t>
+      </w:r>
+      <w:r>
+        <w:t xml:space="preserve"> </w:t>
+      </w:r>
+      <w:r>
+        <w:t xml:space="preserve">to exist. In this manuscript, we demonstrate how this can be achieved by</w:t>
+      </w:r>
+      <w:r>
+        <w:t xml:space="preserve"> </w:t>
+      </w:r>
+      <w:r>
+        <w:t xml:space="preserve">selecting an appropriate target (e.g. the interactions of a focal species) and</w:t>
+      </w:r>
+      <w:r>
+        <w:t xml:space="preserve"> </w:t>
+      </w:r>
+      <w:r>
+        <w:t xml:space="preserve">using attainable information (here the species range) to optimize monitoring</w:t>
+      </w:r>
+      <w:r>
+        <w:t xml:space="preserve"> </w:t>
+      </w:r>
+      <w:r>
+        <w:t xml:space="preserve">designs efficiently. We show that there is a degree of tolerance to the level of</w:t>
+      </w:r>
+      <w:r>
+        <w:t xml:space="preserve"> </w:t>
+      </w:r>
+      <w:r>
+        <w:t xml:space="preserve">information precision needed for optimization (which we explored via range over-</w:t>
+      </w:r>
+      <w:r>
+        <w:t xml:space="preserve"> </w:t>
+      </w:r>
+      <w:r>
+        <w:t xml:space="preserve">and underestimation), highlighting that available information, albeit imperfect,</w:t>
+      </w:r>
+      <w:r>
+        <w:t xml:space="preserve"> </w:t>
+      </w:r>
+      <w:r>
+        <w:t xml:space="preserve">can already be used to guide species interaction monitoring.</w:t>
       </w:r>
     </w:p>
     <w:bookmarkEnd w:id="50"/>
@@ -7394,25 +8076,43 @@
         <w:t xml:space="preserve"> </w:t>
       </w:r>
       <w:r>
-        <w:t xml:space="preserve">558643) and the FRQNT doctoral scholarship (grant no. 301750). TP was funded</w:t>
-      </w:r>
-      <w:r>
-        <w:t xml:space="preserve"> </w:t>
-      </w:r>
-      <w:r>
-        <w:t xml:space="preserve">through award no. 223764/Z/21/Z from the Wellcome Trust, by the Discovery Grant</w:t>
-      </w:r>
-      <w:r>
-        <w:t xml:space="preserve"> </w:t>
-      </w:r>
-      <w:r>
-        <w:t xml:space="preserve">program of NSERC, through a donation from the Courtois Foundation. MDC is funded</w:t>
-      </w:r>
-      <w:r>
-        <w:t xml:space="preserve"> </w:t>
-      </w:r>
-      <w:r>
-        <w:t xml:space="preserve">by an IVADO Postdoctoral Fellowship. We thank the members of the</w:t>
+        <w:t xml:space="preserve">558643) and the FRQNT doctoral scholarship (grant no. 301750,</w:t>
+      </w:r>
+      <w:r>
+        <w:t xml:space="preserve"> </w:t>
+      </w:r>
+      <w:r>
+        <w:t xml:space="preserve">https://doi.org/10.69777/301750). TP was funded through award no. 223764/Z/21/Z</w:t>
+      </w:r>
+      <w:r>
+        <w:t xml:space="preserve"> </w:t>
+      </w:r>
+      <w:r>
+        <w:t xml:space="preserve">from the Wellcome Trust, by the Discovery Grant program of NSERC, through a</w:t>
+      </w:r>
+      <w:r>
+        <w:t xml:space="preserve"> </w:t>
+      </w:r>
+      <w:r>
+        <w:t xml:space="preserve">donation from the Courtois Foundation. MDC is funded by an IVADO Postdoctoral</w:t>
+      </w:r>
+      <w:r>
+        <w:t xml:space="preserve"> </w:t>
+      </w:r>
+      <w:r>
+        <w:t xml:space="preserve">Fellowship. This research was enabled in part by support provided by Calcul</w:t>
+      </w:r>
+      <w:r>
+        <w:t xml:space="preserve"> </w:t>
+      </w:r>
+      <w:r>
+        <w:t xml:space="preserve">Québec (calculquebec.ca) and the Digital Research Alliance of Canada</w:t>
+      </w:r>
+      <w:r>
+        <w:t xml:space="preserve"> </w:t>
+      </w:r>
+      <w:r>
+        <w:t xml:space="preserve">(alliancecan.ca). We thank the members of the</w:t>
       </w:r>
       <w:r>
         <w:t xml:space="preserve"> </w:t>
@@ -7422,7 +8122,7 @@
           <w:i/>
           <w:iCs/>
         </w:rPr>
-        <w:t xml:space="preserve">Laboratoire</w:t>
+        <w:t xml:space="preserve">Laboratoire d’Écologie Prédictive</w:t>
       </w:r>
       <w:r>
         <w:rPr>
@@ -7436,19 +8136,19 @@
           <w:i/>
           <w:iCs/>
         </w:rPr>
-        <w:t xml:space="preserve">d’Écologie Prédictive et Interprétable pour la Crise de la Biodiversité</w:t>
-      </w:r>
-      <w:r>
-        <w:t xml:space="preserve"> </w:t>
-      </w:r>
-      <w:r>
-        <w:t xml:space="preserve">in</w:t>
-      </w:r>
-      <w:r>
-        <w:t xml:space="preserve"> </w:t>
-      </w:r>
-      <w:r>
-        <w:t xml:space="preserve">Montréal, QC, and of the Predictive Ecology team at the</w:t>
+        <w:t xml:space="preserve">et Interprétable pour la Crise de la Biodiversité</w:t>
+      </w:r>
+      <w:r>
+        <w:t xml:space="preserve"> </w:t>
+      </w:r>
+      <w:r>
+        <w:t xml:space="preserve">in Montréal, QC, and of the</w:t>
+      </w:r>
+      <w:r>
+        <w:t xml:space="preserve"> </w:t>
+      </w:r>
+      <w:r>
+        <w:t xml:space="preserve">Predictive Ecology team at the</w:t>
       </w:r>
       <w:r>
         <w:t xml:space="preserve"> </w:t>
@@ -7458,33 +8158,19 @@
           <w:i/>
           <w:iCs/>
         </w:rPr>
-        <w:t xml:space="preserve">Pacific Forestry</w:t>
-      </w:r>
-      <w:r>
-        <w:rPr>
-          <w:i/>
-          <w:iCs/>
-        </w:rPr>
-        <w:t xml:space="preserve"> </w:t>
-      </w:r>
-      <w:r>
-        <w:rPr>
-          <w:i/>
-          <w:iCs/>
-        </w:rPr>
-        <w:t xml:space="preserve">Centre</w:t>
-      </w:r>
-      <w:r>
-        <w:t xml:space="preserve"> </w:t>
-      </w:r>
-      <w:r>
-        <w:t xml:space="preserve">in Victoria, BC, for their constructive comments during discussions of</w:t>
-      </w:r>
-      <w:r>
-        <w:t xml:space="preserve"> </w:t>
-      </w:r>
-      <w:r>
-        <w:t xml:space="preserve">this manuscript.</w:t>
+        <w:t xml:space="preserve">Pacific Forestry Centre</w:t>
+      </w:r>
+      <w:r>
+        <w:t xml:space="preserve"> </w:t>
+      </w:r>
+      <w:r>
+        <w:t xml:space="preserve">in Victoria, BC, for</w:t>
+      </w:r>
+      <w:r>
+        <w:t xml:space="preserve"> </w:t>
+      </w:r>
+      <w:r>
+        <w:t xml:space="preserve">their constructive comments during discussions of this manuscript.</w:t>
       </w:r>
     </w:p>
     <w:bookmarkEnd w:id="51"/>
